--- a/Отчет по УП.docx
+++ b/Отчет по УП.docx
@@ -14755,16 +14755,14 @@
               </w:rPr>
               <w:t xml:space="preserve">Управлять сложными </w:t>
             </w:r>
-            <w:proofErr w:type="spellStart"/>
             <w:r>
               <w:rPr>
                 <w:rFonts w:ascii="Times New Roman" w:hAnsi="Times New Roman" w:cs="Times New Roman"/>
                 <w:sz w:val="28"/>
                 <w:szCs w:val="28"/>
               </w:rPr>
-              <w:t>initiatives</w:t>
-            </w:r>
-            <w:proofErr w:type="spellEnd"/>
+              <w:t>проектами</w:t>
+            </w:r>
             <w:r>
               <w:rPr>
                 <w:rFonts w:ascii="Times New Roman" w:hAnsi="Times New Roman" w:cs="Times New Roman"/>
@@ -15117,7 +15115,7 @@
                 <w:sz w:val="28"/>
                 <w:szCs w:val="28"/>
               </w:rPr>
-              <w:t>deadlines</w:t>
+              <w:t>дедлайны</w:t>
             </w:r>
             <w:proofErr w:type="spellEnd"/>
             <w:r>
@@ -21603,18 +21601,18 @@
           <w:sz w:val="28"/>
           <w:szCs w:val="28"/>
         </w:rPr>
-        <w:t xml:space="preserve">Управление проектами — организация сложных </w:t>
-      </w:r>
-      <w:proofErr w:type="spellStart"/>
-      <w:r>
-        <w:rPr>
-          <w:rFonts w:ascii="Times New Roman" w:hAnsi="Times New Roman" w:cs="Times New Roman"/>
-          <w:sz w:val="28"/>
-          <w:szCs w:val="28"/>
-        </w:rPr>
-        <w:t>initiatives</w:t>
-      </w:r>
-      <w:proofErr w:type="spellEnd"/>
+        <w:t>Управление п</w:t>
+      </w:r>
+      <w:r>
+        <w:rPr>
+          <w:rFonts w:ascii="Times New Roman" w:hAnsi="Times New Roman" w:cs="Times New Roman"/>
+          <w:sz w:val="28"/>
+          <w:szCs w:val="28"/>
+        </w:rPr>
+        <w:t>роектами — организация сложных проектов</w:t>
+      </w:r>
+      <w:bookmarkStart w:id="27" w:name="_GoBack"/>
+      <w:bookmarkEnd w:id="27"/>
       <w:r>
         <w:rPr>
           <w:rFonts w:ascii="Times New Roman" w:hAnsi="Times New Roman" w:cs="Times New Roman"/>
@@ -21798,7 +21796,7 @@
           <w:color w:val="auto"/>
         </w:rPr>
       </w:pPr>
-      <w:bookmarkStart w:id="27" w:name="_Toc213867274"/>
+      <w:bookmarkStart w:id="28" w:name="_Toc213867274"/>
       <w:r>
         <w:rPr>
           <w:rFonts w:ascii="Times New Roman" w:hAnsi="Times New Roman" w:cs="Times New Roman"/>
@@ -21809,7 +21807,7 @@
         <w:lastRenderedPageBreak/>
         <w:t>ЗАКЛЮЧЕНИЕ</w:t>
       </w:r>
-      <w:bookmarkEnd w:id="27"/>
+      <w:bookmarkEnd w:id="28"/>
     </w:p>
     <w:p>
       <w:pPr>
@@ -22008,7 +22006,7 @@
           <w:color w:val="auto"/>
         </w:rPr>
       </w:pPr>
-      <w:bookmarkStart w:id="28" w:name="_Toc213867275"/>
+      <w:bookmarkStart w:id="29" w:name="_Toc213867275"/>
       <w:r>
         <w:rPr>
           <w:rFonts w:ascii="Times New Roman" w:hAnsi="Times New Roman" w:cs="Times New Roman"/>
@@ -22019,7 +22017,7 @@
         <w:lastRenderedPageBreak/>
         <w:t>СПИСОК ИСПОЛЬЗОВАННЫХ ИСТОЧНИКОВ</w:t>
       </w:r>
-      <w:bookmarkEnd w:id="28"/>
+      <w:bookmarkEnd w:id="29"/>
     </w:p>
     <w:p>
       <w:pPr>
@@ -22399,17 +22397,7 @@
           <w:sz w:val="28"/>
           <w:szCs w:val="28"/>
         </w:rPr>
-        <w:t>Docume</w:t>
-      </w:r>
-      <w:bookmarkStart w:id="29" w:name="_GoBack"/>
-      <w:bookmarkEnd w:id="29"/>
-      <w:r>
-        <w:rPr>
-          <w:rFonts w:ascii="Times New Roman" w:hAnsi="Times New Roman" w:cs="Times New Roman"/>
-          <w:sz w:val="28"/>
-          <w:szCs w:val="28"/>
-        </w:rPr>
-        <w:t>ntation</w:t>
+        <w:t>Documentation</w:t>
       </w:r>
       <w:proofErr w:type="spellEnd"/>
       <w:r>
@@ -23363,7 +23351,7 @@
             <w:sz w:val="24"/>
             <w:szCs w:val="24"/>
           </w:rPr>
-          <w:t>17</w:t>
+          <w:t>32</w:t>
         </w:r>
         <w:r>
           <w:rPr>
@@ -29643,7 +29631,7 @@
 </file>
 
 <file path=customXml/itemProps1.xml><?xml version="1.0" encoding="utf-8"?>
-<ds:datastoreItem xmlns:ds="http://schemas.openxmlformats.org/officeDocument/2006/customXml" ds:itemID="{1CB8EC5E-5B16-405E-A30C-0A5E819D510C}">
+<ds:datastoreItem xmlns:ds="http://schemas.openxmlformats.org/officeDocument/2006/customXml" ds:itemID="{DCC4D31F-2A93-4ECD-8CCB-EB78F34AA83A}">
   <ds:schemaRefs>
     <ds:schemaRef ds:uri="http://schemas.openxmlformats.org/officeDocument/2006/bibliography"/>
   </ds:schemaRefs>

--- a/Отчет по УП.docx
+++ b/Отчет по УП.docx
@@ -254,22 +254,8 @@
           <w:vertAlign w:val="superscript"/>
           <w:lang w:eastAsia="ru-RU"/>
         </w:rPr>
-        <w:t>(</w:t>
-      </w:r>
-      <w:proofErr w:type="gramStart"/>
-      <w:r>
-        <w:rPr>
-          <w:rFonts w:ascii="Times New Roman" w:eastAsia="Times New Roman" w:hAnsi="Times New Roman" w:cs="Times New Roman"/>
-          <w:i/>
-          <w:color w:val="000000"/>
-          <w:sz w:val="24"/>
-          <w:szCs w:val="24"/>
-          <w:vertAlign w:val="superscript"/>
-          <w:lang w:eastAsia="ru-RU"/>
-        </w:rPr>
-        <w:t xml:space="preserve">должность,   </w:t>
-      </w:r>
-      <w:proofErr w:type="gramEnd"/>
+        <w:t xml:space="preserve">(должность,   </w:t>
+      </w:r>
       <w:r>
         <w:rPr>
           <w:rFonts w:ascii="Times New Roman" w:eastAsia="Times New Roman" w:hAnsi="Times New Roman" w:cs="Times New Roman"/>
@@ -404,29 +390,7 @@
           <w:szCs w:val="24"/>
           <w:lang w:eastAsia="ru-RU"/>
         </w:rPr>
-        <w:t xml:space="preserve">Дата </w:t>
-      </w:r>
-      <w:proofErr w:type="gramStart"/>
-      <w:r>
-        <w:rPr>
-          <w:rFonts w:ascii="Times New Roman" w:eastAsia="Times New Roman" w:hAnsi="Times New Roman" w:cs="Times New Roman"/>
-          <w:color w:val="000000"/>
-          <w:sz w:val="24"/>
-          <w:szCs w:val="24"/>
-          <w:lang w:eastAsia="ru-RU"/>
-        </w:rPr>
-        <w:t>« _</w:t>
-      </w:r>
-      <w:proofErr w:type="gramEnd"/>
-      <w:r>
-        <w:rPr>
-          <w:rFonts w:ascii="Times New Roman" w:eastAsia="Times New Roman" w:hAnsi="Times New Roman" w:cs="Times New Roman"/>
-          <w:color w:val="000000"/>
-          <w:sz w:val="24"/>
-          <w:szCs w:val="24"/>
-          <w:lang w:eastAsia="ru-RU"/>
-        </w:rPr>
-        <w:t xml:space="preserve">_» ____________ </w:t>
+        <w:t xml:space="preserve">Дата « __» ____________ </w:t>
       </w:r>
       <w:r>
         <w:rPr>
@@ -5932,21 +5896,7 @@
               <w:rPr>
                 <w:rFonts w:ascii="Times New Roman" w:eastAsia="Times New Roman" w:hAnsi="Times New Roman" w:cs="Times New Roman"/>
               </w:rPr>
-              <w:t xml:space="preserve">Осуществлять </w:t>
-            </w:r>
-            <w:proofErr w:type="spellStart"/>
-            <w:r>
-              <w:rPr>
-                <w:rFonts w:ascii="Times New Roman" w:eastAsia="Times New Roman" w:hAnsi="Times New Roman" w:cs="Times New Roman"/>
-              </w:rPr>
-              <w:t>ревьюирование</w:t>
-            </w:r>
-            <w:proofErr w:type="spellEnd"/>
-            <w:r>
-              <w:rPr>
-                <w:rFonts w:ascii="Times New Roman" w:eastAsia="Times New Roman" w:hAnsi="Times New Roman" w:cs="Times New Roman"/>
-              </w:rPr>
-              <w:t xml:space="preserve"> программного кода в соответствии с технической документацией.</w:t>
+              <w:t>Осуществлять ревьюирование программного кода в соответствии с технической документацией.</w:t>
             </w:r>
           </w:p>
         </w:tc>
@@ -8664,6 +8614,7 @@
           <w:docPartUnique/>
         </w:docPartObj>
       </w:sdtPr>
+      <w:sdtEndPr/>
       <w:sdtContent>
         <w:p>
           <w:pPr>
@@ -11227,25 +11178,7 @@
           <w:sz w:val="28"/>
           <w:szCs w:val="28"/>
         </w:rPr>
-        <w:t xml:space="preserve"> как законченного продукта с размещением артефактов </w:t>
-      </w:r>
-      <w:proofErr w:type="gramStart"/>
-      <w:r>
-        <w:rPr>
-          <w:rFonts w:ascii="Times New Roman" w:hAnsi="Times New Roman" w:cs="Times New Roman"/>
-          <w:sz w:val="28"/>
-          <w:szCs w:val="28"/>
-        </w:rPr>
-        <w:t>на  онлайн</w:t>
-      </w:r>
-      <w:proofErr w:type="gramEnd"/>
-      <w:r>
-        <w:rPr>
-          <w:rFonts w:ascii="Times New Roman" w:hAnsi="Times New Roman" w:cs="Times New Roman"/>
-          <w:sz w:val="28"/>
-          <w:szCs w:val="28"/>
-        </w:rPr>
-        <w:t>-хостинге</w:t>
+        <w:t xml:space="preserve"> как законченного продукта с размещением артефактов на  онлайн-хостинге</w:t>
       </w:r>
       <w:r>
         <w:rPr>
@@ -12348,25 +12281,7 @@
           <w:sz w:val="28"/>
           <w:szCs w:val="28"/>
         </w:rPr>
-        <w:t>(</w:t>
-      </w:r>
-      <w:proofErr w:type="gramStart"/>
-      <w:r>
-        <w:rPr>
-          <w:rFonts w:ascii="Times New Roman" w:hAnsi="Times New Roman" w:cs="Times New Roman"/>
-          <w:sz w:val="28"/>
-          <w:szCs w:val="28"/>
-        </w:rPr>
-        <w:t xml:space="preserve">дата)   </w:t>
-      </w:r>
-      <w:proofErr w:type="gramEnd"/>
-      <w:r>
-        <w:rPr>
-          <w:rFonts w:ascii="Times New Roman" w:hAnsi="Times New Roman" w:cs="Times New Roman"/>
-          <w:sz w:val="28"/>
-          <w:szCs w:val="28"/>
-        </w:rPr>
-        <w:t xml:space="preserve">    </w:t>
+        <w:t xml:space="preserve">(дата)       </w:t>
       </w:r>
       <w:r>
         <w:rPr>
@@ -12540,25 +12455,7 @@
           <w:sz w:val="28"/>
           <w:szCs w:val="28"/>
         </w:rPr>
-        <w:t xml:space="preserve">Программный продукт призван решить проблему фрагментации данных, возникающую при использовании множества разрозненных инструментов: календарей для событий, менеджеров задач, приложений для заметок и </w:t>
-      </w:r>
-      <w:proofErr w:type="spellStart"/>
-      <w:r>
-        <w:rPr>
-          <w:rFonts w:ascii="Times New Roman" w:hAnsi="Times New Roman" w:cs="Times New Roman"/>
-          <w:sz w:val="28"/>
-          <w:szCs w:val="28"/>
-        </w:rPr>
-        <w:t>трекеров</w:t>
-      </w:r>
-      <w:proofErr w:type="spellEnd"/>
-      <w:r>
-        <w:rPr>
-          <w:rFonts w:ascii="Times New Roman" w:hAnsi="Times New Roman" w:cs="Times New Roman"/>
-          <w:sz w:val="28"/>
-          <w:szCs w:val="28"/>
-        </w:rPr>
-        <w:t xml:space="preserve"> привычек. Система объединяет ключевые функции управления продуктивностью в единой экосистеме, обеспечивая их тесную взаимосвязь и пр</w:t>
+        <w:t>Программный продукт призван решить проблему фрагментации данных, возникающую при использовании множества разрозненных инструментов: календарей для событий, менеджеров задач, приложений для заметок и трекеров привычек. Система объединяет ключевые функции управления продуктивностью в единой экосистеме, обеспечивая их тесную взаимосвязь и пр</w:t>
       </w:r>
       <w:r>
         <w:rPr>
@@ -12662,79 +12559,7 @@
           <w:sz w:val="28"/>
           <w:szCs w:val="28"/>
         </w:rPr>
-        <w:t>Обеспечивает интеграцию с популярными сервисами (</w:t>
-      </w:r>
-      <w:proofErr w:type="spellStart"/>
-      <w:r>
-        <w:rPr>
-          <w:rFonts w:ascii="Times New Roman" w:hAnsi="Times New Roman" w:cs="Times New Roman"/>
-          <w:sz w:val="28"/>
-          <w:szCs w:val="28"/>
-        </w:rPr>
-        <w:t>Google</w:t>
-      </w:r>
-      <w:proofErr w:type="spellEnd"/>
-      <w:r>
-        <w:rPr>
-          <w:rFonts w:ascii="Times New Roman" w:hAnsi="Times New Roman" w:cs="Times New Roman"/>
-          <w:sz w:val="28"/>
-          <w:szCs w:val="28"/>
-        </w:rPr>
-        <w:t xml:space="preserve"> </w:t>
-      </w:r>
-      <w:proofErr w:type="spellStart"/>
-      <w:r>
-        <w:rPr>
-          <w:rFonts w:ascii="Times New Roman" w:hAnsi="Times New Roman" w:cs="Times New Roman"/>
-          <w:sz w:val="28"/>
-          <w:szCs w:val="28"/>
-        </w:rPr>
-        <w:t>Calendar</w:t>
-      </w:r>
-      <w:proofErr w:type="spellEnd"/>
-      <w:r>
-        <w:rPr>
-          <w:rFonts w:ascii="Times New Roman" w:hAnsi="Times New Roman" w:cs="Times New Roman"/>
-          <w:sz w:val="28"/>
-          <w:szCs w:val="28"/>
-        </w:rPr>
-        <w:t xml:space="preserve">, </w:t>
-      </w:r>
-      <w:proofErr w:type="spellStart"/>
-      <w:r>
-        <w:rPr>
-          <w:rFonts w:ascii="Times New Roman" w:hAnsi="Times New Roman" w:cs="Times New Roman"/>
-          <w:sz w:val="28"/>
-          <w:szCs w:val="28"/>
-        </w:rPr>
-        <w:t>Яндекс.Календарь</w:t>
-      </w:r>
-      <w:proofErr w:type="spellEnd"/>
-      <w:r>
-        <w:rPr>
-          <w:rFonts w:ascii="Times New Roman" w:hAnsi="Times New Roman" w:cs="Times New Roman"/>
-          <w:sz w:val="28"/>
-          <w:szCs w:val="28"/>
-        </w:rPr>
-        <w:t xml:space="preserve">, </w:t>
-      </w:r>
-      <w:proofErr w:type="spellStart"/>
-      <w:r>
-        <w:rPr>
-          <w:rFonts w:ascii="Times New Roman" w:hAnsi="Times New Roman" w:cs="Times New Roman"/>
-          <w:sz w:val="28"/>
-          <w:szCs w:val="28"/>
-        </w:rPr>
-        <w:t>Telegram</w:t>
-      </w:r>
-      <w:proofErr w:type="spellEnd"/>
-      <w:r>
-        <w:rPr>
-          <w:rFonts w:ascii="Times New Roman" w:hAnsi="Times New Roman" w:cs="Times New Roman"/>
-          <w:sz w:val="28"/>
-          <w:szCs w:val="28"/>
-        </w:rPr>
-        <w:t>, VK Мессенджер)</w:t>
+        <w:t>Обеспечивает интеграцию с популярными сервисами (Google Calendar, Яндекс.Календарь, Telegram, VK Мессенджер)</w:t>
       </w:r>
     </w:p>
     <w:p>
@@ -12759,25 +12584,7 @@
           <w:sz w:val="28"/>
           <w:szCs w:val="28"/>
         </w:rPr>
-        <w:t>Предоставляет инструменты для визуализации данных (</w:t>
-      </w:r>
-      <w:proofErr w:type="spellStart"/>
-      <w:r>
-        <w:rPr>
-          <w:rFonts w:ascii="Times New Roman" w:hAnsi="Times New Roman" w:cs="Times New Roman"/>
-          <w:sz w:val="28"/>
-          <w:szCs w:val="28"/>
-        </w:rPr>
-        <w:t>дашборд</w:t>
-      </w:r>
-      <w:proofErr w:type="spellEnd"/>
-      <w:r>
-        <w:rPr>
-          <w:rFonts w:ascii="Times New Roman" w:hAnsi="Times New Roman" w:cs="Times New Roman"/>
-          <w:sz w:val="28"/>
-          <w:szCs w:val="28"/>
-        </w:rPr>
-        <w:t>, тепловая карта занятости, аналитические отчеты)</w:t>
+        <w:t>Предоставляет инструменты для визуализации данных (дашборд, тепловая карта занятости, аналитические отчеты)</w:t>
       </w:r>
     </w:p>
     <w:p>
@@ -12876,97 +12683,7 @@
           <w:sz w:val="28"/>
           <w:szCs w:val="28"/>
         </w:rPr>
-        <w:t>Современный темп жизни и рост объема информации требуют от человека эффективного управления своими задачами, временем и проектами. Существует множество разрозненных инструментов: календари для событий, менеджеры задач (</w:t>
-      </w:r>
-      <w:proofErr w:type="spellStart"/>
-      <w:r>
-        <w:rPr>
-          <w:rFonts w:ascii="Times New Roman" w:hAnsi="Times New Roman" w:cs="Times New Roman"/>
-          <w:sz w:val="28"/>
-          <w:szCs w:val="28"/>
-        </w:rPr>
-        <w:t>Trello</w:t>
-      </w:r>
-      <w:proofErr w:type="spellEnd"/>
-      <w:r>
-        <w:rPr>
-          <w:rFonts w:ascii="Times New Roman" w:hAnsi="Times New Roman" w:cs="Times New Roman"/>
-          <w:sz w:val="28"/>
-          <w:szCs w:val="28"/>
-        </w:rPr>
-        <w:t xml:space="preserve">, </w:t>
-      </w:r>
-      <w:proofErr w:type="spellStart"/>
-      <w:r>
-        <w:rPr>
-          <w:rFonts w:ascii="Times New Roman" w:hAnsi="Times New Roman" w:cs="Times New Roman"/>
-          <w:sz w:val="28"/>
-          <w:szCs w:val="28"/>
-        </w:rPr>
-        <w:t>Jira</w:t>
-      </w:r>
-      <w:proofErr w:type="spellEnd"/>
-      <w:r>
-        <w:rPr>
-          <w:rFonts w:ascii="Times New Roman" w:hAnsi="Times New Roman" w:cs="Times New Roman"/>
-          <w:sz w:val="28"/>
-          <w:szCs w:val="28"/>
-        </w:rPr>
-        <w:t>), приложения для заметок (</w:t>
-      </w:r>
-      <w:proofErr w:type="spellStart"/>
-      <w:r>
-        <w:rPr>
-          <w:rFonts w:ascii="Times New Roman" w:hAnsi="Times New Roman" w:cs="Times New Roman"/>
-          <w:sz w:val="28"/>
-          <w:szCs w:val="28"/>
-        </w:rPr>
-        <w:t>Evernote</w:t>
-      </w:r>
-      <w:proofErr w:type="spellEnd"/>
-      <w:r>
-        <w:rPr>
-          <w:rFonts w:ascii="Times New Roman" w:hAnsi="Times New Roman" w:cs="Times New Roman"/>
-          <w:sz w:val="28"/>
-          <w:szCs w:val="28"/>
-        </w:rPr>
-        <w:t xml:space="preserve">, </w:t>
-      </w:r>
-      <w:proofErr w:type="spellStart"/>
-      <w:r>
-        <w:rPr>
-          <w:rFonts w:ascii="Times New Roman" w:hAnsi="Times New Roman" w:cs="Times New Roman"/>
-          <w:sz w:val="28"/>
-          <w:szCs w:val="28"/>
-        </w:rPr>
-        <w:t>Notion</w:t>
-      </w:r>
-      <w:proofErr w:type="spellEnd"/>
-      <w:r>
-        <w:rPr>
-          <w:rFonts w:ascii="Times New Roman" w:hAnsi="Times New Roman" w:cs="Times New Roman"/>
-          <w:sz w:val="28"/>
-          <w:szCs w:val="28"/>
-        </w:rPr>
-        <w:t xml:space="preserve">), </w:t>
-      </w:r>
-      <w:proofErr w:type="spellStart"/>
-      <w:r>
-        <w:rPr>
-          <w:rFonts w:ascii="Times New Roman" w:hAnsi="Times New Roman" w:cs="Times New Roman"/>
-          <w:sz w:val="28"/>
-          <w:szCs w:val="28"/>
-        </w:rPr>
-        <w:t>трекеры</w:t>
-      </w:r>
-      <w:proofErr w:type="spellEnd"/>
-      <w:r>
-        <w:rPr>
-          <w:rFonts w:ascii="Times New Roman" w:hAnsi="Times New Roman" w:cs="Times New Roman"/>
-          <w:sz w:val="28"/>
-          <w:szCs w:val="28"/>
-        </w:rPr>
-        <w:t xml:space="preserve"> привычек. Их одновременное использование приводит к фрагментации данных, необходимости постоянного переключения между приложениями и, как следствие, к снижению общей проду</w:t>
+        <w:t>Современный темп жизни и рост объема информации требуют от человека эффективного управления своими задачами, временем и проектами. Существует множество разрозненных инструментов: календари для событий, менеджеры задач (Trello, Jira), приложения для заметок (Evernote, Notion), трекеры привычек. Их одновременное использование приводит к фрагментации данных, необходимости постоянного переключения между приложениями и, как следствие, к снижению общей проду</w:t>
       </w:r>
       <w:r>
         <w:rPr>
@@ -12995,25 +12712,7 @@
           <w:sz w:val="28"/>
           <w:szCs w:val="28"/>
         </w:rPr>
-        <w:t xml:space="preserve">Актуальной является потребность в единой экосистеме, которая объединила бы ключевые функции управления продуктивностью, обеспечила их тесную взаимосвязь (например, привязка задачи к событию в календаре) и предоставила целостную аналитику. Кроме того, важным требованием является возможность интеграции с уже популярными сервисами (мессенджерами, календарями), чтобы система стала центральным </w:t>
-      </w:r>
-      <w:proofErr w:type="spellStart"/>
-      <w:r>
-        <w:rPr>
-          <w:rFonts w:ascii="Times New Roman" w:hAnsi="Times New Roman" w:cs="Times New Roman"/>
-          <w:sz w:val="28"/>
-          <w:szCs w:val="28"/>
-        </w:rPr>
-        <w:t>хабом</w:t>
-      </w:r>
-      <w:proofErr w:type="spellEnd"/>
-      <w:r>
-        <w:rPr>
-          <w:rFonts w:ascii="Times New Roman" w:hAnsi="Times New Roman" w:cs="Times New Roman"/>
-          <w:sz w:val="28"/>
-          <w:szCs w:val="28"/>
-        </w:rPr>
-        <w:t>, а не еще од</w:t>
+        <w:t>Актуальной является потребность в единой экосистеме, которая объединила бы ключевые функции управления продуктивностью, обеспечила их тесную взаимосвязь (например, привязка задачи к событию в календаре) и предоставила целостную аналитику. Кроме того, важным требованием является возможность интеграции с уже популярными сервисами (мессенджерами, календарями), чтобы система стала центральным хабом, а не еще од</w:t>
       </w:r>
       <w:r>
         <w:rPr>
@@ -13189,25 +12888,7 @@
           <w:sz w:val="28"/>
           <w:szCs w:val="28"/>
         </w:rPr>
-        <w:t xml:space="preserve">Многофункциональная платформа для организации работы, объединяющая возможности блокнота, базы данных, </w:t>
-      </w:r>
-      <w:proofErr w:type="spellStart"/>
-      <w:r>
-        <w:rPr>
-          <w:rFonts w:ascii="Times New Roman" w:hAnsi="Times New Roman" w:cs="Times New Roman"/>
-          <w:sz w:val="28"/>
-          <w:szCs w:val="28"/>
-        </w:rPr>
-        <w:t>канбан</w:t>
-      </w:r>
-      <w:proofErr w:type="spellEnd"/>
-      <w:r>
-        <w:rPr>
-          <w:rFonts w:ascii="Times New Roman" w:hAnsi="Times New Roman" w:cs="Times New Roman"/>
-          <w:sz w:val="28"/>
-          <w:szCs w:val="28"/>
-        </w:rPr>
-        <w:t xml:space="preserve">-досок и календаря. </w:t>
+        <w:t xml:space="preserve">Многофункциональная платформа для организации работы, объединяющая возможности блокнота, базы данных, канбан-досок и календаря. </w:t>
       </w:r>
       <w:r>
         <w:rPr>
@@ -13438,25 +13119,7 @@
           <w:sz w:val="28"/>
           <w:szCs w:val="28"/>
         </w:rPr>
-        <w:t xml:space="preserve">Визуальный инструмент управления проектами на основе </w:t>
-      </w:r>
-      <w:proofErr w:type="spellStart"/>
-      <w:r>
-        <w:rPr>
-          <w:rFonts w:ascii="Times New Roman" w:hAnsi="Times New Roman" w:cs="Times New Roman"/>
-          <w:sz w:val="28"/>
-          <w:szCs w:val="28"/>
-        </w:rPr>
-        <w:t>канбан</w:t>
-      </w:r>
-      <w:proofErr w:type="spellEnd"/>
-      <w:r>
-        <w:rPr>
-          <w:rFonts w:ascii="Times New Roman" w:hAnsi="Times New Roman" w:cs="Times New Roman"/>
-          <w:sz w:val="28"/>
-          <w:szCs w:val="28"/>
-        </w:rPr>
-        <w:t>-досок. Позволяет создавать карточки задач, перемещать их между колонками, назначать испо</w:t>
+        <w:t>Визуальный инструмент управления проектами на основе канбан-досок. Позволяет создавать карточки задач, перемещать их между колонками, назначать испо</w:t>
       </w:r>
       <w:r>
         <w:rPr>
@@ -13663,7 +13326,6 @@
           <w:szCs w:val="28"/>
         </w:rPr>
       </w:pPr>
-      <w:proofErr w:type="spellStart"/>
       <w:r>
         <w:rPr>
           <w:rFonts w:ascii="Times New Roman" w:hAnsi="Times New Roman" w:cs="Times New Roman"/>
@@ -13675,7 +13337,6 @@
         </w:rPr>
         <w:t>Todoist</w:t>
       </w:r>
-      <w:proofErr w:type="spellEnd"/>
     </w:p>
     <w:p>
       <w:pPr>
@@ -13695,25 +13356,7 @@
           <w:sz w:val="28"/>
           <w:szCs w:val="28"/>
         </w:rPr>
-        <w:t xml:space="preserve">Менеджер задач с возможностью организации проектов, установки приоритетов и </w:t>
-      </w:r>
-      <w:proofErr w:type="spellStart"/>
-      <w:r>
-        <w:rPr>
-          <w:rFonts w:ascii="Times New Roman" w:hAnsi="Times New Roman" w:cs="Times New Roman"/>
-          <w:sz w:val="28"/>
-          <w:szCs w:val="28"/>
-        </w:rPr>
-        <w:t>дедлайнов</w:t>
-      </w:r>
-      <w:proofErr w:type="spellEnd"/>
-      <w:r>
-        <w:rPr>
-          <w:rFonts w:ascii="Times New Roman" w:hAnsi="Times New Roman" w:cs="Times New Roman"/>
-          <w:sz w:val="28"/>
-          <w:szCs w:val="28"/>
-        </w:rPr>
-        <w:t>. Предлагает функции повторяющихся задач, напомина</w:t>
+        <w:t>Менеджер задач с возможностью организации проектов, установки приоритетов и дедлайнов. Предлагает функции повторяющихся задач, напомина</w:t>
       </w:r>
       <w:r>
         <w:rPr>
@@ -13771,18 +13414,8 @@
           <w:sz w:val="28"/>
           <w:szCs w:val="28"/>
         </w:rPr>
-        <w:t xml:space="preserve">Недостатки: ограниченные возможности для ведения заметок, отсутствие визуализации данных в виде тепловых карт, </w:t>
-      </w:r>
-      <w:proofErr w:type="spellStart"/>
-      <w:r>
-        <w:rPr>
-          <w:rFonts w:ascii="Times New Roman" w:hAnsi="Times New Roman" w:cs="Times New Roman"/>
-          <w:sz w:val="28"/>
-          <w:szCs w:val="28"/>
-        </w:rPr>
-        <w:t>минималистичный</w:t>
-      </w:r>
-      <w:proofErr w:type="spellEnd"/>
+        <w:t>Недостатки: ограниченные возможности для ведения заметок, отсутствие визуализации данных в виде тепловых карт, минималистичный</w:t>
+      </w:r>
       <w:r>
         <w:rPr>
           <w:rFonts w:ascii="Times New Roman" w:hAnsi="Times New Roman" w:cs="Times New Roman"/>
@@ -14115,25 +13748,7 @@
           <w:sz w:val="28"/>
           <w:szCs w:val="28"/>
         </w:rPr>
-        <w:t>Модуль "</w:t>
-      </w:r>
-      <w:proofErr w:type="spellStart"/>
-      <w:r>
-        <w:rPr>
-          <w:rFonts w:ascii="Times New Roman" w:hAnsi="Times New Roman" w:cs="Times New Roman"/>
-          <w:sz w:val="28"/>
-          <w:szCs w:val="28"/>
-        </w:rPr>
-        <w:t>Дашборд</w:t>
-      </w:r>
-      <w:proofErr w:type="spellEnd"/>
-      <w:r>
-        <w:rPr>
-          <w:rFonts w:ascii="Times New Roman" w:hAnsi="Times New Roman" w:cs="Times New Roman"/>
-          <w:sz w:val="28"/>
-          <w:szCs w:val="28"/>
-        </w:rPr>
-        <w:t>": отображение предстоящих событий, текущих и приоритетных задач, прогресса по проектам и привычкам, последних изменений</w:t>
+        <w:t>Модуль "Дашборд": отображение предстоящих событий, текущих и приоритетных задач, прогресса по проектам и привычкам, последних изменений</w:t>
       </w:r>
     </w:p>
     <w:p>
@@ -14183,43 +13798,7 @@
           <w:sz w:val="28"/>
           <w:szCs w:val="28"/>
         </w:rPr>
-        <w:t xml:space="preserve">Модуль "Задачи и Проекты": создание иерархических задач, группировка по проектам, </w:t>
-      </w:r>
-      <w:proofErr w:type="spellStart"/>
-      <w:r>
-        <w:rPr>
-          <w:rFonts w:ascii="Times New Roman" w:hAnsi="Times New Roman" w:cs="Times New Roman"/>
-          <w:sz w:val="28"/>
-          <w:szCs w:val="28"/>
-        </w:rPr>
-        <w:t>канбан</w:t>
-      </w:r>
-      <w:proofErr w:type="spellEnd"/>
-      <w:r>
-        <w:rPr>
-          <w:rFonts w:ascii="Times New Roman" w:hAnsi="Times New Roman" w:cs="Times New Roman"/>
-          <w:sz w:val="28"/>
-          <w:szCs w:val="28"/>
-        </w:rPr>
-        <w:t xml:space="preserve">-доски, визуализация отчетности (диаграммы </w:t>
-      </w:r>
-      <w:proofErr w:type="spellStart"/>
-      <w:r>
-        <w:rPr>
-          <w:rFonts w:ascii="Times New Roman" w:hAnsi="Times New Roman" w:cs="Times New Roman"/>
-          <w:sz w:val="28"/>
-          <w:szCs w:val="28"/>
-        </w:rPr>
-        <w:t>Ганта</w:t>
-      </w:r>
-      <w:proofErr w:type="spellEnd"/>
-      <w:r>
-        <w:rPr>
-          <w:rFonts w:ascii="Times New Roman" w:hAnsi="Times New Roman" w:cs="Times New Roman"/>
-          <w:sz w:val="28"/>
-          <w:szCs w:val="28"/>
-        </w:rPr>
-        <w:t>, временные затраты)</w:t>
+        <w:t>Модуль "Задачи и Проекты": создание иерархических задач, группировка по проектам, канбан-доски, визуализация отчетности (диаграммы Ганта, временные затраты)</w:t>
       </w:r>
     </w:p>
     <w:p>
@@ -14269,25 +13848,7 @@
           <w:sz w:val="28"/>
           <w:szCs w:val="28"/>
         </w:rPr>
-        <w:t xml:space="preserve">Модуль "Привычки": создание и отслеживание повторяющихся действий, визуализация </w:t>
-      </w:r>
-      <w:proofErr w:type="spellStart"/>
-      <w:r>
-        <w:rPr>
-          <w:rFonts w:ascii="Times New Roman" w:hAnsi="Times New Roman" w:cs="Times New Roman"/>
-          <w:sz w:val="28"/>
-          <w:szCs w:val="28"/>
-        </w:rPr>
-        <w:t>трекеров</w:t>
-      </w:r>
-      <w:proofErr w:type="spellEnd"/>
-      <w:r>
-        <w:rPr>
-          <w:rFonts w:ascii="Times New Roman" w:hAnsi="Times New Roman" w:cs="Times New Roman"/>
-          <w:sz w:val="28"/>
-          <w:szCs w:val="28"/>
-        </w:rPr>
-        <w:t>, статистика выполнения</w:t>
+        <w:t>Модуль "Привычки": создание и отслеживание повторяющихся действий, визуализация трекеров, статистика выполнения</w:t>
       </w:r>
     </w:p>
     <w:p>
@@ -14596,25 +14157,7 @@
                 <w:sz w:val="28"/>
                 <w:szCs w:val="28"/>
               </w:rPr>
-              <w:t xml:space="preserve">Просматривать </w:t>
-            </w:r>
-            <w:proofErr w:type="spellStart"/>
-            <w:r>
-              <w:rPr>
-                <w:rFonts w:ascii="Times New Roman" w:hAnsi="Times New Roman" w:cs="Times New Roman"/>
-                <w:sz w:val="28"/>
-                <w:szCs w:val="28"/>
-              </w:rPr>
-              <w:t>дашборд</w:t>
-            </w:r>
-            <w:proofErr w:type="spellEnd"/>
-            <w:r>
-              <w:rPr>
-                <w:rFonts w:ascii="Times New Roman" w:hAnsi="Times New Roman" w:cs="Times New Roman"/>
-                <w:sz w:val="28"/>
-                <w:szCs w:val="28"/>
-              </w:rPr>
-              <w:t xml:space="preserve"> с общей информацией</w:t>
+              <w:t>Просматривать дашборд с общей информацией</w:t>
             </w:r>
           </w:p>
         </w:tc>
@@ -15108,7 +14651,6 @@
               </w:rPr>
               <w:t xml:space="preserve">Не пропускать важные </w:t>
             </w:r>
-            <w:proofErr w:type="spellStart"/>
             <w:r>
               <w:rPr>
                 <w:rFonts w:ascii="Times New Roman" w:hAnsi="Times New Roman" w:cs="Times New Roman"/>
@@ -15117,7 +14659,6 @@
               </w:rPr>
               <w:t>дедлайны</w:t>
             </w:r>
-            <w:proofErr w:type="spellEnd"/>
             <w:r>
               <w:rPr>
                 <w:rFonts w:ascii="Times New Roman" w:hAnsi="Times New Roman" w:cs="Times New Roman"/>
@@ -15443,18 +14984,8 @@
                 <w:sz w:val="28"/>
                 <w:szCs w:val="28"/>
               </w:rPr>
-              <w:t xml:space="preserve">Аутентифицирует пользователя и перенаправляет на </w:t>
-            </w:r>
-            <w:proofErr w:type="spellStart"/>
-            <w:r>
-              <w:rPr>
-                <w:rFonts w:ascii="Times New Roman" w:hAnsi="Times New Roman" w:cs="Times New Roman"/>
-                <w:sz w:val="28"/>
-                <w:szCs w:val="28"/>
-              </w:rPr>
-              <w:t>дашборд</w:t>
-            </w:r>
-            <w:proofErr w:type="spellEnd"/>
+              <w:t>Аутентифицирует пользователя и перенаправляет на дашборд</w:t>
+            </w:r>
           </w:p>
         </w:tc>
       </w:tr>
@@ -15485,18 +15016,8 @@
           <w:sz w:val="28"/>
           <w:szCs w:val="28"/>
         </w:rPr>
-        <w:t xml:space="preserve">Работа с </w:t>
-      </w:r>
-      <w:proofErr w:type="spellStart"/>
-      <w:r>
-        <w:rPr>
-          <w:rFonts w:ascii="Times New Roman" w:hAnsi="Times New Roman" w:cs="Times New Roman"/>
-          <w:sz w:val="28"/>
-          <w:szCs w:val="28"/>
-        </w:rPr>
-        <w:t>дашбордом</w:t>
-      </w:r>
-      <w:proofErr w:type="spellEnd"/>
+        <w:t>Работа с дашбордом</w:t>
+      </w:r>
       <w:r>
         <w:rPr>
           <w:rFonts w:ascii="Times New Roman" w:hAnsi="Times New Roman" w:cs="Times New Roman"/>
@@ -15623,43 +15144,7 @@
                 <w:sz w:val="28"/>
                 <w:szCs w:val="28"/>
               </w:rPr>
-              <w:t xml:space="preserve">Отображает </w:t>
-            </w:r>
-            <w:proofErr w:type="spellStart"/>
-            <w:r>
-              <w:rPr>
-                <w:rFonts w:ascii="Times New Roman" w:hAnsi="Times New Roman" w:cs="Times New Roman"/>
-                <w:sz w:val="28"/>
-                <w:szCs w:val="28"/>
-              </w:rPr>
-              <w:t>дашборд</w:t>
-            </w:r>
-            <w:proofErr w:type="spellEnd"/>
-            <w:r>
-              <w:rPr>
-                <w:rFonts w:ascii="Times New Roman" w:hAnsi="Times New Roman" w:cs="Times New Roman"/>
-                <w:sz w:val="28"/>
-                <w:szCs w:val="28"/>
-              </w:rPr>
-              <w:t xml:space="preserve"> с </w:t>
-            </w:r>
-            <w:proofErr w:type="spellStart"/>
-            <w:r>
-              <w:rPr>
-                <w:rFonts w:ascii="Times New Roman" w:hAnsi="Times New Roman" w:cs="Times New Roman"/>
-                <w:sz w:val="28"/>
-                <w:szCs w:val="28"/>
-              </w:rPr>
-              <w:t>виджетами</w:t>
-            </w:r>
-            <w:proofErr w:type="spellEnd"/>
-            <w:r>
-              <w:rPr>
-                <w:rFonts w:ascii="Times New Roman" w:hAnsi="Times New Roman" w:cs="Times New Roman"/>
-                <w:sz w:val="28"/>
-                <w:szCs w:val="28"/>
-              </w:rPr>
-              <w:t xml:space="preserve">: предстоящие события, текущие </w:t>
+              <w:t xml:space="preserve">Отображает дашборд с виджетами: предстоящие события, текущие </w:t>
             </w:r>
             <w:r>
               <w:rPr>
@@ -16039,25 +15524,7 @@
                 <w:sz w:val="28"/>
                 <w:szCs w:val="28"/>
               </w:rPr>
-              <w:t xml:space="preserve">Перетаскивает задачу между колонками </w:t>
-            </w:r>
-            <w:proofErr w:type="spellStart"/>
-            <w:r>
-              <w:rPr>
-                <w:rFonts w:ascii="Times New Roman" w:hAnsi="Times New Roman" w:cs="Times New Roman"/>
-                <w:sz w:val="28"/>
-                <w:szCs w:val="28"/>
-              </w:rPr>
-              <w:t>канбан</w:t>
-            </w:r>
-            <w:proofErr w:type="spellEnd"/>
-            <w:r>
-              <w:rPr>
-                <w:rFonts w:ascii="Times New Roman" w:hAnsi="Times New Roman" w:cs="Times New Roman"/>
-                <w:sz w:val="28"/>
-                <w:szCs w:val="28"/>
-              </w:rPr>
-              <w:t>-доски</w:t>
+              <w:t>Перетаскивает задачу между колонками канбан-доски</w:t>
             </w:r>
           </w:p>
         </w:tc>
@@ -17218,18 +16685,8 @@
                 <w:sz w:val="28"/>
                 <w:szCs w:val="28"/>
               </w:rPr>
-              <w:t xml:space="preserve">Просматривает результаты поиска с </w:t>
-            </w:r>
-            <w:proofErr w:type="spellStart"/>
-            <w:r>
-              <w:rPr>
-                <w:rFonts w:ascii="Times New Roman" w:hAnsi="Times New Roman" w:cs="Times New Roman"/>
-                <w:sz w:val="28"/>
-                <w:szCs w:val="28"/>
-              </w:rPr>
-              <w:t>предпросмотром</w:t>
-            </w:r>
-            <w:proofErr w:type="spellEnd"/>
+              <w:t>Просматривает результаты поиска с предпросмотром</w:t>
+            </w:r>
           </w:p>
         </w:tc>
         <w:tc>
@@ -17291,43 +16748,7 @@
           <w:sz w:val="28"/>
           <w:szCs w:val="28"/>
         </w:rPr>
-        <w:t>Разработана диаграмма вариантов использования (</w:t>
-      </w:r>
-      <w:proofErr w:type="spellStart"/>
-      <w:r>
-        <w:rPr>
-          <w:rFonts w:ascii="Times New Roman" w:hAnsi="Times New Roman" w:cs="Times New Roman"/>
-          <w:sz w:val="28"/>
-          <w:szCs w:val="28"/>
-        </w:rPr>
-        <w:t>Use</w:t>
-      </w:r>
-      <w:proofErr w:type="spellEnd"/>
-      <w:r>
-        <w:rPr>
-          <w:rFonts w:ascii="Times New Roman" w:hAnsi="Times New Roman" w:cs="Times New Roman"/>
-          <w:sz w:val="28"/>
-          <w:szCs w:val="28"/>
-        </w:rPr>
-        <w:t xml:space="preserve"> </w:t>
-      </w:r>
-      <w:proofErr w:type="spellStart"/>
-      <w:r>
-        <w:rPr>
-          <w:rFonts w:ascii="Times New Roman" w:hAnsi="Times New Roman" w:cs="Times New Roman"/>
-          <w:sz w:val="28"/>
-          <w:szCs w:val="28"/>
-        </w:rPr>
-        <w:t>Case</w:t>
-      </w:r>
-      <w:proofErr w:type="spellEnd"/>
-      <w:r>
-        <w:rPr>
-          <w:rFonts w:ascii="Times New Roman" w:hAnsi="Times New Roman" w:cs="Times New Roman"/>
-          <w:sz w:val="28"/>
-          <w:szCs w:val="28"/>
-        </w:rPr>
-        <w:t>), которая обобщает и структурирует функциональные требования разрабатываемой информационной системы. Диаграмма позволяет наглядно увидеть границы системы и взаимодействие пользователя с ключевыми функциями приложения. Диаграмма представлена на рисунке</w:t>
+        <w:t>Разработана диаграмма вариантов использования (Use Case), которая обобщает и структурирует функциональные требования разрабатываемой информационной системы. Диаграмма позволяет наглядно увидеть границы системы и взаимодействие пользователя с ключевыми функциями приложения. Диаграмма представлена на рисунке</w:t>
       </w:r>
       <w:r>
         <w:rPr>
@@ -17610,6 +17031,89 @@
         </w:rPr>
         <w:t>енную область функциональности.</w:t>
       </w:r>
+      <w:r>
+        <w:rPr>
+          <w:rFonts w:ascii="Times New Roman" w:hAnsi="Times New Roman" w:cs="Times New Roman"/>
+          <w:sz w:val="28"/>
+          <w:szCs w:val="28"/>
+        </w:rPr>
+        <w:t xml:space="preserve"> Диаграмма представлена на рисунке 5.</w:t>
+      </w:r>
+    </w:p>
+    <w:p>
+      <w:pPr>
+        <w:spacing w:before="240" w:after="0" w:line="360" w:lineRule="auto"/>
+        <w:ind w:hanging="142"/>
+        <w:contextualSpacing/>
+        <w:jc w:val="both"/>
+        <w:rPr>
+          <w:rFonts w:ascii="Times New Roman" w:hAnsi="Times New Roman" w:cs="Times New Roman"/>
+          <w:sz w:val="28"/>
+          <w:szCs w:val="28"/>
+        </w:rPr>
+      </w:pPr>
+      <w:r>
+        <w:rPr>
+          <w:noProof/>
+          <w:lang w:eastAsia="ru-RU"/>
+        </w:rPr>
+        <w:drawing>
+          <wp:inline distT="0" distB="0" distL="0" distR="0" wp14:anchorId="045EB9DD" wp14:editId="027CF6A7">
+            <wp:extent cx="6031230" cy="4260884"/>
+            <wp:effectExtent l="0" t="0" r="7620" b="6350"/>
+            <wp:docPr id="11" name="Рисунок 11"/>
+            <wp:cNvGraphicFramePr>
+              <a:graphicFrameLocks xmlns:a="http://schemas.openxmlformats.org/drawingml/2006/main" noChangeAspect="1"/>
+            </wp:cNvGraphicFramePr>
+            <a:graphic xmlns:a="http://schemas.openxmlformats.org/drawingml/2006/main">
+              <a:graphicData uri="http://schemas.openxmlformats.org/drawingml/2006/picture">
+                <pic:pic xmlns:pic="http://schemas.openxmlformats.org/drawingml/2006/picture">
+                  <pic:nvPicPr>
+                    <pic:cNvPr id="1" name=""/>
+                    <pic:cNvPicPr/>
+                  </pic:nvPicPr>
+                  <pic:blipFill>
+                    <a:blip r:embed="rId15"/>
+                    <a:stretch>
+                      <a:fillRect/>
+                    </a:stretch>
+                  </pic:blipFill>
+                  <pic:spPr>
+                    <a:xfrm>
+                      <a:off x="0" y="0"/>
+                      <a:ext cx="6031230" cy="4260884"/>
+                    </a:xfrm>
+                    <a:prstGeom prst="rect">
+                      <a:avLst/>
+                    </a:prstGeom>
+                  </pic:spPr>
+                </pic:pic>
+              </a:graphicData>
+            </a:graphic>
+          </wp:inline>
+        </w:drawing>
+      </w:r>
+    </w:p>
+    <w:p>
+      <w:pPr>
+        <w:spacing w:before="240" w:after="0" w:line="360" w:lineRule="auto"/>
+        <w:ind w:hanging="142"/>
+        <w:contextualSpacing/>
+        <w:jc w:val="center"/>
+        <w:rPr>
+          <w:rFonts w:ascii="Times New Roman" w:hAnsi="Times New Roman" w:cs="Times New Roman"/>
+          <w:sz w:val="28"/>
+          <w:szCs w:val="28"/>
+        </w:rPr>
+      </w:pPr>
+      <w:r>
+        <w:rPr>
+          <w:rFonts w:ascii="Times New Roman" w:hAnsi="Times New Roman" w:cs="Times New Roman"/>
+          <w:sz w:val="28"/>
+          <w:szCs w:val="28"/>
+        </w:rPr>
+        <w:t>Рисунок 5 – Диаграмма архитектуры</w:t>
+      </w:r>
     </w:p>
     <w:p>
       <w:pPr>
@@ -17629,7 +17133,16 @@
           <w:sz w:val="28"/>
           <w:szCs w:val="28"/>
         </w:rPr>
-        <w:t>Архитектурная модель основана на четком разделении ответственности между клиентской и серверной частями системы. Клиентская часть отвечает за представление данных, а серверная часть — за всю бизнес-логику. Взаимодействие между ними</w:t>
+        <w:t xml:space="preserve">Архитектурная модель основана на четком разделении ответственности между клиентской и серверной частями системы. Клиентская часть отвечает за </w:t>
+      </w:r>
+      <w:r>
+        <w:rPr>
+          <w:rFonts w:ascii="Times New Roman" w:hAnsi="Times New Roman" w:cs="Times New Roman"/>
+          <w:sz w:val="28"/>
+          <w:szCs w:val="28"/>
+        </w:rPr>
+        <w:lastRenderedPageBreak/>
+        <w:t>представление данных, а серверная часть — за всю бизнес-логику. Взаимодействие между ними</w:t>
       </w:r>
       <w:r>
         <w:rPr>
@@ -17658,79 +17171,7 @@
           <w:sz w:val="28"/>
           <w:szCs w:val="28"/>
         </w:rPr>
-        <w:t xml:space="preserve">Серверная часть функционирует на базе языка </w:t>
-      </w:r>
-      <w:proofErr w:type="spellStart"/>
-      <w:r>
-        <w:rPr>
-          <w:rFonts w:ascii="Times New Roman" w:hAnsi="Times New Roman" w:cs="Times New Roman"/>
-          <w:sz w:val="28"/>
-          <w:szCs w:val="28"/>
-        </w:rPr>
-        <w:t>Python</w:t>
-      </w:r>
-      <w:proofErr w:type="spellEnd"/>
-      <w:r>
-        <w:rPr>
-          <w:rFonts w:ascii="Times New Roman" w:hAnsi="Times New Roman" w:cs="Times New Roman"/>
-          <w:sz w:val="28"/>
-          <w:szCs w:val="28"/>
-        </w:rPr>
-        <w:t xml:space="preserve"> с использованием веб-</w:t>
-      </w:r>
-      <w:proofErr w:type="spellStart"/>
-      <w:r>
-        <w:rPr>
-          <w:rFonts w:ascii="Times New Roman" w:hAnsi="Times New Roman" w:cs="Times New Roman"/>
-          <w:sz w:val="28"/>
-          <w:szCs w:val="28"/>
-        </w:rPr>
-        <w:t>фреймворка</w:t>
-      </w:r>
-      <w:proofErr w:type="spellEnd"/>
-      <w:r>
-        <w:rPr>
-          <w:rFonts w:ascii="Times New Roman" w:hAnsi="Times New Roman" w:cs="Times New Roman"/>
-          <w:sz w:val="28"/>
-          <w:szCs w:val="28"/>
-        </w:rPr>
-        <w:t xml:space="preserve"> </w:t>
-      </w:r>
-      <w:proofErr w:type="spellStart"/>
-      <w:r>
-        <w:rPr>
-          <w:rFonts w:ascii="Times New Roman" w:hAnsi="Times New Roman" w:cs="Times New Roman"/>
-          <w:sz w:val="28"/>
-          <w:szCs w:val="28"/>
-        </w:rPr>
-        <w:t>Django</w:t>
-      </w:r>
-      <w:proofErr w:type="spellEnd"/>
-      <w:r>
-        <w:rPr>
-          <w:rFonts w:ascii="Times New Roman" w:hAnsi="Times New Roman" w:cs="Times New Roman"/>
-          <w:sz w:val="28"/>
-          <w:szCs w:val="28"/>
-        </w:rPr>
-        <w:t xml:space="preserve"> или </w:t>
-      </w:r>
-      <w:proofErr w:type="spellStart"/>
-      <w:r>
-        <w:rPr>
-          <w:rFonts w:ascii="Times New Roman" w:hAnsi="Times New Roman" w:cs="Times New Roman"/>
-          <w:sz w:val="28"/>
-          <w:szCs w:val="28"/>
-        </w:rPr>
-        <w:t>FastAPI</w:t>
-      </w:r>
-      <w:proofErr w:type="spellEnd"/>
-      <w:r>
-        <w:rPr>
-          <w:rFonts w:ascii="Times New Roman" w:hAnsi="Times New Roman" w:cs="Times New Roman"/>
-          <w:sz w:val="28"/>
-          <w:szCs w:val="28"/>
-        </w:rPr>
-        <w:t>. Она выполняет ключевые задачи системы:</w:t>
+        <w:t>Серверная часть функционирует на базе языка Python с использованием веб-фреймворка Django или FastAPI. Она выполняет ключевые задачи системы:</w:t>
       </w:r>
     </w:p>
     <w:p>
@@ -17851,78 +17292,8 @@
           <w:sz w:val="28"/>
           <w:szCs w:val="28"/>
         </w:rPr>
-        <w:t xml:space="preserve">В качестве реляционной системы управления базами данных используется </w:t>
-      </w:r>
-      <w:proofErr w:type="spellStart"/>
-      <w:r>
-        <w:rPr>
-          <w:rFonts w:ascii="Times New Roman" w:hAnsi="Times New Roman" w:cs="Times New Roman"/>
-          <w:sz w:val="28"/>
-          <w:szCs w:val="28"/>
-        </w:rPr>
-        <w:t>PostgreSQL</w:t>
-      </w:r>
-      <w:proofErr w:type="spellEnd"/>
-      <w:r>
-        <w:rPr>
-          <w:rFonts w:ascii="Times New Roman" w:hAnsi="Times New Roman" w:cs="Times New Roman"/>
-          <w:sz w:val="28"/>
-          <w:szCs w:val="28"/>
-        </w:rPr>
-        <w:t>. Это обеспечивает целостность данных, надежность хранения информации и высокую скорость выполнения запросов.</w:t>
-      </w:r>
-    </w:p>
-    <w:p>
-      <w:pPr>
-        <w:spacing w:after="0" w:line="360" w:lineRule="auto"/>
-        <w:ind w:firstLine="709"/>
-        <w:contextualSpacing/>
-        <w:jc w:val="both"/>
-        <w:rPr>
-          <w:rFonts w:ascii="Times New Roman" w:hAnsi="Times New Roman" w:cs="Times New Roman"/>
-          <w:sz w:val="28"/>
-          <w:szCs w:val="28"/>
-        </w:rPr>
-      </w:pPr>
-    </w:p>
-    <w:p>
-      <w:pPr>
-        <w:spacing w:after="0" w:line="360" w:lineRule="auto"/>
-        <w:ind w:firstLine="709"/>
-        <w:contextualSpacing/>
-        <w:jc w:val="both"/>
-        <w:rPr>
-          <w:rFonts w:ascii="Times New Roman" w:hAnsi="Times New Roman" w:cs="Times New Roman"/>
-          <w:sz w:val="28"/>
-          <w:szCs w:val="28"/>
-        </w:rPr>
-      </w:pPr>
-    </w:p>
-    <w:p>
-      <w:pPr>
-        <w:spacing w:after="0" w:line="360" w:lineRule="auto"/>
-        <w:ind w:firstLine="709"/>
-        <w:contextualSpacing/>
-        <w:jc w:val="both"/>
-        <w:rPr>
-          <w:rFonts w:ascii="Times New Roman" w:hAnsi="Times New Roman" w:cs="Times New Roman"/>
-          <w:sz w:val="28"/>
-          <w:szCs w:val="28"/>
-        </w:rPr>
-      </w:pPr>
-    </w:p>
-    <w:p>
-      <w:pPr>
-        <w:spacing w:after="0" w:line="360" w:lineRule="auto"/>
-        <w:ind w:firstLine="709"/>
-        <w:contextualSpacing/>
-        <w:jc w:val="both"/>
-        <w:rPr>
-          <w:rFonts w:ascii="Times New Roman" w:hAnsi="Times New Roman" w:cs="Times New Roman"/>
-          <w:sz w:val="28"/>
-          <w:szCs w:val="28"/>
-        </w:rPr>
-      </w:pPr>
+        <w:t>В качестве реляционной системы управления базами данных используется PostgreSQL. Это обеспечивает целостность данных, надежность хранения информации и высокую скорость выполнения запросов.</w:t>
+      </w:r>
     </w:p>
     <w:p>
       <w:pPr>
@@ -17942,7 +17313,6 @@
           <w:sz w:val="28"/>
           <w:szCs w:val="28"/>
         </w:rPr>
-        <w:lastRenderedPageBreak/>
         <w:t xml:space="preserve">Диаграмма IDEF0 представлена на рисунке </w:t>
       </w:r>
       <w:r>
@@ -17951,7 +17321,7 @@
           <w:sz w:val="28"/>
           <w:szCs w:val="28"/>
         </w:rPr>
-        <w:t>5</w:t>
+        <w:t>6</w:t>
       </w:r>
       <w:r>
         <w:rPr>
@@ -17978,18 +17348,14 @@
       </w:pPr>
       <w:r>
         <w:rPr>
-          <w:rFonts w:ascii="Times New Roman" w:hAnsi="Times New Roman" w:cs="Times New Roman"/>
           <w:noProof/>
-          <w:kern w:val="2"/>
-          <w:sz w:val="28"/>
-          <w:szCs w:val="28"/>
           <w:lang w:eastAsia="ru-RU"/>
         </w:rPr>
         <w:drawing>
-          <wp:inline distT="0" distB="0" distL="0" distR="0" wp14:anchorId="1DF1844F" wp14:editId="7DA65EEC">
-            <wp:extent cx="5254254" cy="3926584"/>
-            <wp:effectExtent l="0" t="0" r="0" b="0"/>
-            <wp:docPr id="7" name="Рисунок 7"/>
+          <wp:inline distT="0" distB="0" distL="0" distR="0" wp14:anchorId="4EF10E68" wp14:editId="10C291D6">
+            <wp:extent cx="5940425" cy="4413885"/>
+            <wp:effectExtent l="0" t="0" r="3175" b="5715"/>
+            <wp:docPr id="13" name="Рисунок 13"/>
             <wp:cNvGraphicFramePr>
               <a:graphicFrameLocks xmlns:a="http://schemas.openxmlformats.org/drawingml/2006/main" noChangeAspect="1"/>
             </wp:cNvGraphicFramePr>
@@ -17997,11 +17363,11 @@
               <a:graphicData uri="http://schemas.openxmlformats.org/drawingml/2006/picture">
                 <pic:pic xmlns:pic="http://schemas.openxmlformats.org/drawingml/2006/picture">
                   <pic:nvPicPr>
-                    <pic:cNvPr id="7" name="IDEF0 diplom.drawio.png"/>
+                    <pic:cNvPr id="13" name="IDEF0 diplom.drawio (1).png"/>
                     <pic:cNvPicPr/>
                   </pic:nvPicPr>
                   <pic:blipFill>
-                    <a:blip r:embed="rId15">
+                    <a:blip r:embed="rId16">
                       <a:extLst>
                         <a:ext uri="{28A0092B-C50C-407E-A947-70E740481C1C}">
                           <a14:useLocalDpi xmlns:a14="http://schemas.microsoft.com/office/drawing/2010/main" val="0"/>
@@ -18015,7 +17381,7 @@
                   <pic:spPr>
                     <a:xfrm>
                       <a:off x="0" y="0"/>
-                      <a:ext cx="5261481" cy="3931985"/>
+                      <a:ext cx="5940425" cy="4413885"/>
                     </a:xfrm>
                     <a:prstGeom prst="rect">
                       <a:avLst/>
@@ -18062,7 +17428,7 @@
           <w:szCs w:val="28"/>
           <w14:ligatures w14:val="standardContextual"/>
         </w:rPr>
-        <w:t xml:space="preserve"> 5</w:t>
+        <w:t xml:space="preserve"> 6</w:t>
       </w:r>
       <w:r>
         <w:rPr>
@@ -18102,7 +17468,7 @@
           <w:sz w:val="28"/>
           <w:szCs w:val="28"/>
         </w:rPr>
-        <w:t>6</w:t>
+        <w:t>7</w:t>
       </w:r>
       <w:r>
         <w:rPr>
@@ -18130,18 +17496,15 @@
       </w:pPr>
       <w:r>
         <w:rPr>
-          <w:rFonts w:ascii="Times New Roman" w:hAnsi="Times New Roman" w:cs="Times New Roman"/>
           <w:noProof/>
-          <w:kern w:val="2"/>
-          <w:sz w:val="28"/>
-          <w:szCs w:val="28"/>
           <w:lang w:eastAsia="ru-RU"/>
         </w:rPr>
+        <w:lastRenderedPageBreak/>
         <w:drawing>
-          <wp:inline distT="0" distB="0" distL="0" distR="0" wp14:anchorId="6562DACD" wp14:editId="42D1BD18">
-            <wp:extent cx="6152614" cy="3395663"/>
-            <wp:effectExtent l="0" t="0" r="635" b="0"/>
-            <wp:docPr id="8" name="Рисунок 8"/>
+          <wp:inline distT="0" distB="0" distL="0" distR="0" wp14:anchorId="1C864C11" wp14:editId="425B9045">
+            <wp:extent cx="6031230" cy="3328695"/>
+            <wp:effectExtent l="0" t="0" r="7620" b="5080"/>
+            <wp:docPr id="14" name="Рисунок 14"/>
             <wp:cNvGraphicFramePr>
               <a:graphicFrameLocks xmlns:a="http://schemas.openxmlformats.org/drawingml/2006/main" noChangeAspect="1"/>
             </wp:cNvGraphicFramePr>
@@ -18149,174 +17512,7 @@
               <a:graphicData uri="http://schemas.openxmlformats.org/drawingml/2006/picture">
                 <pic:pic xmlns:pic="http://schemas.openxmlformats.org/drawingml/2006/picture">
                   <pic:nvPicPr>
-                    <pic:cNvPr id="8" name="IDEF0 крутая diplom.drawio.png"/>
-                    <pic:cNvPicPr/>
-                  </pic:nvPicPr>
-                  <pic:blipFill>
-                    <a:blip r:embed="rId16" cstate="print">
-                      <a:extLst>
-                        <a:ext uri="{28A0092B-C50C-407E-A947-70E740481C1C}">
-                          <a14:useLocalDpi xmlns:a14="http://schemas.microsoft.com/office/drawing/2010/main" val="0"/>
-                        </a:ext>
-                      </a:extLst>
-                    </a:blip>
-                    <a:stretch>
-                      <a:fillRect/>
-                    </a:stretch>
-                  </pic:blipFill>
-                  <pic:spPr>
-                    <a:xfrm>
-                      <a:off x="0" y="0"/>
-                      <a:ext cx="6176553" cy="3408875"/>
-                    </a:xfrm>
-                    <a:prstGeom prst="rect">
-                      <a:avLst/>
-                    </a:prstGeom>
-                  </pic:spPr>
-                </pic:pic>
-              </a:graphicData>
-            </a:graphic>
-          </wp:inline>
-        </w:drawing>
-      </w:r>
-    </w:p>
-    <w:p>
-      <w:pPr>
-        <w:spacing w:after="160" w:line="360" w:lineRule="auto"/>
-        <w:contextualSpacing/>
-        <w:jc w:val="center"/>
-        <w:rPr>
-          <w:rFonts w:ascii="Times New Roman" w:hAnsi="Times New Roman" w:cs="Times New Roman"/>
-          <w:noProof/>
-          <w:kern w:val="2"/>
-          <w:sz w:val="28"/>
-          <w:szCs w:val="28"/>
-          <w14:ligatures w14:val="standardContextual"/>
-        </w:rPr>
-      </w:pPr>
-      <w:r>
-        <w:rPr>
-          <w:rFonts w:ascii="Times New Roman" w:hAnsi="Times New Roman" w:cs="Times New Roman"/>
-          <w:noProof/>
-          <w:kern w:val="2"/>
-          <w:sz w:val="28"/>
-          <w:szCs w:val="28"/>
-          <w14:ligatures w14:val="standardContextual"/>
-        </w:rPr>
-        <w:t xml:space="preserve">Рисунок </w:t>
-      </w:r>
-      <w:r>
-        <w:rPr>
-          <w:rFonts w:ascii="Times New Roman" w:hAnsi="Times New Roman" w:cs="Times New Roman"/>
-          <w:noProof/>
-          <w:kern w:val="2"/>
-          <w:sz w:val="28"/>
-          <w:szCs w:val="28"/>
-          <w14:ligatures w14:val="standardContextual"/>
-        </w:rPr>
-        <w:t>6</w:t>
-      </w:r>
-      <w:r>
-        <w:rPr>
-          <w:rFonts w:ascii="Times New Roman" w:hAnsi="Times New Roman" w:cs="Times New Roman"/>
-          <w:noProof/>
-          <w:kern w:val="2"/>
-          <w:sz w:val="28"/>
-          <w:szCs w:val="28"/>
-          <w14:ligatures w14:val="standardContextual"/>
-        </w:rPr>
-        <w:t xml:space="preserve"> — Декомпозиция диаграммы IDEF0</w:t>
-      </w:r>
-    </w:p>
-    <w:p>
-      <w:pPr>
-        <w:spacing w:after="160" w:line="360" w:lineRule="auto"/>
-        <w:contextualSpacing/>
-        <w:jc w:val="center"/>
-        <w:rPr>
-          <w:rFonts w:ascii="Times New Roman" w:hAnsi="Times New Roman" w:cs="Times New Roman"/>
-          <w:noProof/>
-          <w:kern w:val="2"/>
-          <w:sz w:val="28"/>
-          <w:szCs w:val="28"/>
-          <w14:ligatures w14:val="standardContextual"/>
-        </w:rPr>
-      </w:pPr>
-    </w:p>
-    <w:p>
-      <w:pPr>
-        <w:spacing w:before="240" w:after="0" w:line="360" w:lineRule="auto"/>
-        <w:ind w:firstLine="709"/>
-        <w:contextualSpacing/>
-        <w:jc w:val="both"/>
-        <w:rPr>
-          <w:rFonts w:ascii="Times New Roman" w:hAnsi="Times New Roman" w:cs="Times New Roman"/>
-          <w:sz w:val="28"/>
-          <w:szCs w:val="28"/>
-        </w:rPr>
-      </w:pPr>
-      <w:r>
-        <w:rPr>
-          <w:rFonts w:ascii="Times New Roman" w:hAnsi="Times New Roman" w:cs="Times New Roman"/>
-          <w:sz w:val="28"/>
-          <w:szCs w:val="28"/>
-        </w:rPr>
-        <w:lastRenderedPageBreak/>
-        <w:t xml:space="preserve">Диаграмма потоков данных представлена на рисунке </w:t>
-      </w:r>
-      <w:r>
-        <w:rPr>
-          <w:rFonts w:ascii="Times New Roman" w:hAnsi="Times New Roman" w:cs="Times New Roman"/>
-          <w:sz w:val="28"/>
-          <w:szCs w:val="28"/>
-        </w:rPr>
-        <w:t>7</w:t>
-      </w:r>
-      <w:r>
-        <w:rPr>
-          <w:rFonts w:ascii="Times New Roman" w:hAnsi="Times New Roman" w:cs="Times New Roman"/>
-          <w:sz w:val="28"/>
-          <w:szCs w:val="28"/>
-        </w:rPr>
-        <w:t>.</w:t>
-      </w:r>
-    </w:p>
-    <w:p>
-      <w:pPr>
-        <w:spacing w:after="160" w:line="360" w:lineRule="auto"/>
-        <w:contextualSpacing/>
-        <w:jc w:val="center"/>
-        <w:rPr>
-          <w:rFonts w:ascii="Times New Roman" w:hAnsi="Times New Roman" w:cs="Times New Roman"/>
-          <w:noProof/>
-          <w:kern w:val="2"/>
-          <w:sz w:val="28"/>
-          <w:szCs w:val="28"/>
-          <w14:ligatures w14:val="standardContextual"/>
-        </w:rPr>
-      </w:pPr>
-      <w:r>
-        <w:rPr>
-          <w:rFonts w:ascii="Times New Roman" w:hAnsi="Times New Roman" w:cs="Times New Roman"/>
-          <w:noProof/>
-          <w:kern w:val="2"/>
-          <w:sz w:val="28"/>
-          <w:szCs w:val="28"/>
-          <w:lang w:eastAsia="ru-RU"/>
-        </w:rPr>
-        <w:drawing>
-          <wp:inline distT="0" distB="0" distL="0" distR="0" wp14:anchorId="49A1E983" wp14:editId="591D0C21">
-            <wp:extent cx="6031230" cy="3926840"/>
-            <wp:effectExtent l="0" t="0" r="7620" b="0"/>
-            <wp:docPr id="9" name="Рисунок 9"/>
-            <wp:cNvGraphicFramePr>
-              <a:graphicFrameLocks xmlns:a="http://schemas.openxmlformats.org/drawingml/2006/main" noChangeAspect="1"/>
-            </wp:cNvGraphicFramePr>
-            <a:graphic xmlns:a="http://schemas.openxmlformats.org/drawingml/2006/main">
-              <a:graphicData uri="http://schemas.openxmlformats.org/drawingml/2006/picture">
-                <pic:pic xmlns:pic="http://schemas.openxmlformats.org/drawingml/2006/picture">
-                  <pic:nvPicPr>
-                    <pic:cNvPr id="9" name="DFD.drawio (1).png"/>
+                    <pic:cNvPr id="14" name="IDEF0 крутая diplom.drawio (1).png"/>
                     <pic:cNvPicPr/>
                   </pic:nvPicPr>
                   <pic:blipFill>
@@ -18334,7 +17530,7 @@
                   <pic:spPr>
                     <a:xfrm>
                       <a:off x="0" y="0"/>
-                      <a:ext cx="6031230" cy="3926840"/>
+                      <a:ext cx="6031230" cy="3328695"/>
                     </a:xfrm>
                     <a:prstGeom prst="rect">
                       <a:avLst/>
@@ -18392,6 +17588,168 @@
           <w:szCs w:val="28"/>
           <w14:ligatures w14:val="standardContextual"/>
         </w:rPr>
+        <w:t xml:space="preserve"> — Декомпозиция диаграммы IDEF0</w:t>
+      </w:r>
+    </w:p>
+    <w:p>
+      <w:pPr>
+        <w:spacing w:after="160" w:line="360" w:lineRule="auto"/>
+        <w:contextualSpacing/>
+        <w:jc w:val="center"/>
+        <w:rPr>
+          <w:rFonts w:ascii="Times New Roman" w:hAnsi="Times New Roman" w:cs="Times New Roman"/>
+          <w:noProof/>
+          <w:kern w:val="2"/>
+          <w:sz w:val="28"/>
+          <w:szCs w:val="28"/>
+          <w14:ligatures w14:val="standardContextual"/>
+        </w:rPr>
+      </w:pPr>
+    </w:p>
+    <w:p>
+      <w:pPr>
+        <w:spacing w:before="240" w:after="0" w:line="360" w:lineRule="auto"/>
+        <w:ind w:firstLine="709"/>
+        <w:contextualSpacing/>
+        <w:jc w:val="both"/>
+        <w:rPr>
+          <w:rFonts w:ascii="Times New Roman" w:hAnsi="Times New Roman" w:cs="Times New Roman"/>
+          <w:sz w:val="28"/>
+          <w:szCs w:val="28"/>
+        </w:rPr>
+      </w:pPr>
+      <w:r>
+        <w:rPr>
+          <w:rFonts w:ascii="Times New Roman" w:hAnsi="Times New Roman" w:cs="Times New Roman"/>
+          <w:sz w:val="28"/>
+          <w:szCs w:val="28"/>
+        </w:rPr>
+        <w:t xml:space="preserve">Диаграмма потоков данных представлена на рисунке </w:t>
+      </w:r>
+      <w:r>
+        <w:rPr>
+          <w:rFonts w:ascii="Times New Roman" w:hAnsi="Times New Roman" w:cs="Times New Roman"/>
+          <w:sz w:val="28"/>
+          <w:szCs w:val="28"/>
+        </w:rPr>
+        <w:t>8</w:t>
+      </w:r>
+      <w:r>
+        <w:rPr>
+          <w:rFonts w:ascii="Times New Roman" w:hAnsi="Times New Roman" w:cs="Times New Roman"/>
+          <w:sz w:val="28"/>
+          <w:szCs w:val="28"/>
+        </w:rPr>
+        <w:t>.</w:t>
+      </w:r>
+    </w:p>
+    <w:p>
+      <w:pPr>
+        <w:spacing w:after="160" w:line="360" w:lineRule="auto"/>
+        <w:contextualSpacing/>
+        <w:jc w:val="center"/>
+        <w:rPr>
+          <w:rFonts w:ascii="Times New Roman" w:hAnsi="Times New Roman" w:cs="Times New Roman"/>
+          <w:noProof/>
+          <w:kern w:val="2"/>
+          <w:sz w:val="28"/>
+          <w:szCs w:val="28"/>
+          <w14:ligatures w14:val="standardContextual"/>
+        </w:rPr>
+      </w:pPr>
+      <w:r>
+        <w:rPr>
+          <w:noProof/>
+          <w:lang w:eastAsia="ru-RU"/>
+        </w:rPr>
+        <w:drawing>
+          <wp:inline distT="0" distB="0" distL="0" distR="0" wp14:anchorId="483A35EB" wp14:editId="2C266351">
+            <wp:extent cx="6031230" cy="3926462"/>
+            <wp:effectExtent l="0" t="0" r="7620" b="0"/>
+            <wp:docPr id="15" name="Рисунок 15"/>
+            <wp:cNvGraphicFramePr>
+              <a:graphicFrameLocks xmlns:a="http://schemas.openxmlformats.org/drawingml/2006/main" noChangeAspect="1"/>
+            </wp:cNvGraphicFramePr>
+            <a:graphic xmlns:a="http://schemas.openxmlformats.org/drawingml/2006/main">
+              <a:graphicData uri="http://schemas.openxmlformats.org/drawingml/2006/picture">
+                <pic:pic xmlns:pic="http://schemas.openxmlformats.org/drawingml/2006/picture">
+                  <pic:nvPicPr>
+                    <pic:cNvPr id="15" name="DFD.drawio (2).png"/>
+                    <pic:cNvPicPr/>
+                  </pic:nvPicPr>
+                  <pic:blipFill>
+                    <a:blip r:embed="rId18" cstate="print">
+                      <a:extLst>
+                        <a:ext uri="{28A0092B-C50C-407E-A947-70E740481C1C}">
+                          <a14:useLocalDpi xmlns:a14="http://schemas.microsoft.com/office/drawing/2010/main" val="0"/>
+                        </a:ext>
+                      </a:extLst>
+                    </a:blip>
+                    <a:stretch>
+                      <a:fillRect/>
+                    </a:stretch>
+                  </pic:blipFill>
+                  <pic:spPr>
+                    <a:xfrm>
+                      <a:off x="0" y="0"/>
+                      <a:ext cx="6031230" cy="3926462"/>
+                    </a:xfrm>
+                    <a:prstGeom prst="rect">
+                      <a:avLst/>
+                    </a:prstGeom>
+                  </pic:spPr>
+                </pic:pic>
+              </a:graphicData>
+            </a:graphic>
+          </wp:inline>
+        </w:drawing>
+      </w:r>
+    </w:p>
+    <w:p>
+      <w:pPr>
+        <w:spacing w:after="160" w:line="360" w:lineRule="auto"/>
+        <w:contextualSpacing/>
+        <w:jc w:val="center"/>
+        <w:rPr>
+          <w:rFonts w:ascii="Times New Roman" w:hAnsi="Times New Roman" w:cs="Times New Roman"/>
+          <w:noProof/>
+          <w:kern w:val="2"/>
+          <w:sz w:val="28"/>
+          <w:szCs w:val="28"/>
+          <w14:ligatures w14:val="standardContextual"/>
+        </w:rPr>
+      </w:pPr>
+      <w:r>
+        <w:rPr>
+          <w:rFonts w:ascii="Times New Roman" w:hAnsi="Times New Roman" w:cs="Times New Roman"/>
+          <w:noProof/>
+          <w:kern w:val="2"/>
+          <w:sz w:val="28"/>
+          <w:szCs w:val="28"/>
+          <w14:ligatures w14:val="standardContextual"/>
+        </w:rPr>
+        <w:t xml:space="preserve">Рисунок </w:t>
+      </w:r>
+      <w:r>
+        <w:rPr>
+          <w:rFonts w:ascii="Times New Roman" w:hAnsi="Times New Roman" w:cs="Times New Roman"/>
+          <w:noProof/>
+          <w:kern w:val="2"/>
+          <w:sz w:val="28"/>
+          <w:szCs w:val="28"/>
+          <w14:ligatures w14:val="standardContextual"/>
+        </w:rPr>
+        <w:t>8</w:t>
+      </w:r>
+      <w:r>
+        <w:rPr>
+          <w:rFonts w:ascii="Times New Roman" w:hAnsi="Times New Roman" w:cs="Times New Roman"/>
+          <w:noProof/>
+          <w:kern w:val="2"/>
+          <w:sz w:val="28"/>
+          <w:szCs w:val="28"/>
+          <w14:ligatures w14:val="standardContextual"/>
+        </w:rPr>
         <w:t xml:space="preserve"> — Диаграмма потоков данных</w:t>
       </w:r>
     </w:p>
@@ -18420,6 +17778,7 @@
           <w:sz w:val="28"/>
           <w:szCs w:val="28"/>
         </w:rPr>
+        <w:lastRenderedPageBreak/>
         <w:t>4.2 Структура хранимой информации</w:t>
       </w:r>
       <w:bookmarkEnd w:id="18"/>
@@ -18546,18 +17905,8 @@
           <w:sz w:val="28"/>
           <w:szCs w:val="28"/>
         </w:rPr>
-        <w:t xml:space="preserve">Заметки могут быть связаны с задачами и событиями </w:t>
-      </w:r>
-      <w:proofErr w:type="gramStart"/>
-      <w:r>
-        <w:rPr>
-          <w:rFonts w:ascii="Times New Roman" w:hAnsi="Times New Roman" w:cs="Times New Roman"/>
-          <w:sz w:val="28"/>
-          <w:szCs w:val="28"/>
-        </w:rPr>
-        <w:t>через теги</w:t>
-      </w:r>
-      <w:proofErr w:type="gramEnd"/>
+        <w:t>Заметки могут быть связаны с задачами и событиями через теги</w:t>
+      </w:r>
     </w:p>
     <w:p>
       <w:pPr>
@@ -18652,7 +18001,6 @@
           <w:sz w:val="28"/>
           <w:szCs w:val="28"/>
         </w:rPr>
-        <w:lastRenderedPageBreak/>
         <w:t>Информация хранится в реляционной БД с нормализованной структурой. Такой подход обеспечивает целостность данных и г</w:t>
       </w:r>
       <w:r>
@@ -18698,7 +18046,7 @@
           <w:sz w:val="28"/>
           <w:szCs w:val="28"/>
         </w:rPr>
-        <w:t>8</w:t>
+        <w:t>9</w:t>
       </w:r>
       <w:r>
         <w:rPr>
@@ -18729,6 +18077,7 @@
           <w:szCs w:val="28"/>
           <w:lang w:eastAsia="ru-RU"/>
         </w:rPr>
+        <w:lastRenderedPageBreak/>
         <w:drawing>
           <wp:inline distT="0" distB="0" distL="0" distR="0" wp14:anchorId="3D236FEC" wp14:editId="56B5E6A4">
             <wp:extent cx="6031230" cy="5761355"/>
@@ -18745,7 +18094,7 @@
                     <pic:cNvPicPr/>
                   </pic:nvPicPr>
                   <pic:blipFill>
-                    <a:blip r:embed="rId18">
+                    <a:blip r:embed="rId19">
                       <a:extLst>
                         <a:ext uri="{28A0092B-C50C-407E-A947-70E740481C1C}">
                           <a14:useLocalDpi xmlns:a14="http://schemas.microsoft.com/office/drawing/2010/main" val="0"/>
@@ -18782,9 +18131,54 @@
           <w:noProof/>
           <w:sz w:val="28"/>
           <w:szCs w:val="28"/>
+        </w:rPr>
+      </w:pPr>
+      <w:r>
+        <w:rPr>
+          <w:rFonts w:ascii="Times New Roman" w:hAnsi="Times New Roman" w:cs="Times New Roman"/>
+          <w:noProof/>
+          <w:sz w:val="28"/>
+          <w:szCs w:val="28"/>
+        </w:rPr>
+        <w:t xml:space="preserve">Рисунок </w:t>
+      </w:r>
+      <w:r>
+        <w:rPr>
+          <w:rFonts w:ascii="Times New Roman" w:hAnsi="Times New Roman" w:cs="Times New Roman"/>
+          <w:noProof/>
+          <w:sz w:val="28"/>
+          <w:szCs w:val="28"/>
+        </w:rPr>
+        <w:t>9</w:t>
+      </w:r>
+      <w:r>
+        <w:rPr>
+          <w:rFonts w:ascii="Times New Roman" w:hAnsi="Times New Roman" w:cs="Times New Roman"/>
+          <w:noProof/>
+          <w:sz w:val="28"/>
+          <w:szCs w:val="28"/>
+        </w:rPr>
+        <w:t xml:space="preserve"> — </w:t>
+      </w:r>
+      <w:r>
+        <w:rPr>
+          <w:rFonts w:ascii="Times New Roman" w:hAnsi="Times New Roman" w:cs="Times New Roman"/>
+          <w:noProof/>
+          <w:sz w:val="28"/>
+          <w:szCs w:val="28"/>
+        </w:rPr>
+        <w:t xml:space="preserve">Диаграмма в нотации </w:t>
+      </w:r>
+      <w:r>
+        <w:rPr>
+          <w:rFonts w:ascii="Times New Roman" w:hAnsi="Times New Roman" w:cs="Times New Roman"/>
+          <w:noProof/>
+          <w:sz w:val="28"/>
+          <w:szCs w:val="28"/>
           <w:lang w:val="en-US"/>
         </w:rPr>
-      </w:pPr>
+        <w:t>IDEF</w:t>
+      </w:r>
       <w:r>
         <w:rPr>
           <w:rFonts w:ascii="Times New Roman" w:hAnsi="Times New Roman" w:cs="Times New Roman"/>
@@ -18792,7 +18186,7 @@
           <w:sz w:val="28"/>
           <w:szCs w:val="28"/>
         </w:rPr>
-        <w:t xml:space="preserve">Рисунок </w:t>
+        <w:t>1</w:t>
       </w:r>
       <w:r>
         <w:rPr>
@@ -18800,79 +18194,10 @@
           <w:noProof/>
           <w:sz w:val="28"/>
           <w:szCs w:val="28"/>
-        </w:rPr>
-        <w:t>8</w:t>
-      </w:r>
-      <w:r>
-        <w:rPr>
-          <w:rFonts w:ascii="Times New Roman" w:hAnsi="Times New Roman" w:cs="Times New Roman"/>
-          <w:noProof/>
-          <w:sz w:val="28"/>
-          <w:szCs w:val="28"/>
-        </w:rPr>
-        <w:t xml:space="preserve"> — </w:t>
-      </w:r>
-      <w:r>
-        <w:rPr>
-          <w:rFonts w:ascii="Times New Roman" w:hAnsi="Times New Roman" w:cs="Times New Roman"/>
-          <w:noProof/>
-          <w:sz w:val="28"/>
-          <w:szCs w:val="28"/>
-        </w:rPr>
-        <w:t xml:space="preserve">Диаграмма в нотации </w:t>
-      </w:r>
-      <w:r>
-        <w:rPr>
-          <w:rFonts w:ascii="Times New Roman" w:hAnsi="Times New Roman" w:cs="Times New Roman"/>
-          <w:noProof/>
-          <w:sz w:val="28"/>
-          <w:szCs w:val="28"/>
           <w:lang w:val="en-US"/>
         </w:rPr>
-        <w:t>IDEF1X</w:t>
-      </w:r>
-    </w:p>
-    <w:p>
-      <w:pPr>
-        <w:spacing w:after="160" w:line="360" w:lineRule="auto"/>
-        <w:contextualSpacing/>
-        <w:jc w:val="center"/>
-        <w:rPr>
-          <w:rFonts w:ascii="Times New Roman" w:hAnsi="Times New Roman" w:cs="Times New Roman"/>
-          <w:noProof/>
-          <w:sz w:val="28"/>
-          <w:szCs w:val="28"/>
-          <w:lang w:val="en-US"/>
-        </w:rPr>
-      </w:pPr>
-    </w:p>
-    <w:p>
-      <w:pPr>
-        <w:spacing w:after="160" w:line="360" w:lineRule="auto"/>
-        <w:contextualSpacing/>
-        <w:jc w:val="center"/>
-        <w:rPr>
-          <w:rFonts w:ascii="Times New Roman" w:hAnsi="Times New Roman" w:cs="Times New Roman"/>
-          <w:noProof/>
-          <w:sz w:val="28"/>
-          <w:szCs w:val="28"/>
-          <w:lang w:val="en-US"/>
-        </w:rPr>
-      </w:pPr>
-    </w:p>
-    <w:p>
-      <w:pPr>
-        <w:spacing w:after="160" w:line="360" w:lineRule="auto"/>
-        <w:contextualSpacing/>
-        <w:jc w:val="center"/>
-        <w:rPr>
-          <w:rFonts w:ascii="Times New Roman" w:hAnsi="Times New Roman" w:cs="Times New Roman"/>
-          <w:noProof/>
-          <w:sz w:val="28"/>
-          <w:szCs w:val="28"/>
-          <w:lang w:val="en-US"/>
-        </w:rPr>
-      </w:pPr>
+        <w:t>X</w:t>
+      </w:r>
     </w:p>
     <w:p>
       <w:pPr>
@@ -18899,7 +18224,6 @@
           <w:sz w:val="28"/>
           <w:szCs w:val="28"/>
         </w:rPr>
-        <w:lastRenderedPageBreak/>
         <w:t>4.3</w:t>
       </w:r>
       <w:r>
@@ -18979,149 +18303,13 @@
           <w:szCs w:val="28"/>
         </w:rPr>
       </w:pPr>
-      <w:proofErr w:type="spellStart"/>
-      <w:r>
-        <w:rPr>
-          <w:rFonts w:ascii="Times New Roman" w:hAnsi="Times New Roman" w:cs="Times New Roman"/>
-          <w:sz w:val="28"/>
-          <w:szCs w:val="28"/>
-        </w:rPr>
-        <w:t>Фронтенд</w:t>
-      </w:r>
-      <w:proofErr w:type="spellEnd"/>
-      <w:r>
-        <w:rPr>
-          <w:rFonts w:ascii="Times New Roman" w:hAnsi="Times New Roman" w:cs="Times New Roman"/>
-          <w:sz w:val="28"/>
-          <w:szCs w:val="28"/>
-        </w:rPr>
-        <w:t xml:space="preserve">: </w:t>
-      </w:r>
-      <w:proofErr w:type="spellStart"/>
-      <w:r>
-        <w:rPr>
-          <w:rFonts w:ascii="Times New Roman" w:hAnsi="Times New Roman" w:cs="Times New Roman"/>
-          <w:sz w:val="28"/>
-          <w:szCs w:val="28"/>
-        </w:rPr>
-        <w:t>JavaScript</w:t>
-      </w:r>
-      <w:proofErr w:type="spellEnd"/>
-      <w:r>
-        <w:rPr>
-          <w:rFonts w:ascii="Times New Roman" w:hAnsi="Times New Roman" w:cs="Times New Roman"/>
-          <w:sz w:val="28"/>
-          <w:szCs w:val="28"/>
-        </w:rPr>
-        <w:t>/</w:t>
-      </w:r>
-      <w:proofErr w:type="spellStart"/>
-      <w:r>
-        <w:rPr>
-          <w:rFonts w:ascii="Times New Roman" w:hAnsi="Times New Roman" w:cs="Times New Roman"/>
-          <w:sz w:val="28"/>
-          <w:szCs w:val="28"/>
-        </w:rPr>
-        <w:t>TypeScript</w:t>
-      </w:r>
-      <w:proofErr w:type="spellEnd"/>
-      <w:r>
-        <w:rPr>
-          <w:rFonts w:ascii="Times New Roman" w:hAnsi="Times New Roman" w:cs="Times New Roman"/>
-          <w:sz w:val="28"/>
-          <w:szCs w:val="28"/>
-        </w:rPr>
-        <w:t xml:space="preserve">, </w:t>
-      </w:r>
-      <w:proofErr w:type="spellStart"/>
-      <w:r>
-        <w:rPr>
-          <w:rFonts w:ascii="Times New Roman" w:hAnsi="Times New Roman" w:cs="Times New Roman"/>
-          <w:sz w:val="28"/>
-          <w:szCs w:val="28"/>
-        </w:rPr>
-        <w:t>фреймворк</w:t>
-      </w:r>
-      <w:proofErr w:type="spellEnd"/>
-      <w:r>
-        <w:rPr>
-          <w:rFonts w:ascii="Times New Roman" w:hAnsi="Times New Roman" w:cs="Times New Roman"/>
-          <w:sz w:val="28"/>
-          <w:szCs w:val="28"/>
-        </w:rPr>
-        <w:t xml:space="preserve"> </w:t>
-      </w:r>
-      <w:proofErr w:type="spellStart"/>
-      <w:r>
-        <w:rPr>
-          <w:rFonts w:ascii="Times New Roman" w:hAnsi="Times New Roman" w:cs="Times New Roman"/>
-          <w:sz w:val="28"/>
-          <w:szCs w:val="28"/>
-        </w:rPr>
-        <w:t>React</w:t>
-      </w:r>
-      <w:proofErr w:type="spellEnd"/>
-      <w:r>
-        <w:rPr>
-          <w:rFonts w:ascii="Times New Roman" w:hAnsi="Times New Roman" w:cs="Times New Roman"/>
-          <w:sz w:val="28"/>
-          <w:szCs w:val="28"/>
-        </w:rPr>
-        <w:t>/Vue.js, библиотека для UI (</w:t>
-      </w:r>
-      <w:proofErr w:type="spellStart"/>
-      <w:r>
-        <w:rPr>
-          <w:rFonts w:ascii="Times New Roman" w:hAnsi="Times New Roman" w:cs="Times New Roman"/>
-          <w:sz w:val="28"/>
-          <w:szCs w:val="28"/>
-        </w:rPr>
-        <w:t>Material</w:t>
-      </w:r>
-      <w:proofErr w:type="spellEnd"/>
-      <w:r>
-        <w:rPr>
-          <w:rFonts w:ascii="Times New Roman" w:hAnsi="Times New Roman" w:cs="Times New Roman"/>
-          <w:sz w:val="28"/>
-          <w:szCs w:val="28"/>
-        </w:rPr>
-        <w:t xml:space="preserve">-UI, </w:t>
-      </w:r>
-      <w:proofErr w:type="spellStart"/>
-      <w:r>
-        <w:rPr>
-          <w:rFonts w:ascii="Times New Roman" w:hAnsi="Times New Roman" w:cs="Times New Roman"/>
-          <w:sz w:val="28"/>
-          <w:szCs w:val="28"/>
-        </w:rPr>
-        <w:t>Ant</w:t>
-      </w:r>
-      <w:proofErr w:type="spellEnd"/>
-      <w:r>
-        <w:rPr>
-          <w:rFonts w:ascii="Times New Roman" w:hAnsi="Times New Roman" w:cs="Times New Roman"/>
-          <w:sz w:val="28"/>
-          <w:szCs w:val="28"/>
-        </w:rPr>
-        <w:t xml:space="preserve"> </w:t>
-      </w:r>
-      <w:proofErr w:type="spellStart"/>
-      <w:r>
-        <w:rPr>
-          <w:rFonts w:ascii="Times New Roman" w:hAnsi="Times New Roman" w:cs="Times New Roman"/>
-          <w:sz w:val="28"/>
-          <w:szCs w:val="28"/>
-        </w:rPr>
-        <w:t>Design</w:t>
-      </w:r>
-      <w:proofErr w:type="spellEnd"/>
-      <w:r>
-        <w:rPr>
-          <w:rFonts w:ascii="Times New Roman" w:hAnsi="Times New Roman" w:cs="Times New Roman"/>
-          <w:sz w:val="28"/>
-          <w:szCs w:val="28"/>
-        </w:rPr>
-        <w:t>)</w:t>
+      <w:r>
+        <w:rPr>
+          <w:rFonts w:ascii="Times New Roman" w:hAnsi="Times New Roman" w:cs="Times New Roman"/>
+          <w:sz w:val="28"/>
+          <w:szCs w:val="28"/>
+        </w:rPr>
+        <w:t>Фронтенд: JavaScript/TypeScript, фреймворк React/Vue.js, библиотека для UI (Material-UI, Ant Design)</w:t>
       </w:r>
     </w:p>
     <w:p>
@@ -19140,95 +18328,13 @@
           <w:szCs w:val="28"/>
         </w:rPr>
       </w:pPr>
-      <w:proofErr w:type="spellStart"/>
-      <w:r>
-        <w:rPr>
-          <w:rFonts w:ascii="Times New Roman" w:hAnsi="Times New Roman" w:cs="Times New Roman"/>
-          <w:sz w:val="28"/>
-          <w:szCs w:val="28"/>
-        </w:rPr>
-        <w:t>Бэкенд</w:t>
-      </w:r>
-      <w:proofErr w:type="spellEnd"/>
-      <w:r>
-        <w:rPr>
-          <w:rFonts w:ascii="Times New Roman" w:hAnsi="Times New Roman" w:cs="Times New Roman"/>
-          <w:sz w:val="28"/>
-          <w:szCs w:val="28"/>
-        </w:rPr>
-        <w:t xml:space="preserve">: </w:t>
-      </w:r>
-      <w:proofErr w:type="spellStart"/>
-      <w:r>
-        <w:rPr>
-          <w:rFonts w:ascii="Times New Roman" w:hAnsi="Times New Roman" w:cs="Times New Roman"/>
-          <w:sz w:val="28"/>
-          <w:szCs w:val="28"/>
-        </w:rPr>
-        <w:t>Python</w:t>
-      </w:r>
-      <w:proofErr w:type="spellEnd"/>
-      <w:r>
-        <w:rPr>
-          <w:rFonts w:ascii="Times New Roman" w:hAnsi="Times New Roman" w:cs="Times New Roman"/>
-          <w:sz w:val="28"/>
-          <w:szCs w:val="28"/>
-        </w:rPr>
-        <w:t xml:space="preserve"> 3.11+, </w:t>
-      </w:r>
-      <w:proofErr w:type="spellStart"/>
-      <w:r>
-        <w:rPr>
-          <w:rFonts w:ascii="Times New Roman" w:hAnsi="Times New Roman" w:cs="Times New Roman"/>
-          <w:sz w:val="28"/>
-          <w:szCs w:val="28"/>
-        </w:rPr>
-        <w:t>фреймворк</w:t>
-      </w:r>
-      <w:proofErr w:type="spellEnd"/>
-      <w:r>
-        <w:rPr>
-          <w:rFonts w:ascii="Times New Roman" w:hAnsi="Times New Roman" w:cs="Times New Roman"/>
-          <w:sz w:val="28"/>
-          <w:szCs w:val="28"/>
-        </w:rPr>
-        <w:t xml:space="preserve"> </w:t>
-      </w:r>
-      <w:proofErr w:type="spellStart"/>
-      <w:r>
-        <w:rPr>
-          <w:rFonts w:ascii="Times New Roman" w:hAnsi="Times New Roman" w:cs="Times New Roman"/>
-          <w:sz w:val="28"/>
-          <w:szCs w:val="28"/>
-        </w:rPr>
-        <w:t>Django</w:t>
-      </w:r>
-      <w:proofErr w:type="spellEnd"/>
-      <w:r>
-        <w:rPr>
-          <w:rFonts w:ascii="Times New Roman" w:hAnsi="Times New Roman" w:cs="Times New Roman"/>
-          <w:sz w:val="28"/>
-          <w:szCs w:val="28"/>
-        </w:rPr>
-        <w:t xml:space="preserve"> 4.2+/</w:t>
-      </w:r>
-      <w:proofErr w:type="spellStart"/>
-      <w:r>
-        <w:rPr>
-          <w:rFonts w:ascii="Times New Roman" w:hAnsi="Times New Roman" w:cs="Times New Roman"/>
-          <w:sz w:val="28"/>
-          <w:szCs w:val="28"/>
-        </w:rPr>
-        <w:t>FastAPI</w:t>
-      </w:r>
-      <w:proofErr w:type="spellEnd"/>
-      <w:r>
-        <w:rPr>
-          <w:rFonts w:ascii="Times New Roman" w:hAnsi="Times New Roman" w:cs="Times New Roman"/>
-          <w:sz w:val="28"/>
-          <w:szCs w:val="28"/>
-        </w:rPr>
-        <w:t xml:space="preserve"> 0.95+</w:t>
+      <w:r>
+        <w:rPr>
+          <w:rFonts w:ascii="Times New Roman" w:hAnsi="Times New Roman" w:cs="Times New Roman"/>
+          <w:sz w:val="28"/>
+          <w:szCs w:val="28"/>
+        </w:rPr>
+        <w:t>Бэкенд: Python 3.11+, фреймворк Django 4.2+/FastAPI 0.95+</w:t>
       </w:r>
     </w:p>
     <w:p>
@@ -19253,25 +18359,7 @@
           <w:sz w:val="28"/>
           <w:szCs w:val="28"/>
         </w:rPr>
-        <w:t xml:space="preserve">База данных: </w:t>
-      </w:r>
-      <w:proofErr w:type="spellStart"/>
-      <w:r>
-        <w:rPr>
-          <w:rFonts w:ascii="Times New Roman" w:hAnsi="Times New Roman" w:cs="Times New Roman"/>
-          <w:sz w:val="28"/>
-          <w:szCs w:val="28"/>
-        </w:rPr>
-        <w:t>PostgreSQL</w:t>
-      </w:r>
-      <w:proofErr w:type="spellEnd"/>
-      <w:r>
-        <w:rPr>
-          <w:rFonts w:ascii="Times New Roman" w:hAnsi="Times New Roman" w:cs="Times New Roman"/>
-          <w:sz w:val="28"/>
-          <w:szCs w:val="28"/>
-        </w:rPr>
-        <w:t xml:space="preserve"> 14+</w:t>
+        <w:t>База данных: PostgreSQL 14+</w:t>
       </w:r>
     </w:p>
     <w:p>
@@ -19296,54 +18384,8 @@
           <w:sz w:val="28"/>
           <w:szCs w:val="28"/>
         </w:rPr>
-        <w:t xml:space="preserve">Веб-сервер: </w:t>
-      </w:r>
-      <w:proofErr w:type="spellStart"/>
-      <w:r>
-        <w:rPr>
-          <w:rFonts w:ascii="Times New Roman" w:hAnsi="Times New Roman" w:cs="Times New Roman"/>
-          <w:sz w:val="28"/>
-          <w:szCs w:val="28"/>
-        </w:rPr>
-        <w:t>Nginx</w:t>
-      </w:r>
-      <w:proofErr w:type="spellEnd"/>
-      <w:r>
-        <w:rPr>
-          <w:rFonts w:ascii="Times New Roman" w:hAnsi="Times New Roman" w:cs="Times New Roman"/>
-          <w:sz w:val="28"/>
-          <w:szCs w:val="28"/>
-        </w:rPr>
-        <w:t xml:space="preserve"> + </w:t>
-      </w:r>
-      <w:proofErr w:type="spellStart"/>
-      <w:r>
-        <w:rPr>
-          <w:rFonts w:ascii="Times New Roman" w:hAnsi="Times New Roman" w:cs="Times New Roman"/>
-          <w:sz w:val="28"/>
-          <w:szCs w:val="28"/>
-        </w:rPr>
-        <w:t>Gunicorn</w:t>
-      </w:r>
-      <w:proofErr w:type="spellEnd"/>
-      <w:r>
-        <w:rPr>
-          <w:rFonts w:ascii="Times New Roman" w:hAnsi="Times New Roman" w:cs="Times New Roman"/>
-          <w:sz w:val="28"/>
-          <w:szCs w:val="28"/>
-        </w:rPr>
-        <w:t>/</w:t>
-      </w:r>
-      <w:proofErr w:type="spellStart"/>
-      <w:r>
-        <w:rPr>
-          <w:rFonts w:ascii="Times New Roman" w:hAnsi="Times New Roman" w:cs="Times New Roman"/>
-          <w:sz w:val="28"/>
-          <w:szCs w:val="28"/>
-        </w:rPr>
-        <w:t>Uvicorn</w:t>
-      </w:r>
-      <w:proofErr w:type="spellEnd"/>
+        <w:t>Веб-сервер: Nginx + Gunicorn/Uvicorn</w:t>
+      </w:r>
     </w:p>
     <w:p>
       <w:pPr>
@@ -19367,72 +18409,8 @@
           <w:sz w:val="28"/>
           <w:szCs w:val="28"/>
         </w:rPr>
-        <w:t xml:space="preserve">Управление версиями: </w:t>
-      </w:r>
-      <w:proofErr w:type="spellStart"/>
-      <w:r>
-        <w:rPr>
-          <w:rFonts w:ascii="Times New Roman" w:hAnsi="Times New Roman" w:cs="Times New Roman"/>
-          <w:sz w:val="28"/>
-          <w:szCs w:val="28"/>
-        </w:rPr>
-        <w:t>Git</w:t>
-      </w:r>
-      <w:proofErr w:type="spellEnd"/>
-      <w:r>
-        <w:rPr>
-          <w:rFonts w:ascii="Times New Roman" w:hAnsi="Times New Roman" w:cs="Times New Roman"/>
-          <w:sz w:val="28"/>
-          <w:szCs w:val="28"/>
-        </w:rPr>
-        <w:t xml:space="preserve">, </w:t>
-      </w:r>
-      <w:proofErr w:type="spellStart"/>
-      <w:r>
-        <w:rPr>
-          <w:rFonts w:ascii="Times New Roman" w:hAnsi="Times New Roman" w:cs="Times New Roman"/>
-          <w:sz w:val="28"/>
-          <w:szCs w:val="28"/>
-        </w:rPr>
-        <w:t>репозиторий</w:t>
-      </w:r>
-      <w:proofErr w:type="spellEnd"/>
-      <w:r>
-        <w:rPr>
-          <w:rFonts w:ascii="Times New Roman" w:hAnsi="Times New Roman" w:cs="Times New Roman"/>
-          <w:sz w:val="28"/>
-          <w:szCs w:val="28"/>
-        </w:rPr>
-        <w:t xml:space="preserve"> </w:t>
-      </w:r>
-      <w:proofErr w:type="spellStart"/>
-      <w:r>
-        <w:rPr>
-          <w:rFonts w:ascii="Times New Roman" w:hAnsi="Times New Roman" w:cs="Times New Roman"/>
-          <w:sz w:val="28"/>
-          <w:szCs w:val="28"/>
-        </w:rPr>
-        <w:t>GitHub</w:t>
-      </w:r>
-      <w:proofErr w:type="spellEnd"/>
-      <w:r>
-        <w:rPr>
-          <w:rFonts w:ascii="Times New Roman" w:hAnsi="Times New Roman" w:cs="Times New Roman"/>
-          <w:sz w:val="28"/>
-          <w:szCs w:val="28"/>
-        </w:rPr>
-        <w:t>/</w:t>
-      </w:r>
-      <w:proofErr w:type="spellStart"/>
-      <w:r>
-        <w:rPr>
-          <w:rFonts w:ascii="Times New Roman" w:hAnsi="Times New Roman" w:cs="Times New Roman"/>
-          <w:sz w:val="28"/>
-          <w:szCs w:val="28"/>
-        </w:rPr>
-        <w:t>GitLab</w:t>
-      </w:r>
-      <w:proofErr w:type="spellEnd"/>
+        <w:t>Управление версиями: Git, репозиторий GitHub/GitLab</w:t>
+      </w:r>
     </w:p>
     <w:p>
       <w:pPr>
@@ -19456,54 +18434,9 @@
           <w:sz w:val="28"/>
           <w:szCs w:val="28"/>
         </w:rPr>
-        <w:t xml:space="preserve">Контейнеризация: </w:t>
-      </w:r>
-      <w:proofErr w:type="spellStart"/>
-      <w:r>
-        <w:rPr>
-          <w:rFonts w:ascii="Times New Roman" w:hAnsi="Times New Roman" w:cs="Times New Roman"/>
-          <w:sz w:val="28"/>
-          <w:szCs w:val="28"/>
-        </w:rPr>
-        <w:t>Docker</w:t>
-      </w:r>
-      <w:proofErr w:type="spellEnd"/>
-      <w:r>
-        <w:rPr>
-          <w:rFonts w:ascii="Times New Roman" w:hAnsi="Times New Roman" w:cs="Times New Roman"/>
-          <w:sz w:val="28"/>
-          <w:szCs w:val="28"/>
-        </w:rPr>
-        <w:t xml:space="preserve"> + </w:t>
-      </w:r>
-      <w:proofErr w:type="spellStart"/>
-      <w:r>
-        <w:rPr>
-          <w:rFonts w:ascii="Times New Roman" w:hAnsi="Times New Roman" w:cs="Times New Roman"/>
-          <w:sz w:val="28"/>
-          <w:szCs w:val="28"/>
-        </w:rPr>
-        <w:t>Docker</w:t>
-      </w:r>
-      <w:proofErr w:type="spellEnd"/>
-      <w:r>
-        <w:rPr>
-          <w:rFonts w:ascii="Times New Roman" w:hAnsi="Times New Roman" w:cs="Times New Roman"/>
-          <w:sz w:val="28"/>
-          <w:szCs w:val="28"/>
-        </w:rPr>
-        <w:t xml:space="preserve"> </w:t>
-      </w:r>
-      <w:proofErr w:type="spellStart"/>
-      <w:r>
-        <w:rPr>
-          <w:rFonts w:ascii="Times New Roman" w:hAnsi="Times New Roman" w:cs="Times New Roman"/>
-          <w:sz w:val="28"/>
-          <w:szCs w:val="28"/>
-        </w:rPr>
-        <w:t>Compose</w:t>
-      </w:r>
-      <w:proofErr w:type="spellEnd"/>
+        <w:lastRenderedPageBreak/>
+        <w:t>Контейнеризация: Docker + Docker Compose</w:t>
+      </w:r>
     </w:p>
     <w:p>
       <w:pPr>
@@ -19701,7 +18634,6 @@
           <w:bCs/>
           <w:color w:val="auto"/>
         </w:rPr>
-        <w:lastRenderedPageBreak/>
         <w:t xml:space="preserve">5. </w:t>
       </w:r>
       <w:r>
@@ -19786,51 +18718,15 @@
           <w:sz w:val="28"/>
           <w:szCs w:val="28"/>
         </w:rPr>
-        <w:t xml:space="preserve">Разрабатываемое программное обеспечение является веб-приложением с клиент-серверной архитектурой. Для корректной работы требуется наличие установленной среды выполнения </w:t>
-      </w:r>
-      <w:proofErr w:type="spellStart"/>
-      <w:r>
-        <w:rPr>
-          <w:rFonts w:ascii="Times New Roman" w:hAnsi="Times New Roman" w:cs="Times New Roman"/>
-          <w:sz w:val="28"/>
-          <w:szCs w:val="28"/>
-        </w:rPr>
-        <w:t>Python</w:t>
-      </w:r>
-      <w:proofErr w:type="spellEnd"/>
-      <w:r>
-        <w:rPr>
-          <w:rFonts w:ascii="Times New Roman" w:hAnsi="Times New Roman" w:cs="Times New Roman"/>
-          <w:sz w:val="28"/>
-          <w:szCs w:val="28"/>
-        </w:rPr>
-        <w:t xml:space="preserve">, системы управления базами данных </w:t>
-      </w:r>
-      <w:proofErr w:type="spellStart"/>
-      <w:r>
-        <w:rPr>
-          <w:rFonts w:ascii="Times New Roman" w:hAnsi="Times New Roman" w:cs="Times New Roman"/>
-          <w:sz w:val="28"/>
-          <w:szCs w:val="28"/>
-        </w:rPr>
-        <w:t>PostgreS</w:t>
-      </w:r>
-      <w:r>
-        <w:rPr>
-          <w:rFonts w:ascii="Times New Roman" w:hAnsi="Times New Roman" w:cs="Times New Roman"/>
-          <w:sz w:val="28"/>
-          <w:szCs w:val="28"/>
-        </w:rPr>
-        <w:t>QL</w:t>
-      </w:r>
-      <w:proofErr w:type="spellEnd"/>
-      <w:r>
-        <w:rPr>
-          <w:rFonts w:ascii="Times New Roman" w:hAnsi="Times New Roman" w:cs="Times New Roman"/>
-          <w:sz w:val="28"/>
-          <w:szCs w:val="28"/>
-        </w:rPr>
-        <w:t xml:space="preserve"> и современного веб-браузера.</w:t>
+        <w:t>Разрабатываемое программное обеспечение является веб-приложением с клиент-серверной архитектурой. Для корректной работы требуется наличие установленной среды выполнения Python, системы управления базами данных PostgreS</w:t>
+      </w:r>
+      <w:r>
+        <w:rPr>
+          <w:rFonts w:ascii="Times New Roman" w:hAnsi="Times New Roman" w:cs="Times New Roman"/>
+          <w:sz w:val="28"/>
+          <w:szCs w:val="28"/>
+        </w:rPr>
+        <w:t>QL и современного веб-браузера.</w:t>
       </w:r>
     </w:p>
     <w:p>
@@ -19851,6 +18747,7 @@
           <w:sz w:val="28"/>
           <w:szCs w:val="28"/>
         </w:rPr>
+        <w:lastRenderedPageBreak/>
         <w:t>Особ</w:t>
       </w:r>
       <w:r>
@@ -19884,97 +18781,7 @@
           <w:sz w:val="28"/>
           <w:szCs w:val="28"/>
         </w:rPr>
-        <w:t xml:space="preserve">Подготовка программной среды: устанавливается интерпретатор </w:t>
-      </w:r>
-      <w:proofErr w:type="spellStart"/>
-      <w:r>
-        <w:rPr>
-          <w:rFonts w:ascii="Times New Roman" w:hAnsi="Times New Roman" w:cs="Times New Roman"/>
-          <w:sz w:val="28"/>
-          <w:szCs w:val="28"/>
-        </w:rPr>
-        <w:t>Python</w:t>
-      </w:r>
-      <w:proofErr w:type="spellEnd"/>
-      <w:r>
-        <w:rPr>
-          <w:rFonts w:ascii="Times New Roman" w:hAnsi="Times New Roman" w:cs="Times New Roman"/>
-          <w:sz w:val="28"/>
-          <w:szCs w:val="28"/>
-        </w:rPr>
-        <w:t xml:space="preserve"> версии 3.11+, СУБД </w:t>
-      </w:r>
-      <w:proofErr w:type="spellStart"/>
-      <w:r>
-        <w:rPr>
-          <w:rFonts w:ascii="Times New Roman" w:hAnsi="Times New Roman" w:cs="Times New Roman"/>
-          <w:sz w:val="28"/>
-          <w:szCs w:val="28"/>
-        </w:rPr>
-        <w:t>PostgreSQL</w:t>
-      </w:r>
-      <w:proofErr w:type="spellEnd"/>
-      <w:r>
-        <w:rPr>
-          <w:rFonts w:ascii="Times New Roman" w:hAnsi="Times New Roman" w:cs="Times New Roman"/>
-          <w:sz w:val="28"/>
-          <w:szCs w:val="28"/>
-        </w:rPr>
-        <w:t xml:space="preserve"> 14+ и среда разработки VS </w:t>
-      </w:r>
-      <w:proofErr w:type="spellStart"/>
-      <w:r>
-        <w:rPr>
-          <w:rFonts w:ascii="Times New Roman" w:hAnsi="Times New Roman" w:cs="Times New Roman"/>
-          <w:sz w:val="28"/>
-          <w:szCs w:val="28"/>
-        </w:rPr>
-        <w:t>Code</w:t>
-      </w:r>
-      <w:proofErr w:type="spellEnd"/>
-      <w:r>
-        <w:rPr>
-          <w:rFonts w:ascii="Times New Roman" w:hAnsi="Times New Roman" w:cs="Times New Roman"/>
-          <w:sz w:val="28"/>
-          <w:szCs w:val="28"/>
-        </w:rPr>
-        <w:t xml:space="preserve">. Выполняется настройка виртуального окружения и установка зависимостей, включая </w:t>
-      </w:r>
-      <w:proofErr w:type="spellStart"/>
-      <w:r>
-        <w:rPr>
-          <w:rFonts w:ascii="Times New Roman" w:hAnsi="Times New Roman" w:cs="Times New Roman"/>
-          <w:sz w:val="28"/>
-          <w:szCs w:val="28"/>
-        </w:rPr>
-        <w:t>Django</w:t>
-      </w:r>
-      <w:proofErr w:type="spellEnd"/>
-      <w:r>
-        <w:rPr>
-          <w:rFonts w:ascii="Times New Roman" w:hAnsi="Times New Roman" w:cs="Times New Roman"/>
-          <w:sz w:val="28"/>
-          <w:szCs w:val="28"/>
-        </w:rPr>
-        <w:t>/</w:t>
-      </w:r>
-      <w:proofErr w:type="spellStart"/>
-      <w:r>
-        <w:rPr>
-          <w:rFonts w:ascii="Times New Roman" w:hAnsi="Times New Roman" w:cs="Times New Roman"/>
-          <w:sz w:val="28"/>
-          <w:szCs w:val="28"/>
-        </w:rPr>
-        <w:t>FastAPI</w:t>
-      </w:r>
-      <w:proofErr w:type="spellEnd"/>
-      <w:r>
-        <w:rPr>
-          <w:rFonts w:ascii="Times New Roman" w:hAnsi="Times New Roman" w:cs="Times New Roman"/>
-          <w:sz w:val="28"/>
-          <w:szCs w:val="28"/>
-        </w:rPr>
-        <w:t xml:space="preserve"> и дополнительные библиотеки.</w:t>
+        <w:t>Подготовка программной среды: устанавливается интерпретатор Python версии 3.11+, СУБД PostgreSQL 14+ и среда разработки VS Code. Выполняется настройка виртуального окружения и установка зависимостей, включая Django/FastAPI и дополнительные библиотеки.</w:t>
       </w:r>
     </w:p>
     <w:p>
@@ -19999,25 +18806,7 @@
           <w:sz w:val="28"/>
           <w:szCs w:val="28"/>
         </w:rPr>
-        <w:t xml:space="preserve">Развертывание базы данных: выполняются скрипты инициализации для создания структуры базы данных </w:t>
-      </w:r>
-      <w:proofErr w:type="spellStart"/>
-      <w:r>
-        <w:rPr>
-          <w:rFonts w:ascii="Times New Roman" w:hAnsi="Times New Roman" w:cs="Times New Roman"/>
-          <w:sz w:val="28"/>
-          <w:szCs w:val="28"/>
-        </w:rPr>
-        <w:t>PostgreSQL</w:t>
-      </w:r>
-      <w:proofErr w:type="spellEnd"/>
-      <w:r>
-        <w:rPr>
-          <w:rFonts w:ascii="Times New Roman" w:hAnsi="Times New Roman" w:cs="Times New Roman"/>
-          <w:sz w:val="28"/>
-          <w:szCs w:val="28"/>
-        </w:rPr>
-        <w:t>, включая таблицы Пользователей, Задач, Проектов, Заметок, Событий, Привычек и Тегов. Настраиваются связи между сущностями и индексы для оптимизации запросов.</w:t>
+        <w:t>Развертывание базы данных: выполняются скрипты инициализации для создания структуры базы данных PostgreSQL, включая таблицы Пользователей, Задач, Проектов, Заметок, Событий, Привычек и Тегов. Настраиваются связи между сущностями и индексы для оптимизации запросов.</w:t>
       </w:r>
     </w:p>
     <w:p>
@@ -20042,43 +18831,7 @@
           <w:sz w:val="28"/>
           <w:szCs w:val="28"/>
         </w:rPr>
-        <w:t xml:space="preserve">Запуск серверных компонентов: активируется серверное приложение на базе </w:t>
-      </w:r>
-      <w:proofErr w:type="spellStart"/>
-      <w:r>
-        <w:rPr>
-          <w:rFonts w:ascii="Times New Roman" w:hAnsi="Times New Roman" w:cs="Times New Roman"/>
-          <w:sz w:val="28"/>
-          <w:szCs w:val="28"/>
-        </w:rPr>
-        <w:t>Django</w:t>
-      </w:r>
-      <w:proofErr w:type="spellEnd"/>
-      <w:r>
-        <w:rPr>
-          <w:rFonts w:ascii="Times New Roman" w:hAnsi="Times New Roman" w:cs="Times New Roman"/>
-          <w:sz w:val="28"/>
-          <w:szCs w:val="28"/>
-        </w:rPr>
-        <w:t>/</w:t>
-      </w:r>
-      <w:proofErr w:type="spellStart"/>
-      <w:r>
-        <w:rPr>
-          <w:rFonts w:ascii="Times New Roman" w:hAnsi="Times New Roman" w:cs="Times New Roman"/>
-          <w:sz w:val="28"/>
-          <w:szCs w:val="28"/>
-        </w:rPr>
-        <w:t>FastAPI</w:t>
-      </w:r>
-      <w:proofErr w:type="spellEnd"/>
-      <w:r>
-        <w:rPr>
-          <w:rFonts w:ascii="Times New Roman" w:hAnsi="Times New Roman" w:cs="Times New Roman"/>
-          <w:sz w:val="28"/>
-          <w:szCs w:val="28"/>
-        </w:rPr>
-        <w:t>, которое обеспечивает выполнение бизнес-логики, аутентификацию пользователей и предоставление REST API.</w:t>
+        <w:t>Запуск серверных компонентов: активируется серверное приложение на базе Django/FastAPI, которое обеспечивает выполнение бизнес-логики, аутентификацию пользователей и предоставление REST API.</w:t>
       </w:r>
     </w:p>
     <w:p>
@@ -20199,7 +18952,6 @@
           <w:sz w:val="28"/>
           <w:szCs w:val="28"/>
         </w:rPr>
-        <w:lastRenderedPageBreak/>
         <w:t>операционная система Windows 10 или более поздние версии;</w:t>
       </w:r>
     </w:p>
@@ -20225,79 +18977,7 @@
           <w:sz w:val="28"/>
           <w:szCs w:val="28"/>
         </w:rPr>
-        <w:t>современный веб-браузер (</w:t>
-      </w:r>
-      <w:proofErr w:type="spellStart"/>
-      <w:r>
-        <w:rPr>
-          <w:rFonts w:ascii="Times New Roman" w:hAnsi="Times New Roman" w:cs="Times New Roman"/>
-          <w:sz w:val="28"/>
-          <w:szCs w:val="28"/>
-        </w:rPr>
-        <w:t>Google</w:t>
-      </w:r>
-      <w:proofErr w:type="spellEnd"/>
-      <w:r>
-        <w:rPr>
-          <w:rFonts w:ascii="Times New Roman" w:hAnsi="Times New Roman" w:cs="Times New Roman"/>
-          <w:sz w:val="28"/>
-          <w:szCs w:val="28"/>
-        </w:rPr>
-        <w:t xml:space="preserve"> </w:t>
-      </w:r>
-      <w:proofErr w:type="spellStart"/>
-      <w:r>
-        <w:rPr>
-          <w:rFonts w:ascii="Times New Roman" w:hAnsi="Times New Roman" w:cs="Times New Roman"/>
-          <w:sz w:val="28"/>
-          <w:szCs w:val="28"/>
-        </w:rPr>
-        <w:t>Chrome</w:t>
-      </w:r>
-      <w:proofErr w:type="spellEnd"/>
-      <w:r>
-        <w:rPr>
-          <w:rFonts w:ascii="Times New Roman" w:hAnsi="Times New Roman" w:cs="Times New Roman"/>
-          <w:sz w:val="28"/>
-          <w:szCs w:val="28"/>
-        </w:rPr>
-        <w:t xml:space="preserve">, </w:t>
-      </w:r>
-      <w:proofErr w:type="spellStart"/>
-      <w:r>
-        <w:rPr>
-          <w:rFonts w:ascii="Times New Roman" w:hAnsi="Times New Roman" w:cs="Times New Roman"/>
-          <w:sz w:val="28"/>
-          <w:szCs w:val="28"/>
-        </w:rPr>
-        <w:t>Mozilla</w:t>
-      </w:r>
-      <w:proofErr w:type="spellEnd"/>
-      <w:r>
-        <w:rPr>
-          <w:rFonts w:ascii="Times New Roman" w:hAnsi="Times New Roman" w:cs="Times New Roman"/>
-          <w:sz w:val="28"/>
-          <w:szCs w:val="28"/>
-        </w:rPr>
-        <w:t xml:space="preserve"> </w:t>
-      </w:r>
-      <w:proofErr w:type="spellStart"/>
-      <w:r>
-        <w:rPr>
-          <w:rFonts w:ascii="Times New Roman" w:hAnsi="Times New Roman" w:cs="Times New Roman"/>
-          <w:sz w:val="28"/>
-          <w:szCs w:val="28"/>
-        </w:rPr>
-        <w:t>Firefox</w:t>
-      </w:r>
-      <w:proofErr w:type="spellEnd"/>
-      <w:r>
-        <w:rPr>
-          <w:rFonts w:ascii="Times New Roman" w:hAnsi="Times New Roman" w:cs="Times New Roman"/>
-          <w:sz w:val="28"/>
-          <w:szCs w:val="28"/>
-        </w:rPr>
-        <w:t>).</w:t>
+        <w:t>современный веб-браузер (Google Chrome, Mozilla Firefox).</w:t>
       </w:r>
     </w:p>
     <w:p>
@@ -20411,25 +19091,16 @@
           <w:sz w:val="28"/>
           <w:szCs w:val="28"/>
         </w:rPr>
-        <w:t xml:space="preserve">Интуитивный интерфейс: пользовательский интерфейс разработан с учетом минимального уровня подготовки пользователей, обеспечивая простую навигацию и доступ к основным функциям через </w:t>
-      </w:r>
-      <w:proofErr w:type="spellStart"/>
-      <w:r>
-        <w:rPr>
-          <w:rFonts w:ascii="Times New Roman" w:hAnsi="Times New Roman" w:cs="Times New Roman"/>
-          <w:sz w:val="28"/>
-          <w:szCs w:val="28"/>
-        </w:rPr>
-        <w:t>дашборд</w:t>
-      </w:r>
-      <w:proofErr w:type="spellEnd"/>
-      <w:r>
-        <w:rPr>
-          <w:rFonts w:ascii="Times New Roman" w:hAnsi="Times New Roman" w:cs="Times New Roman"/>
-          <w:sz w:val="28"/>
-          <w:szCs w:val="28"/>
-        </w:rPr>
-        <w:t xml:space="preserve"> и навигационное меню.</w:t>
+        <w:t xml:space="preserve">Интуитивный интерфейс: пользовательский интерфейс разработан с учетом минимального уровня подготовки пользователей, обеспечивая </w:t>
+      </w:r>
+      <w:r>
+        <w:rPr>
+          <w:rFonts w:ascii="Times New Roman" w:hAnsi="Times New Roman" w:cs="Times New Roman"/>
+          <w:sz w:val="28"/>
+          <w:szCs w:val="28"/>
+        </w:rPr>
+        <w:lastRenderedPageBreak/>
+        <w:t>простую навигацию и доступ к основным функциям через дашборд и навигационное меню.</w:t>
       </w:r>
     </w:p>
     <w:p>
@@ -20479,79 +19150,7 @@
           <w:sz w:val="28"/>
           <w:szCs w:val="28"/>
         </w:rPr>
-        <w:t>Интеграция с внешними сервисами: реализованы механизмы синхронизации с популярными календарями (</w:t>
-      </w:r>
-      <w:proofErr w:type="spellStart"/>
-      <w:r>
-        <w:rPr>
-          <w:rFonts w:ascii="Times New Roman" w:hAnsi="Times New Roman" w:cs="Times New Roman"/>
-          <w:sz w:val="28"/>
-          <w:szCs w:val="28"/>
-        </w:rPr>
-        <w:t>Google</w:t>
-      </w:r>
-      <w:proofErr w:type="spellEnd"/>
-      <w:r>
-        <w:rPr>
-          <w:rFonts w:ascii="Times New Roman" w:hAnsi="Times New Roman" w:cs="Times New Roman"/>
-          <w:sz w:val="28"/>
-          <w:szCs w:val="28"/>
-        </w:rPr>
-        <w:t xml:space="preserve"> </w:t>
-      </w:r>
-      <w:proofErr w:type="spellStart"/>
-      <w:r>
-        <w:rPr>
-          <w:rFonts w:ascii="Times New Roman" w:hAnsi="Times New Roman" w:cs="Times New Roman"/>
-          <w:sz w:val="28"/>
-          <w:szCs w:val="28"/>
-        </w:rPr>
-        <w:t>Calendar</w:t>
-      </w:r>
-      <w:proofErr w:type="spellEnd"/>
-      <w:r>
-        <w:rPr>
-          <w:rFonts w:ascii="Times New Roman" w:hAnsi="Times New Roman" w:cs="Times New Roman"/>
-          <w:sz w:val="28"/>
-          <w:szCs w:val="28"/>
-        </w:rPr>
-        <w:t xml:space="preserve">, </w:t>
-      </w:r>
-      <w:proofErr w:type="spellStart"/>
-      <w:r>
-        <w:rPr>
-          <w:rFonts w:ascii="Times New Roman" w:hAnsi="Times New Roman" w:cs="Times New Roman"/>
-          <w:sz w:val="28"/>
-          <w:szCs w:val="28"/>
-        </w:rPr>
-        <w:t>Яндекс.Календарь</w:t>
-      </w:r>
-      <w:proofErr w:type="spellEnd"/>
-      <w:r>
-        <w:rPr>
-          <w:rFonts w:ascii="Times New Roman" w:hAnsi="Times New Roman" w:cs="Times New Roman"/>
-          <w:sz w:val="28"/>
-          <w:szCs w:val="28"/>
-        </w:rPr>
-        <w:t>) и мессенджерами (</w:t>
-      </w:r>
-      <w:proofErr w:type="spellStart"/>
-      <w:r>
-        <w:rPr>
-          <w:rFonts w:ascii="Times New Roman" w:hAnsi="Times New Roman" w:cs="Times New Roman"/>
-          <w:sz w:val="28"/>
-          <w:szCs w:val="28"/>
-        </w:rPr>
-        <w:t>Telegram</w:t>
-      </w:r>
-      <w:proofErr w:type="spellEnd"/>
-      <w:r>
-        <w:rPr>
-          <w:rFonts w:ascii="Times New Roman" w:hAnsi="Times New Roman" w:cs="Times New Roman"/>
-          <w:sz w:val="28"/>
-          <w:szCs w:val="28"/>
-        </w:rPr>
-        <w:t>, VK Мессенджер) для уведомлений.</w:t>
+        <w:t>Интеграция с внешними сервисами: реализованы механизмы синхронизации с популярными календарями (Google Calendar, Яндекс.Календарь) и мессенджерами (Telegram, VK Мессенджер) для уведомлений.</w:t>
       </w:r>
     </w:p>
     <w:p>
@@ -20621,25 +19220,7 @@
           <w:sz w:val="28"/>
           <w:szCs w:val="28"/>
         </w:rPr>
-        <w:t xml:space="preserve">При запуске системы пользователь попадает на страницу авторизации, где может войти в систему или зарегистрироваться. После успешной аутентификации система перенаправляет пользователя на </w:t>
-      </w:r>
-      <w:proofErr w:type="spellStart"/>
-      <w:r>
-        <w:rPr>
-          <w:rFonts w:ascii="Times New Roman" w:hAnsi="Times New Roman" w:cs="Times New Roman"/>
-          <w:sz w:val="28"/>
-          <w:szCs w:val="28"/>
-        </w:rPr>
-        <w:t>дашборд</w:t>
-      </w:r>
-      <w:proofErr w:type="spellEnd"/>
-      <w:r>
-        <w:rPr>
-          <w:rFonts w:ascii="Times New Roman" w:hAnsi="Times New Roman" w:cs="Times New Roman"/>
-          <w:sz w:val="28"/>
-          <w:szCs w:val="28"/>
-        </w:rPr>
-        <w:t xml:space="preserve"> с общей информацией о текущем состоянии дел.</w:t>
+        <w:t>При запуске системы пользователь попадает на страницу авторизации, где может войти в систему или зарегистрироваться. После успешной аутентификации система перенаправляет пользователя на дашборд с общей информацией о текущем состоянии дел.</w:t>
       </w:r>
     </w:p>
     <w:p>
@@ -20668,7 +19249,7 @@
           <w:sz w:val="28"/>
           <w:szCs w:val="28"/>
         </w:rPr>
-        <w:t>9</w:t>
+        <w:t>10</w:t>
       </w:r>
       <w:r>
         <w:rPr>
@@ -20695,8 +19276,8 @@
       <w:r>
         <w:rPr>
           <w:noProof/>
-        </w:rPr>
-        <w:lastRenderedPageBreak/>
+          <w:lang w:eastAsia="ru-RU"/>
+        </w:rPr>
         <w:drawing>
           <wp:inline distT="0" distB="0" distL="0" distR="0" wp14:anchorId="18CB38CD" wp14:editId="69ABDE34">
             <wp:extent cx="4568217" cy="2524125"/>
@@ -20713,7 +19294,7 @@
                     <pic:cNvPicPr/>
                   </pic:nvPicPr>
                   <pic:blipFill rotWithShape="1">
-                    <a:blip r:embed="rId19"/>
+                    <a:blip r:embed="rId20"/>
                     <a:srcRect l="1123" t="2013"/>
                     <a:stretch/>
                   </pic:blipFill>
@@ -20757,7 +19338,7 @@
           <w:sz w:val="28"/>
           <w:szCs w:val="28"/>
         </w:rPr>
-        <w:t>Рисунок 9</w:t>
+        <w:t>Рисунок 10</w:t>
       </w:r>
       <w:r>
         <w:rPr>
@@ -20786,6 +19367,7 @@
           <w:sz w:val="28"/>
           <w:szCs w:val="28"/>
         </w:rPr>
+        <w:lastRenderedPageBreak/>
         <w:t>Интерфейс аутентификации предоставляет поля для ввода учетных данных (логин и пароль</w:t>
       </w:r>
       <w:r>
@@ -20823,33 +19405,15 @@
           <w:sz w:val="28"/>
           <w:szCs w:val="28"/>
         </w:rPr>
-        <w:t xml:space="preserve">Макет интерфейса </w:t>
-      </w:r>
-      <w:proofErr w:type="spellStart"/>
-      <w:r>
-        <w:rPr>
-          <w:rFonts w:ascii="Times New Roman" w:hAnsi="Times New Roman" w:cs="Times New Roman"/>
-          <w:sz w:val="28"/>
-          <w:szCs w:val="28"/>
-        </w:rPr>
-        <w:t>да</w:t>
-      </w:r>
-      <w:r>
-        <w:rPr>
-          <w:rFonts w:ascii="Times New Roman" w:hAnsi="Times New Roman" w:cs="Times New Roman"/>
-          <w:sz w:val="28"/>
-          <w:szCs w:val="28"/>
-        </w:rPr>
-        <w:t>шборда</w:t>
-      </w:r>
-      <w:proofErr w:type="spellEnd"/>
-      <w:r>
-        <w:rPr>
-          <w:rFonts w:ascii="Times New Roman" w:hAnsi="Times New Roman" w:cs="Times New Roman"/>
-          <w:sz w:val="28"/>
-          <w:szCs w:val="28"/>
-        </w:rPr>
-        <w:t xml:space="preserve"> представлен на рисунке 10</w:t>
+        <w:t>Макет интерфейса да</w:t>
+      </w:r>
+      <w:r>
+        <w:rPr>
+          <w:rFonts w:ascii="Times New Roman" w:hAnsi="Times New Roman" w:cs="Times New Roman"/>
+          <w:sz w:val="28"/>
+          <w:szCs w:val="28"/>
+        </w:rPr>
+        <w:t>шборда представлен на рисунке 11</w:t>
       </w:r>
       <w:r>
         <w:rPr>
@@ -20876,6 +19440,7 @@
       <w:r>
         <w:rPr>
           <w:noProof/>
+          <w:lang w:eastAsia="ru-RU"/>
         </w:rPr>
         <w:drawing>
           <wp:inline distT="0" distB="0" distL="0" distR="0" wp14:anchorId="6E5D7DCA" wp14:editId="1CCE9E4B">
@@ -20893,7 +19458,7 @@
                     <pic:cNvPicPr/>
                   </pic:nvPicPr>
                   <pic:blipFill rotWithShape="1">
-                    <a:blip r:embed="rId20"/>
+                    <a:blip r:embed="rId21"/>
                     <a:srcRect l="963" t="865" r="983" b="2217"/>
                     <a:stretch/>
                   </pic:blipFill>
@@ -20937,7 +19502,7 @@
           <w:sz w:val="28"/>
           <w:szCs w:val="28"/>
         </w:rPr>
-        <w:t>Рисунок 10</w:t>
+        <w:t>Рисунок 11</w:t>
       </w:r>
       <w:r>
         <w:rPr>
@@ -20961,18 +19526,8 @@
           <w:sz w:val="28"/>
           <w:szCs w:val="28"/>
         </w:rPr>
-        <w:t xml:space="preserve">Макет интерфейса </w:t>
-      </w:r>
-      <w:proofErr w:type="spellStart"/>
-      <w:r>
-        <w:rPr>
-          <w:rFonts w:ascii="Times New Roman" w:hAnsi="Times New Roman" w:cs="Times New Roman"/>
-          <w:sz w:val="28"/>
-          <w:szCs w:val="28"/>
-        </w:rPr>
-        <w:t>дашборда</w:t>
-      </w:r>
-      <w:proofErr w:type="spellEnd"/>
+        <w:t>Макет интерфейса дашборда</w:t>
+      </w:r>
     </w:p>
     <w:p>
       <w:pPr>
@@ -20992,51 +19547,15 @@
           <w:sz w:val="28"/>
           <w:szCs w:val="28"/>
         </w:rPr>
-        <w:t xml:space="preserve">Интерфейс </w:t>
-      </w:r>
-      <w:proofErr w:type="spellStart"/>
-      <w:r>
-        <w:rPr>
-          <w:rFonts w:ascii="Times New Roman" w:hAnsi="Times New Roman" w:cs="Times New Roman"/>
-          <w:sz w:val="28"/>
-          <w:szCs w:val="28"/>
-        </w:rPr>
-        <w:t>дашборда</w:t>
-      </w:r>
-      <w:proofErr w:type="spellEnd"/>
-      <w:r>
-        <w:rPr>
-          <w:rFonts w:ascii="Times New Roman" w:hAnsi="Times New Roman" w:cs="Times New Roman"/>
-          <w:sz w:val="28"/>
-          <w:szCs w:val="28"/>
-        </w:rPr>
-        <w:t xml:space="preserve"> предоставляет сводную информацию о текущем состоянии дел пользователя. Навигационная панель включает разделы: Главное </w:t>
-      </w:r>
-      <w:proofErr w:type="gramStart"/>
-      <w:r>
-        <w:rPr>
-          <w:rFonts w:ascii="Times New Roman" w:hAnsi="Times New Roman" w:cs="Times New Roman"/>
-          <w:sz w:val="28"/>
-          <w:szCs w:val="28"/>
-        </w:rPr>
-        <w:t>меню</w:t>
-      </w:r>
-      <w:r>
-        <w:rPr>
-          <w:rFonts w:ascii="Times New Roman" w:hAnsi="Times New Roman" w:cs="Times New Roman"/>
-          <w:sz w:val="28"/>
-          <w:szCs w:val="28"/>
-        </w:rPr>
-        <w:t>(</w:t>
-      </w:r>
-      <w:proofErr w:type="gramEnd"/>
-      <w:r>
-        <w:rPr>
-          <w:rFonts w:ascii="Times New Roman" w:hAnsi="Times New Roman" w:cs="Times New Roman"/>
-          <w:sz w:val="28"/>
-          <w:szCs w:val="28"/>
-        </w:rPr>
-        <w:t>4)</w:t>
+        <w:t>Интерфейс дашборда предоставляет сводную информацию о текущем состоянии дел пользователя. Навигационная панель включает разделы: Главное меню</w:t>
+      </w:r>
+      <w:r>
+        <w:rPr>
+          <w:rFonts w:ascii="Times New Roman" w:hAnsi="Times New Roman" w:cs="Times New Roman"/>
+          <w:sz w:val="28"/>
+          <w:szCs w:val="28"/>
+        </w:rPr>
+        <w:t>(4)</w:t>
       </w:r>
       <w:r>
         <w:rPr>
@@ -21108,25 +19627,7 @@
           <w:sz w:val="28"/>
           <w:szCs w:val="28"/>
         </w:rPr>
-        <w:t xml:space="preserve">. Центральная область содержит </w:t>
-      </w:r>
-      <w:proofErr w:type="spellStart"/>
-      <w:r>
-        <w:rPr>
-          <w:rFonts w:ascii="Times New Roman" w:hAnsi="Times New Roman" w:cs="Times New Roman"/>
-          <w:sz w:val="28"/>
-          <w:szCs w:val="28"/>
-        </w:rPr>
-        <w:t>виджеты</w:t>
-      </w:r>
-      <w:proofErr w:type="spellEnd"/>
-      <w:r>
-        <w:rPr>
-          <w:rFonts w:ascii="Times New Roman" w:hAnsi="Times New Roman" w:cs="Times New Roman"/>
-          <w:sz w:val="28"/>
-          <w:szCs w:val="28"/>
-        </w:rPr>
-        <w:t xml:space="preserve"> с предстоящими событиями, текущими задачами, прогрессом по проектам и привычкам, а также последними изменениями.</w:t>
+        <w:t>. Центральная область содержит виджеты с предстоящими событиями, текущими задачами, прогрессом по проектам и привычкам, а также последними изменениями.</w:t>
       </w:r>
     </w:p>
     <w:p>
@@ -21154,7 +19655,7 @@
           <w:sz w:val="28"/>
           <w:szCs w:val="28"/>
         </w:rPr>
-        <w:t>дачами представлен на рисунке 11</w:t>
+        <w:t>дачами представлен на рисунке 12</w:t>
       </w:r>
       <w:r>
         <w:rPr>
@@ -21180,236 +19681,13 @@
       <w:r>
         <w:rPr>
           <w:noProof/>
-        </w:rPr>
-        <w:lastRenderedPageBreak/>
+          <w:lang w:eastAsia="ru-RU"/>
+        </w:rPr>
         <w:drawing>
           <wp:inline distT="0" distB="0" distL="0" distR="0" wp14:anchorId="566AA3A5" wp14:editId="0F66D459">
             <wp:extent cx="4787900" cy="2659831"/>
             <wp:effectExtent l="0" t="0" r="0" b="7620"/>
             <wp:docPr id="20" name="Рисунок 20"/>
-            <wp:cNvGraphicFramePr>
-              <a:graphicFrameLocks xmlns:a="http://schemas.openxmlformats.org/drawingml/2006/main" noChangeAspect="1"/>
-            </wp:cNvGraphicFramePr>
-            <a:graphic xmlns:a="http://schemas.openxmlformats.org/drawingml/2006/main">
-              <a:graphicData uri="http://schemas.openxmlformats.org/drawingml/2006/picture">
-                <pic:pic xmlns:pic="http://schemas.openxmlformats.org/drawingml/2006/picture">
-                  <pic:nvPicPr>
-                    <pic:cNvPr id="1" name=""/>
-                    <pic:cNvPicPr/>
-                  </pic:nvPicPr>
-                  <pic:blipFill>
-                    <a:blip r:embed="rId21"/>
-                    <a:stretch>
-                      <a:fillRect/>
-                    </a:stretch>
-                  </pic:blipFill>
-                  <pic:spPr>
-                    <a:xfrm>
-                      <a:off x="0" y="0"/>
-                      <a:ext cx="4790691" cy="2661381"/>
-                    </a:xfrm>
-                    <a:prstGeom prst="rect">
-                      <a:avLst/>
-                    </a:prstGeom>
-                  </pic:spPr>
-                </pic:pic>
-              </a:graphicData>
-            </a:graphic>
-          </wp:inline>
-        </w:drawing>
-      </w:r>
-    </w:p>
-    <w:p>
-      <w:pPr>
-        <w:spacing w:line="360" w:lineRule="auto"/>
-        <w:jc w:val="center"/>
-        <w:rPr>
-          <w:rFonts w:ascii="Times New Roman" w:hAnsi="Times New Roman" w:cs="Times New Roman"/>
-          <w:sz w:val="28"/>
-          <w:szCs w:val="28"/>
-        </w:rPr>
-      </w:pPr>
-      <w:r>
-        <w:rPr>
-          <w:rFonts w:ascii="Times New Roman" w:hAnsi="Times New Roman" w:cs="Times New Roman"/>
-          <w:sz w:val="28"/>
-          <w:szCs w:val="28"/>
-        </w:rPr>
-        <w:t>Ри</w:t>
-      </w:r>
-      <w:r>
-        <w:rPr>
-          <w:rFonts w:ascii="Times New Roman" w:hAnsi="Times New Roman" w:cs="Times New Roman"/>
-          <w:sz w:val="28"/>
-          <w:szCs w:val="28"/>
-        </w:rPr>
-        <w:t>сунок 11 – Макет раздела управления задачами</w:t>
-      </w:r>
-    </w:p>
-    <w:p>
-      <w:pPr>
-        <w:spacing w:after="0" w:line="360" w:lineRule="auto"/>
-        <w:ind w:firstLine="709"/>
-        <w:contextualSpacing/>
-        <w:jc w:val="both"/>
-        <w:rPr>
-          <w:rFonts w:ascii="Times New Roman" w:hAnsi="Times New Roman" w:cs="Times New Roman"/>
-          <w:sz w:val="28"/>
-          <w:szCs w:val="28"/>
-        </w:rPr>
-      </w:pPr>
-      <w:r>
-        <w:rPr>
-          <w:rFonts w:ascii="Times New Roman" w:hAnsi="Times New Roman" w:cs="Times New Roman"/>
-          <w:sz w:val="28"/>
-          <w:szCs w:val="28"/>
-        </w:rPr>
-        <w:t xml:space="preserve">Интерфейс управления задачами предоставляет возможности </w:t>
-      </w:r>
-      <w:proofErr w:type="gramStart"/>
-      <w:r>
-        <w:rPr>
-          <w:rFonts w:ascii="Times New Roman" w:hAnsi="Times New Roman" w:cs="Times New Roman"/>
-          <w:sz w:val="28"/>
-          <w:szCs w:val="28"/>
-        </w:rPr>
-        <w:t>создания</w:t>
-      </w:r>
-      <w:r>
-        <w:rPr>
-          <w:rFonts w:ascii="Times New Roman" w:hAnsi="Times New Roman" w:cs="Times New Roman"/>
-          <w:sz w:val="28"/>
-          <w:szCs w:val="28"/>
-        </w:rPr>
-        <w:t>(</w:t>
-      </w:r>
-      <w:proofErr w:type="gramEnd"/>
-      <w:r>
-        <w:rPr>
-          <w:rFonts w:ascii="Times New Roman" w:hAnsi="Times New Roman" w:cs="Times New Roman"/>
-          <w:sz w:val="28"/>
-          <w:szCs w:val="28"/>
-        </w:rPr>
-        <w:t>10)</w:t>
-      </w:r>
-      <w:r>
-        <w:rPr>
-          <w:rFonts w:ascii="Times New Roman" w:hAnsi="Times New Roman" w:cs="Times New Roman"/>
-          <w:sz w:val="28"/>
-          <w:szCs w:val="28"/>
-        </w:rPr>
-        <w:t>, редактирования</w:t>
-      </w:r>
-      <w:r>
-        <w:rPr>
-          <w:rFonts w:ascii="Times New Roman" w:hAnsi="Times New Roman" w:cs="Times New Roman"/>
-          <w:sz w:val="28"/>
-          <w:szCs w:val="28"/>
-        </w:rPr>
-        <w:t>(11)</w:t>
-      </w:r>
-      <w:r>
-        <w:rPr>
-          <w:rFonts w:ascii="Times New Roman" w:hAnsi="Times New Roman" w:cs="Times New Roman"/>
-          <w:sz w:val="28"/>
-          <w:szCs w:val="28"/>
-        </w:rPr>
-        <w:t xml:space="preserve"> и организации задач. Реализовано представление в виде списка и </w:t>
-      </w:r>
-      <w:proofErr w:type="spellStart"/>
-      <w:r>
-        <w:rPr>
-          <w:rFonts w:ascii="Times New Roman" w:hAnsi="Times New Roman" w:cs="Times New Roman"/>
-          <w:sz w:val="28"/>
-          <w:szCs w:val="28"/>
-        </w:rPr>
-        <w:t>канбан</w:t>
-      </w:r>
-      <w:proofErr w:type="spellEnd"/>
-      <w:r>
-        <w:rPr>
-          <w:rFonts w:ascii="Times New Roman" w:hAnsi="Times New Roman" w:cs="Times New Roman"/>
-          <w:sz w:val="28"/>
-          <w:szCs w:val="28"/>
-        </w:rPr>
-        <w:t xml:space="preserve">-доски для визуализации </w:t>
-      </w:r>
-      <w:proofErr w:type="spellStart"/>
-      <w:r>
-        <w:rPr>
-          <w:rFonts w:ascii="Times New Roman" w:hAnsi="Times New Roman" w:cs="Times New Roman"/>
-          <w:sz w:val="28"/>
-          <w:szCs w:val="28"/>
-        </w:rPr>
-        <w:t>workflow</w:t>
-      </w:r>
-      <w:proofErr w:type="spellEnd"/>
-      <w:r>
-        <w:rPr>
-          <w:rFonts w:ascii="Times New Roman" w:hAnsi="Times New Roman" w:cs="Times New Roman"/>
-          <w:sz w:val="28"/>
-          <w:szCs w:val="28"/>
-        </w:rPr>
-        <w:t>. Задачи могут иметь приоритеты, сроки выполнения, подзадачи и принадлежать к проектам.</w:t>
-      </w:r>
-    </w:p>
-    <w:p>
-      <w:pPr>
-        <w:spacing w:after="0" w:line="360" w:lineRule="auto"/>
-        <w:ind w:firstLine="709"/>
-        <w:contextualSpacing/>
-        <w:jc w:val="both"/>
-        <w:rPr>
-          <w:rFonts w:ascii="Times New Roman" w:hAnsi="Times New Roman" w:cs="Times New Roman"/>
-          <w:sz w:val="28"/>
-          <w:szCs w:val="28"/>
-        </w:rPr>
-      </w:pPr>
-      <w:r>
-        <w:rPr>
-          <w:rFonts w:ascii="Times New Roman" w:hAnsi="Times New Roman" w:cs="Times New Roman"/>
-          <w:sz w:val="28"/>
-          <w:szCs w:val="28"/>
-        </w:rPr>
-        <w:t>Макет интерфейса кале</w:t>
-      </w:r>
-      <w:r>
-        <w:rPr>
-          <w:rFonts w:ascii="Times New Roman" w:hAnsi="Times New Roman" w:cs="Times New Roman"/>
-          <w:sz w:val="28"/>
-          <w:szCs w:val="28"/>
-        </w:rPr>
-        <w:t>ндаря представлен на рисунке 12</w:t>
-      </w:r>
-      <w:r>
-        <w:rPr>
-          <w:rFonts w:ascii="Times New Roman" w:hAnsi="Times New Roman" w:cs="Times New Roman"/>
-          <w:sz w:val="28"/>
-          <w:szCs w:val="28"/>
-        </w:rPr>
-        <w:t>.</w:t>
-      </w:r>
-    </w:p>
-    <w:p>
-      <w:pPr>
-        <w:pStyle w:val="a7"/>
-        <w:ind w:left="-426"/>
-        <w:jc w:val="center"/>
-        <w:rPr>
-          <w:rFonts w:ascii="Times New Roman" w:hAnsi="Times New Roman" w:cs="Times New Roman"/>
-          <w:sz w:val="28"/>
-          <w:szCs w:val="28"/>
-        </w:rPr>
-      </w:pPr>
-      <w:r>
-        <w:rPr>
-          <w:noProof/>
-        </w:rPr>
-        <w:drawing>
-          <wp:inline distT="0" distB="0" distL="0" distR="0" wp14:anchorId="78113CDC" wp14:editId="05B9DFF5">
-            <wp:extent cx="4608950" cy="2557462"/>
-            <wp:effectExtent l="0" t="0" r="1270" b="0"/>
-            <wp:docPr id="22" name="Рисунок 22"/>
             <wp:cNvGraphicFramePr>
               <a:graphicFrameLocks xmlns:a="http://schemas.openxmlformats.org/drawingml/2006/main" noChangeAspect="1"/>
             </wp:cNvGraphicFramePr>
@@ -21429,6 +19707,185 @@
                   <pic:spPr>
                     <a:xfrm>
                       <a:off x="0" y="0"/>
+                      <a:ext cx="4790691" cy="2661381"/>
+                    </a:xfrm>
+                    <a:prstGeom prst="rect">
+                      <a:avLst/>
+                    </a:prstGeom>
+                  </pic:spPr>
+                </pic:pic>
+              </a:graphicData>
+            </a:graphic>
+          </wp:inline>
+        </w:drawing>
+      </w:r>
+    </w:p>
+    <w:p>
+      <w:pPr>
+        <w:spacing w:line="360" w:lineRule="auto"/>
+        <w:jc w:val="center"/>
+        <w:rPr>
+          <w:rFonts w:ascii="Times New Roman" w:hAnsi="Times New Roman" w:cs="Times New Roman"/>
+          <w:sz w:val="28"/>
+          <w:szCs w:val="28"/>
+        </w:rPr>
+      </w:pPr>
+      <w:r>
+        <w:rPr>
+          <w:rFonts w:ascii="Times New Roman" w:hAnsi="Times New Roman" w:cs="Times New Roman"/>
+          <w:sz w:val="28"/>
+          <w:szCs w:val="28"/>
+        </w:rPr>
+        <w:t>Ри</w:t>
+      </w:r>
+      <w:r>
+        <w:rPr>
+          <w:rFonts w:ascii="Times New Roman" w:hAnsi="Times New Roman" w:cs="Times New Roman"/>
+          <w:sz w:val="28"/>
+          <w:szCs w:val="28"/>
+        </w:rPr>
+        <w:t>сунок 12</w:t>
+      </w:r>
+      <w:r>
+        <w:rPr>
+          <w:rFonts w:ascii="Times New Roman" w:hAnsi="Times New Roman" w:cs="Times New Roman"/>
+          <w:sz w:val="28"/>
+          <w:szCs w:val="28"/>
+        </w:rPr>
+        <w:t xml:space="preserve"> – Макет раздела управления задачами</w:t>
+      </w:r>
+    </w:p>
+    <w:p>
+      <w:pPr>
+        <w:spacing w:after="0" w:line="360" w:lineRule="auto"/>
+        <w:ind w:firstLine="709"/>
+        <w:contextualSpacing/>
+        <w:jc w:val="both"/>
+        <w:rPr>
+          <w:rFonts w:ascii="Times New Roman" w:hAnsi="Times New Roman" w:cs="Times New Roman"/>
+          <w:sz w:val="28"/>
+          <w:szCs w:val="28"/>
+        </w:rPr>
+      </w:pPr>
+      <w:r>
+        <w:rPr>
+          <w:rFonts w:ascii="Times New Roman" w:hAnsi="Times New Roman" w:cs="Times New Roman"/>
+          <w:sz w:val="28"/>
+          <w:szCs w:val="28"/>
+        </w:rPr>
+        <w:lastRenderedPageBreak/>
+        <w:t>Интерфейс управления задачами предоставляет возможности создания</w:t>
+      </w:r>
+      <w:r>
+        <w:rPr>
+          <w:rFonts w:ascii="Times New Roman" w:hAnsi="Times New Roman" w:cs="Times New Roman"/>
+          <w:sz w:val="28"/>
+          <w:szCs w:val="28"/>
+        </w:rPr>
+        <w:t>(10)</w:t>
+      </w:r>
+      <w:r>
+        <w:rPr>
+          <w:rFonts w:ascii="Times New Roman" w:hAnsi="Times New Roman" w:cs="Times New Roman"/>
+          <w:sz w:val="28"/>
+          <w:szCs w:val="28"/>
+        </w:rPr>
+        <w:t>, редактирования</w:t>
+      </w:r>
+      <w:r>
+        <w:rPr>
+          <w:rFonts w:ascii="Times New Roman" w:hAnsi="Times New Roman" w:cs="Times New Roman"/>
+          <w:sz w:val="28"/>
+          <w:szCs w:val="28"/>
+        </w:rPr>
+        <w:t>(11)</w:t>
+      </w:r>
+      <w:r>
+        <w:rPr>
+          <w:rFonts w:ascii="Times New Roman" w:hAnsi="Times New Roman" w:cs="Times New Roman"/>
+          <w:sz w:val="28"/>
+          <w:szCs w:val="28"/>
+        </w:rPr>
+        <w:t xml:space="preserve"> и организации задач. Реализовано представление в виде списка и канбан-доски для визуализации workflow. Задачи могут иметь приоритеты, сроки выполнения, подзадачи и принадлежать к проектам.</w:t>
+      </w:r>
+    </w:p>
+    <w:p>
+      <w:pPr>
+        <w:spacing w:after="0" w:line="360" w:lineRule="auto"/>
+        <w:ind w:firstLine="709"/>
+        <w:contextualSpacing/>
+        <w:jc w:val="both"/>
+        <w:rPr>
+          <w:rFonts w:ascii="Times New Roman" w:hAnsi="Times New Roman" w:cs="Times New Roman"/>
+          <w:sz w:val="28"/>
+          <w:szCs w:val="28"/>
+        </w:rPr>
+      </w:pPr>
+      <w:r>
+        <w:rPr>
+          <w:rFonts w:ascii="Times New Roman" w:hAnsi="Times New Roman" w:cs="Times New Roman"/>
+          <w:sz w:val="28"/>
+          <w:szCs w:val="28"/>
+        </w:rPr>
+        <w:t>Макет интерфейса кале</w:t>
+      </w:r>
+      <w:r>
+        <w:rPr>
+          <w:rFonts w:ascii="Times New Roman" w:hAnsi="Times New Roman" w:cs="Times New Roman"/>
+          <w:sz w:val="28"/>
+          <w:szCs w:val="28"/>
+        </w:rPr>
+        <w:t>ндаря представлен на рисунке 13</w:t>
+      </w:r>
+      <w:r>
+        <w:rPr>
+          <w:rFonts w:ascii="Times New Roman" w:hAnsi="Times New Roman" w:cs="Times New Roman"/>
+          <w:sz w:val="28"/>
+          <w:szCs w:val="28"/>
+        </w:rPr>
+        <w:t>.</w:t>
+      </w:r>
+    </w:p>
+    <w:p>
+      <w:pPr>
+        <w:pStyle w:val="a7"/>
+        <w:ind w:left="-426"/>
+        <w:jc w:val="center"/>
+        <w:rPr>
+          <w:rFonts w:ascii="Times New Roman" w:hAnsi="Times New Roman" w:cs="Times New Roman"/>
+          <w:sz w:val="28"/>
+          <w:szCs w:val="28"/>
+        </w:rPr>
+      </w:pPr>
+      <w:r>
+        <w:rPr>
+          <w:noProof/>
+          <w:lang w:eastAsia="ru-RU"/>
+        </w:rPr>
+        <w:drawing>
+          <wp:inline distT="0" distB="0" distL="0" distR="0" wp14:anchorId="78113CDC" wp14:editId="05B9DFF5">
+            <wp:extent cx="4608950" cy="2557462"/>
+            <wp:effectExtent l="0" t="0" r="1270" b="0"/>
+            <wp:docPr id="22" name="Рисунок 22"/>
+            <wp:cNvGraphicFramePr>
+              <a:graphicFrameLocks xmlns:a="http://schemas.openxmlformats.org/drawingml/2006/main" noChangeAspect="1"/>
+            </wp:cNvGraphicFramePr>
+            <a:graphic xmlns:a="http://schemas.openxmlformats.org/drawingml/2006/main">
+              <a:graphicData uri="http://schemas.openxmlformats.org/drawingml/2006/picture">
+                <pic:pic xmlns:pic="http://schemas.openxmlformats.org/drawingml/2006/picture">
+                  <pic:nvPicPr>
+                    <pic:cNvPr id="1" name=""/>
+                    <pic:cNvPicPr/>
+                  </pic:nvPicPr>
+                  <pic:blipFill>
+                    <a:blip r:embed="rId23"/>
+                    <a:stretch>
+                      <a:fillRect/>
+                    </a:stretch>
+                  </pic:blipFill>
+                  <pic:spPr>
+                    <a:xfrm>
+                      <a:off x="0" y="0"/>
                       <a:ext cx="4620952" cy="2564122"/>
                     </a:xfrm>
                     <a:prstGeom prst="rect">
@@ -21469,7 +19926,17 @@
           <w:sz w:val="28"/>
           <w:szCs w:val="28"/>
         </w:rPr>
-        <w:t>Рисунок 12 – Макет раздела календаря</w:t>
+        <w:t>Рисунок 13</w:t>
+      </w:r>
+      <w:bookmarkStart w:id="25" w:name="_GoBack"/>
+      <w:bookmarkEnd w:id="25"/>
+      <w:r>
+        <w:rPr>
+          <w:rFonts w:ascii="Times New Roman" w:hAnsi="Times New Roman" w:cs="Times New Roman"/>
+          <w:sz w:val="28"/>
+          <w:szCs w:val="28"/>
+        </w:rPr>
+        <w:t xml:space="preserve"> – Макет раздела календаря</w:t>
       </w:r>
       <w:r>
         <w:rPr>
@@ -21516,8 +19983,8 @@
           <w:szCs w:val="28"/>
         </w:rPr>
       </w:pPr>
-      <w:bookmarkStart w:id="25" w:name="_Toc213708567"/>
-      <w:bookmarkStart w:id="26" w:name="_Toc213867273"/>
+      <w:bookmarkStart w:id="26" w:name="_Toc213708567"/>
+      <w:bookmarkStart w:id="27" w:name="_Toc213867273"/>
       <w:r>
         <w:rPr>
           <w:rFonts w:ascii="Times New Roman" w:hAnsi="Times New Roman" w:cs="Times New Roman"/>
@@ -21527,11 +19994,10 @@
           <w:sz w:val="28"/>
           <w:szCs w:val="28"/>
         </w:rPr>
-        <w:lastRenderedPageBreak/>
         <w:t>5.3 Возможные сценарии использования</w:t>
       </w:r>
-      <w:bookmarkEnd w:id="25"/>
       <w:bookmarkEnd w:id="26"/>
+      <w:bookmarkEnd w:id="27"/>
     </w:p>
     <w:p>
       <w:pPr>
@@ -21611,8 +20077,6 @@
         </w:rPr>
         <w:t>роектами — организация сложных проектов</w:t>
       </w:r>
-      <w:bookmarkStart w:id="27" w:name="_GoBack"/>
-      <w:bookmarkEnd w:id="27"/>
       <w:r>
         <w:rPr>
           <w:rFonts w:ascii="Times New Roman" w:hAnsi="Times New Roman" w:cs="Times New Roman"/>
@@ -21677,6 +20141,7 @@
           <w:sz w:val="28"/>
           <w:szCs w:val="28"/>
         </w:rPr>
+        <w:lastRenderedPageBreak/>
         <w:t>Анализ продуктивности — просмотр статистики выполнения задач, анализ загруженности с помощью тепловой карты</w:t>
       </w:r>
       <w:r>
@@ -21706,26 +20171,16 @@
           <w:sz w:val="28"/>
           <w:szCs w:val="28"/>
         </w:rPr>
-        <w:t xml:space="preserve">Синхронизация расписания — объединение планирования в системе с внешними календарями для обеспечения актуальности расписания </w:t>
-      </w:r>
-      <w:proofErr w:type="spellStart"/>
-      <w:r>
-        <w:rPr>
-          <w:rFonts w:ascii="Times New Roman" w:hAnsi="Times New Roman" w:cs="Times New Roman"/>
-          <w:sz w:val="28"/>
-          <w:szCs w:val="28"/>
-        </w:rPr>
-        <w:t>ac</w:t>
-      </w:r>
-      <w:r>
-        <w:rPr>
-          <w:rFonts w:ascii="Times New Roman" w:hAnsi="Times New Roman" w:cs="Times New Roman"/>
-          <w:sz w:val="28"/>
-          <w:szCs w:val="28"/>
-        </w:rPr>
-        <w:t>ross</w:t>
-      </w:r>
-      <w:proofErr w:type="spellEnd"/>
+        <w:t>Синхронизация расписания — объединение планирования в системе с внешними календарями для обеспе</w:t>
+      </w:r>
+      <w:r>
+        <w:rPr>
+          <w:rFonts w:ascii="Times New Roman" w:hAnsi="Times New Roman" w:cs="Times New Roman"/>
+          <w:sz w:val="28"/>
+          <w:szCs w:val="28"/>
+        </w:rPr>
+        <w:t>чения актуальности расписания</w:t>
+      </w:r>
       <w:r>
         <w:rPr>
           <w:rFonts w:ascii="Times New Roman" w:hAnsi="Times New Roman" w:cs="Times New Roman"/>
@@ -22035,77 +20490,13 @@
           <w:szCs w:val="28"/>
         </w:rPr>
       </w:pPr>
-      <w:proofErr w:type="spellStart"/>
-      <w:r>
-        <w:rPr>
-          <w:rFonts w:ascii="Times New Roman" w:hAnsi="Times New Roman" w:cs="Times New Roman"/>
-          <w:sz w:val="28"/>
-          <w:szCs w:val="28"/>
-        </w:rPr>
-        <w:t>Visual</w:t>
-      </w:r>
-      <w:proofErr w:type="spellEnd"/>
-      <w:r>
-        <w:rPr>
-          <w:rFonts w:ascii="Times New Roman" w:hAnsi="Times New Roman" w:cs="Times New Roman"/>
-          <w:sz w:val="28"/>
-          <w:szCs w:val="28"/>
-        </w:rPr>
-        <w:t xml:space="preserve"> </w:t>
-      </w:r>
-      <w:proofErr w:type="spellStart"/>
-      <w:r>
-        <w:rPr>
-          <w:rFonts w:ascii="Times New Roman" w:hAnsi="Times New Roman" w:cs="Times New Roman"/>
-          <w:sz w:val="28"/>
-          <w:szCs w:val="28"/>
-        </w:rPr>
-        <w:t>Studio</w:t>
-      </w:r>
-      <w:proofErr w:type="spellEnd"/>
-      <w:r>
-        <w:rPr>
-          <w:rFonts w:ascii="Times New Roman" w:hAnsi="Times New Roman" w:cs="Times New Roman"/>
-          <w:sz w:val="28"/>
-          <w:szCs w:val="28"/>
-        </w:rPr>
-        <w:t xml:space="preserve"> </w:t>
-      </w:r>
-      <w:proofErr w:type="spellStart"/>
-      <w:r>
-        <w:rPr>
-          <w:rFonts w:ascii="Times New Roman" w:hAnsi="Times New Roman" w:cs="Times New Roman"/>
-          <w:sz w:val="28"/>
-          <w:szCs w:val="28"/>
-        </w:rPr>
-        <w:t>Code</w:t>
-      </w:r>
-      <w:proofErr w:type="spellEnd"/>
-      <w:r>
-        <w:rPr>
-          <w:rFonts w:ascii="Times New Roman" w:hAnsi="Times New Roman" w:cs="Times New Roman"/>
-          <w:sz w:val="28"/>
-          <w:szCs w:val="28"/>
-        </w:rPr>
-        <w:t xml:space="preserve"> </w:t>
-      </w:r>
-      <w:proofErr w:type="spellStart"/>
-      <w:r>
-        <w:rPr>
-          <w:rFonts w:ascii="Times New Roman" w:hAnsi="Times New Roman" w:cs="Times New Roman"/>
-          <w:sz w:val="28"/>
-          <w:szCs w:val="28"/>
-        </w:rPr>
-        <w:t>Documentation</w:t>
-      </w:r>
-      <w:proofErr w:type="spellEnd"/>
-      <w:r>
-        <w:rPr>
-          <w:rFonts w:ascii="Times New Roman" w:hAnsi="Times New Roman" w:cs="Times New Roman"/>
-          <w:sz w:val="28"/>
-          <w:szCs w:val="28"/>
-        </w:rPr>
-        <w:t xml:space="preserve"> [Электронный ресурс]. — URL: https://code.visualstudio.com/docs (дата обращения: 07.11.2025).</w:t>
+      <w:r>
+        <w:rPr>
+          <w:rFonts w:ascii="Times New Roman" w:hAnsi="Times New Roman" w:cs="Times New Roman"/>
+          <w:sz w:val="28"/>
+          <w:szCs w:val="28"/>
+        </w:rPr>
+        <w:t>Visual Studio Code Documentation [Электронный ресурс]. — URL: https://code.visualstudio.com/docs (дата обращения: 07.11.2025).</w:t>
       </w:r>
     </w:p>
     <w:p>
@@ -22124,41 +20515,13 @@
           <w:szCs w:val="28"/>
         </w:rPr>
       </w:pPr>
-      <w:proofErr w:type="spellStart"/>
-      <w:r>
-        <w:rPr>
-          <w:rFonts w:ascii="Times New Roman" w:hAnsi="Times New Roman" w:cs="Times New Roman"/>
-          <w:sz w:val="28"/>
-          <w:szCs w:val="28"/>
-        </w:rPr>
-        <w:t>Git</w:t>
-      </w:r>
-      <w:proofErr w:type="spellEnd"/>
-      <w:r>
-        <w:rPr>
-          <w:rFonts w:ascii="Times New Roman" w:hAnsi="Times New Roman" w:cs="Times New Roman"/>
-          <w:sz w:val="28"/>
-          <w:szCs w:val="28"/>
-        </w:rPr>
-        <w:t xml:space="preserve"> </w:t>
-      </w:r>
-      <w:proofErr w:type="spellStart"/>
-      <w:r>
-        <w:rPr>
-          <w:rFonts w:ascii="Times New Roman" w:hAnsi="Times New Roman" w:cs="Times New Roman"/>
-          <w:sz w:val="28"/>
-          <w:szCs w:val="28"/>
-        </w:rPr>
-        <w:t>Documentation</w:t>
-      </w:r>
-      <w:proofErr w:type="spellEnd"/>
-      <w:r>
-        <w:rPr>
-          <w:rFonts w:ascii="Times New Roman" w:hAnsi="Times New Roman" w:cs="Times New Roman"/>
-          <w:sz w:val="28"/>
-          <w:szCs w:val="28"/>
-        </w:rPr>
-        <w:t xml:space="preserve"> [Электронный ресурс]. — URL: https://git-scm.com/doc (дата обращения: 10.11.2025).</w:t>
+      <w:r>
+        <w:rPr>
+          <w:rFonts w:ascii="Times New Roman" w:hAnsi="Times New Roman" w:cs="Times New Roman"/>
+          <w:sz w:val="28"/>
+          <w:szCs w:val="28"/>
+        </w:rPr>
+        <w:t>Git Documentation [Электронный ресурс]. — URL: https://git-scm.com/doc (дата обращения: 10.11.2025).</w:t>
       </w:r>
     </w:p>
     <w:p>
@@ -22177,23 +20540,13 @@
           <w:szCs w:val="28"/>
         </w:rPr>
       </w:pPr>
-      <w:proofErr w:type="spellStart"/>
-      <w:r>
-        <w:rPr>
-          <w:rFonts w:ascii="Times New Roman" w:hAnsi="Times New Roman" w:cs="Times New Roman"/>
-          <w:sz w:val="28"/>
-          <w:szCs w:val="28"/>
-        </w:rPr>
-        <w:t>Соммервилл</w:t>
-      </w:r>
-      <w:proofErr w:type="spellEnd"/>
-      <w:r>
-        <w:rPr>
-          <w:rFonts w:ascii="Times New Roman" w:hAnsi="Times New Roman" w:cs="Times New Roman"/>
-          <w:sz w:val="28"/>
-          <w:szCs w:val="28"/>
-        </w:rPr>
-        <w:t>, И. Инженерия программного обеспечения. — М.: Вильямс, 2020. — 789 с.</w:t>
+      <w:r>
+        <w:rPr>
+          <w:rFonts w:ascii="Times New Roman" w:hAnsi="Times New Roman" w:cs="Times New Roman"/>
+          <w:sz w:val="28"/>
+          <w:szCs w:val="28"/>
+        </w:rPr>
+        <w:t>Соммервилл, И. Инженерия программного обеспечения. — М.: Вильямс, 2020. — 789 с.</w:t>
       </w:r>
     </w:p>
     <w:p>
@@ -22212,23 +20565,13 @@
           <w:szCs w:val="28"/>
         </w:rPr>
       </w:pPr>
-      <w:proofErr w:type="spellStart"/>
-      <w:r>
-        <w:rPr>
-          <w:rFonts w:ascii="Times New Roman" w:hAnsi="Times New Roman" w:cs="Times New Roman"/>
-          <w:sz w:val="28"/>
-          <w:szCs w:val="28"/>
-        </w:rPr>
-        <w:t>Фаулер</w:t>
-      </w:r>
-      <w:proofErr w:type="spellEnd"/>
-      <w:r>
-        <w:rPr>
-          <w:rFonts w:ascii="Times New Roman" w:hAnsi="Times New Roman" w:cs="Times New Roman"/>
-          <w:sz w:val="28"/>
-          <w:szCs w:val="28"/>
-        </w:rPr>
-        <w:t>, М. UML. Основы. — СПб.: Символ-Плюс, 2019. — 192 с.</w:t>
+      <w:r>
+        <w:rPr>
+          <w:rFonts w:ascii="Times New Roman" w:hAnsi="Times New Roman" w:cs="Times New Roman"/>
+          <w:sz w:val="28"/>
+          <w:szCs w:val="28"/>
+        </w:rPr>
+        <w:t>Фаулер, М. UML. Основы. — СПб.: Символ-Плюс, 2019. — 192 с.</w:t>
       </w:r>
     </w:p>
     <w:p>
@@ -22247,95 +20590,13 @@
           <w:szCs w:val="28"/>
         </w:rPr>
       </w:pPr>
-      <w:proofErr w:type="spellStart"/>
-      <w:r>
-        <w:rPr>
-          <w:rFonts w:ascii="Times New Roman" w:hAnsi="Times New Roman" w:cs="Times New Roman"/>
-          <w:sz w:val="28"/>
-          <w:szCs w:val="28"/>
-        </w:rPr>
-        <w:t>Django</w:t>
-      </w:r>
-      <w:proofErr w:type="spellEnd"/>
-      <w:r>
-        <w:rPr>
-          <w:rFonts w:ascii="Times New Roman" w:hAnsi="Times New Roman" w:cs="Times New Roman"/>
-          <w:sz w:val="28"/>
-          <w:szCs w:val="28"/>
-        </w:rPr>
-        <w:t xml:space="preserve"> </w:t>
-      </w:r>
-      <w:proofErr w:type="spellStart"/>
-      <w:r>
-        <w:rPr>
-          <w:rFonts w:ascii="Times New Roman" w:hAnsi="Times New Roman" w:cs="Times New Roman"/>
-          <w:sz w:val="28"/>
-          <w:szCs w:val="28"/>
-        </w:rPr>
-        <w:t>Software</w:t>
-      </w:r>
-      <w:proofErr w:type="spellEnd"/>
-      <w:r>
-        <w:rPr>
-          <w:rFonts w:ascii="Times New Roman" w:hAnsi="Times New Roman" w:cs="Times New Roman"/>
-          <w:sz w:val="28"/>
-          <w:szCs w:val="28"/>
-        </w:rPr>
-        <w:t xml:space="preserve"> </w:t>
-      </w:r>
-      <w:proofErr w:type="spellStart"/>
-      <w:r>
-        <w:rPr>
-          <w:rFonts w:ascii="Times New Roman" w:hAnsi="Times New Roman" w:cs="Times New Roman"/>
-          <w:sz w:val="28"/>
-          <w:szCs w:val="28"/>
-        </w:rPr>
-        <w:t>Foundation</w:t>
-      </w:r>
-      <w:proofErr w:type="spellEnd"/>
-      <w:r>
-        <w:rPr>
-          <w:rFonts w:ascii="Times New Roman" w:hAnsi="Times New Roman" w:cs="Times New Roman"/>
-          <w:sz w:val="28"/>
-          <w:szCs w:val="28"/>
-        </w:rPr>
-        <w:t xml:space="preserve">. </w:t>
-      </w:r>
-      <w:proofErr w:type="spellStart"/>
-      <w:r>
-        <w:rPr>
-          <w:rFonts w:ascii="Times New Roman" w:hAnsi="Times New Roman" w:cs="Times New Roman"/>
-          <w:sz w:val="28"/>
-          <w:szCs w:val="28"/>
-        </w:rPr>
-        <w:t>Django</w:t>
-      </w:r>
-      <w:proofErr w:type="spellEnd"/>
-      <w:r>
-        <w:rPr>
-          <w:rFonts w:ascii="Times New Roman" w:hAnsi="Times New Roman" w:cs="Times New Roman"/>
-          <w:sz w:val="28"/>
-          <w:szCs w:val="28"/>
-        </w:rPr>
-        <w:t xml:space="preserve"> </w:t>
-      </w:r>
-      <w:proofErr w:type="spellStart"/>
-      <w:r>
-        <w:rPr>
-          <w:rFonts w:ascii="Times New Roman" w:hAnsi="Times New Roman" w:cs="Times New Roman"/>
-          <w:sz w:val="28"/>
-          <w:szCs w:val="28"/>
-        </w:rPr>
-        <w:t>Documentation</w:t>
-      </w:r>
-      <w:proofErr w:type="spellEnd"/>
-      <w:r>
-        <w:rPr>
-          <w:rFonts w:ascii="Times New Roman" w:hAnsi="Times New Roman" w:cs="Times New Roman"/>
-          <w:sz w:val="28"/>
-          <w:szCs w:val="28"/>
-        </w:rPr>
-        <w:t xml:space="preserve"> [Электронный ресурс]. — URL: https://docs.djangoproject.com/ (дата обращения: 09.11.2025).</w:t>
+      <w:r>
+        <w:rPr>
+          <w:rFonts w:ascii="Times New Roman" w:hAnsi="Times New Roman" w:cs="Times New Roman"/>
+          <w:sz w:val="28"/>
+          <w:szCs w:val="28"/>
+        </w:rPr>
+        <w:t>Django Software Foundation. Django Documentation [Электронный ресурс]. — URL: https://docs.djangoproject.com/ (дата обращения: 09.11.2025).</w:t>
       </w:r>
     </w:p>
     <w:p>
@@ -22354,59 +20615,13 @@
           <w:szCs w:val="28"/>
         </w:rPr>
       </w:pPr>
-      <w:proofErr w:type="spellStart"/>
-      <w:r>
-        <w:rPr>
-          <w:rFonts w:ascii="Times New Roman" w:hAnsi="Times New Roman" w:cs="Times New Roman"/>
-          <w:sz w:val="28"/>
-          <w:szCs w:val="28"/>
-        </w:rPr>
-        <w:t>Django</w:t>
-      </w:r>
-      <w:proofErr w:type="spellEnd"/>
-      <w:r>
-        <w:rPr>
-          <w:rFonts w:ascii="Times New Roman" w:hAnsi="Times New Roman" w:cs="Times New Roman"/>
-          <w:sz w:val="28"/>
-          <w:szCs w:val="28"/>
-        </w:rPr>
-        <w:t xml:space="preserve"> REST </w:t>
-      </w:r>
-      <w:proofErr w:type="spellStart"/>
-      <w:r>
-        <w:rPr>
-          <w:rFonts w:ascii="Times New Roman" w:hAnsi="Times New Roman" w:cs="Times New Roman"/>
-          <w:sz w:val="28"/>
-          <w:szCs w:val="28"/>
-        </w:rPr>
-        <w:t>Framework</w:t>
-      </w:r>
-      <w:proofErr w:type="spellEnd"/>
-      <w:r>
-        <w:rPr>
-          <w:rFonts w:ascii="Times New Roman" w:hAnsi="Times New Roman" w:cs="Times New Roman"/>
-          <w:sz w:val="28"/>
-          <w:szCs w:val="28"/>
-        </w:rPr>
-        <w:t xml:space="preserve">. </w:t>
-      </w:r>
-      <w:proofErr w:type="spellStart"/>
-      <w:r>
-        <w:rPr>
-          <w:rFonts w:ascii="Times New Roman" w:hAnsi="Times New Roman" w:cs="Times New Roman"/>
-          <w:sz w:val="28"/>
-          <w:szCs w:val="28"/>
-        </w:rPr>
-        <w:t>Documentation</w:t>
-      </w:r>
-      <w:proofErr w:type="spellEnd"/>
-      <w:r>
-        <w:rPr>
-          <w:rFonts w:ascii="Times New Roman" w:hAnsi="Times New Roman" w:cs="Times New Roman"/>
-          <w:sz w:val="28"/>
-          <w:szCs w:val="28"/>
-        </w:rPr>
-        <w:t xml:space="preserve"> [Электронный ресурс]. — URL: https://www.django-rest-framework.org/ (дата обращения: 08.11.2025).</w:t>
+      <w:r>
+        <w:rPr>
+          <w:rFonts w:ascii="Times New Roman" w:hAnsi="Times New Roman" w:cs="Times New Roman"/>
+          <w:sz w:val="28"/>
+          <w:szCs w:val="28"/>
+        </w:rPr>
+        <w:t>Django REST Framework. Documentation [Электронный ресурс]. — URL: https://www.django-rest-framework.org/ (дата обращения: 08.11.2025).</w:t>
       </w:r>
     </w:p>
     <w:p>
@@ -22425,59 +20640,13 @@
           <w:szCs w:val="28"/>
         </w:rPr>
       </w:pPr>
-      <w:proofErr w:type="spellStart"/>
-      <w:r>
-        <w:rPr>
-          <w:rFonts w:ascii="Times New Roman" w:hAnsi="Times New Roman" w:cs="Times New Roman"/>
-          <w:sz w:val="28"/>
-          <w:szCs w:val="28"/>
-        </w:rPr>
-        <w:t>PostgreSQL</w:t>
-      </w:r>
-      <w:proofErr w:type="spellEnd"/>
-      <w:r>
-        <w:rPr>
-          <w:rFonts w:ascii="Times New Roman" w:hAnsi="Times New Roman" w:cs="Times New Roman"/>
-          <w:sz w:val="28"/>
-          <w:szCs w:val="28"/>
-        </w:rPr>
-        <w:t xml:space="preserve"> </w:t>
-      </w:r>
-      <w:proofErr w:type="spellStart"/>
-      <w:r>
-        <w:rPr>
-          <w:rFonts w:ascii="Times New Roman" w:hAnsi="Times New Roman" w:cs="Times New Roman"/>
-          <w:sz w:val="28"/>
-          <w:szCs w:val="28"/>
-        </w:rPr>
-        <w:t>Official</w:t>
-      </w:r>
-      <w:proofErr w:type="spellEnd"/>
-      <w:r>
-        <w:rPr>
-          <w:rFonts w:ascii="Times New Roman" w:hAnsi="Times New Roman" w:cs="Times New Roman"/>
-          <w:sz w:val="28"/>
-          <w:szCs w:val="28"/>
-        </w:rPr>
-        <w:t xml:space="preserve"> </w:t>
-      </w:r>
-      <w:proofErr w:type="spellStart"/>
-      <w:r>
-        <w:rPr>
-          <w:rFonts w:ascii="Times New Roman" w:hAnsi="Times New Roman" w:cs="Times New Roman"/>
-          <w:sz w:val="28"/>
-          <w:szCs w:val="28"/>
-        </w:rPr>
-        <w:t>Documentation</w:t>
-      </w:r>
-      <w:proofErr w:type="spellEnd"/>
-      <w:r>
-        <w:rPr>
-          <w:rFonts w:ascii="Times New Roman" w:hAnsi="Times New Roman" w:cs="Times New Roman"/>
-          <w:sz w:val="28"/>
-          <w:szCs w:val="28"/>
-        </w:rPr>
-        <w:t xml:space="preserve"> [Электронный ресурс]. — URL: https://www.postgresql.org/docs/ (дата обращения: 10.11.2025).</w:t>
+      <w:r>
+        <w:rPr>
+          <w:rFonts w:ascii="Times New Roman" w:hAnsi="Times New Roman" w:cs="Times New Roman"/>
+          <w:sz w:val="28"/>
+          <w:szCs w:val="28"/>
+        </w:rPr>
+        <w:t>PostgreSQL Official Documentation [Электронный ресурс]. — URL: https://www.postgresql.org/docs/ (дата обращения: 10.11.2025).</w:t>
       </w:r>
     </w:p>
     <w:p>
@@ -22591,41 +20760,13 @@
           <w:szCs w:val="28"/>
         </w:rPr>
       </w:pPr>
-      <w:proofErr w:type="spellStart"/>
-      <w:r>
-        <w:rPr>
-          <w:rFonts w:ascii="Times New Roman" w:hAnsi="Times New Roman" w:cs="Times New Roman"/>
-          <w:sz w:val="28"/>
-          <w:szCs w:val="28"/>
-        </w:rPr>
-        <w:t>React</w:t>
-      </w:r>
-      <w:proofErr w:type="spellEnd"/>
-      <w:r>
-        <w:rPr>
-          <w:rFonts w:ascii="Times New Roman" w:hAnsi="Times New Roman" w:cs="Times New Roman"/>
-          <w:sz w:val="28"/>
-          <w:szCs w:val="28"/>
-        </w:rPr>
-        <w:t xml:space="preserve"> </w:t>
-      </w:r>
-      <w:proofErr w:type="spellStart"/>
-      <w:r>
-        <w:rPr>
-          <w:rFonts w:ascii="Times New Roman" w:hAnsi="Times New Roman" w:cs="Times New Roman"/>
-          <w:sz w:val="28"/>
-          <w:szCs w:val="28"/>
-        </w:rPr>
-        <w:t>Documentation</w:t>
-      </w:r>
-      <w:proofErr w:type="spellEnd"/>
-      <w:r>
-        <w:rPr>
-          <w:rFonts w:ascii="Times New Roman" w:hAnsi="Times New Roman" w:cs="Times New Roman"/>
-          <w:sz w:val="28"/>
-          <w:szCs w:val="28"/>
-        </w:rPr>
-        <w:t xml:space="preserve"> [Электронный ресурс]. — URL: https://reactjs.org/docs/ (дата обращения: 10.11.2025).</w:t>
+      <w:r>
+        <w:rPr>
+          <w:rFonts w:ascii="Times New Roman" w:hAnsi="Times New Roman" w:cs="Times New Roman"/>
+          <w:sz w:val="28"/>
+          <w:szCs w:val="28"/>
+        </w:rPr>
+        <w:t>React Documentation [Электронный ресурс]. — URL: https://reactjs.org/docs/ (дата обращения: 10.11.2025).</w:t>
       </w:r>
     </w:p>
     <w:p>
@@ -22650,25 +20791,7 @@
           <w:sz w:val="28"/>
           <w:szCs w:val="28"/>
         </w:rPr>
-        <w:t xml:space="preserve">Vue.js </w:t>
-      </w:r>
-      <w:proofErr w:type="spellStart"/>
-      <w:r>
-        <w:rPr>
-          <w:rFonts w:ascii="Times New Roman" w:hAnsi="Times New Roman" w:cs="Times New Roman"/>
-          <w:sz w:val="28"/>
-          <w:szCs w:val="28"/>
-        </w:rPr>
-        <w:t>Documentation</w:t>
-      </w:r>
-      <w:proofErr w:type="spellEnd"/>
-      <w:r>
-        <w:rPr>
-          <w:rFonts w:ascii="Times New Roman" w:hAnsi="Times New Roman" w:cs="Times New Roman"/>
-          <w:sz w:val="28"/>
-          <w:szCs w:val="28"/>
-        </w:rPr>
-        <w:t xml:space="preserve"> [Электронный ресурс]. — URL: https://vuejs.org/guide/ (дата обращения: 10.11.2025).</w:t>
+        <w:t>Vue.js Documentation [Электронный ресурс]. — URL: https://vuejs.org/guide/ (дата обращения: 10.11.2025).</w:t>
       </w:r>
     </w:p>
     <w:p>
@@ -22687,23 +20810,13 @@
           <w:szCs w:val="28"/>
         </w:rPr>
       </w:pPr>
-      <w:proofErr w:type="spellStart"/>
-      <w:r>
-        <w:rPr>
-          <w:rFonts w:ascii="Times New Roman" w:hAnsi="Times New Roman" w:cs="Times New Roman"/>
-          <w:sz w:val="28"/>
-          <w:szCs w:val="28"/>
-        </w:rPr>
-        <w:t>Notion</w:t>
-      </w:r>
-      <w:proofErr w:type="spellEnd"/>
-      <w:r>
-        <w:rPr>
-          <w:rFonts w:ascii="Times New Roman" w:hAnsi="Times New Roman" w:cs="Times New Roman"/>
-          <w:sz w:val="28"/>
-          <w:szCs w:val="28"/>
-        </w:rPr>
-        <w:t xml:space="preserve"> [Электронный ресурс]. — URL: https://notion.so (дата обращения: 10.11.2025).</w:t>
+      <w:r>
+        <w:rPr>
+          <w:rFonts w:ascii="Times New Roman" w:hAnsi="Times New Roman" w:cs="Times New Roman"/>
+          <w:sz w:val="28"/>
+          <w:szCs w:val="28"/>
+        </w:rPr>
+        <w:t>Notion [Электронный ресурс]. — URL: https://notion.so (дата обращения: 10.11.2025).</w:t>
       </w:r>
     </w:p>
     <w:p>
@@ -22722,23 +20835,13 @@
           <w:szCs w:val="28"/>
         </w:rPr>
       </w:pPr>
-      <w:proofErr w:type="spellStart"/>
-      <w:r>
-        <w:rPr>
-          <w:rFonts w:ascii="Times New Roman" w:hAnsi="Times New Roman" w:cs="Times New Roman"/>
-          <w:sz w:val="28"/>
-          <w:szCs w:val="28"/>
-        </w:rPr>
-        <w:t>Trello</w:t>
-      </w:r>
-      <w:proofErr w:type="spellEnd"/>
-      <w:r>
-        <w:rPr>
-          <w:rFonts w:ascii="Times New Roman" w:hAnsi="Times New Roman" w:cs="Times New Roman"/>
-          <w:sz w:val="28"/>
-          <w:szCs w:val="28"/>
-        </w:rPr>
-        <w:t xml:space="preserve"> [Электронный ресурс]. — URL: https://trello.com (дата обращения: 10.11.2025).</w:t>
+      <w:r>
+        <w:rPr>
+          <w:rFonts w:ascii="Times New Roman" w:hAnsi="Times New Roman" w:cs="Times New Roman"/>
+          <w:sz w:val="28"/>
+          <w:szCs w:val="28"/>
+        </w:rPr>
+        <w:t>Trello [Электронный ресурс]. — URL: https://trello.com (дата обращения: 10.11.2025).</w:t>
       </w:r>
     </w:p>
     <w:p>
@@ -22757,23 +20860,13 @@
           <w:szCs w:val="28"/>
         </w:rPr>
       </w:pPr>
-      <w:proofErr w:type="spellStart"/>
-      <w:r>
-        <w:rPr>
-          <w:rFonts w:ascii="Times New Roman" w:hAnsi="Times New Roman" w:cs="Times New Roman"/>
-          <w:sz w:val="28"/>
-          <w:szCs w:val="28"/>
-        </w:rPr>
-        <w:t>Todoist</w:t>
-      </w:r>
-      <w:proofErr w:type="spellEnd"/>
-      <w:r>
-        <w:rPr>
-          <w:rFonts w:ascii="Times New Roman" w:hAnsi="Times New Roman" w:cs="Times New Roman"/>
-          <w:sz w:val="28"/>
-          <w:szCs w:val="28"/>
-        </w:rPr>
-        <w:t xml:space="preserve"> [Электронный ресурс]. — URL: https://todoist.com (дата обращения: 10.11.2025).</w:t>
+      <w:r>
+        <w:rPr>
+          <w:rFonts w:ascii="Times New Roman" w:hAnsi="Times New Roman" w:cs="Times New Roman"/>
+          <w:sz w:val="28"/>
+          <w:szCs w:val="28"/>
+        </w:rPr>
+        <w:t>Todoist [Электронный ресурс]. — URL: https://todoist.com (дата обращения: 10.11.2025).</w:t>
       </w:r>
     </w:p>
     <w:p>
@@ -22798,25 +20891,7 @@
           <w:sz w:val="28"/>
           <w:szCs w:val="28"/>
         </w:rPr>
-        <w:t xml:space="preserve">ГОСТ 34.602-2020 Техническое задание на создание автоматизированной системы. — М.: </w:t>
-      </w:r>
-      <w:proofErr w:type="spellStart"/>
-      <w:r>
-        <w:rPr>
-          <w:rFonts w:ascii="Times New Roman" w:hAnsi="Times New Roman" w:cs="Times New Roman"/>
-          <w:sz w:val="28"/>
-          <w:szCs w:val="28"/>
-        </w:rPr>
-        <w:t>Стандартинформ</w:t>
-      </w:r>
-      <w:proofErr w:type="spellEnd"/>
-      <w:r>
-        <w:rPr>
-          <w:rFonts w:ascii="Times New Roman" w:hAnsi="Times New Roman" w:cs="Times New Roman"/>
-          <w:sz w:val="28"/>
-          <w:szCs w:val="28"/>
-        </w:rPr>
-        <w:t>, 2020.</w:t>
+        <w:t>ГОСТ 34.602-2020 Техническое задание на создание автоматизированной системы. — М.: Стандартинформ, 2020.</w:t>
       </w:r>
     </w:p>
     <w:p>
@@ -22842,25 +20917,7 @@
           <w:szCs w:val="28"/>
         </w:rPr>
         <w:lastRenderedPageBreak/>
-        <w:t xml:space="preserve">ГОСТ Р 59795-2021 Национальный стандарт Российской Федерации. Единая система программной документации. Руководство пользователя. — М.: </w:t>
-      </w:r>
-      <w:proofErr w:type="spellStart"/>
-      <w:r>
-        <w:rPr>
-          <w:rFonts w:ascii="Times New Roman" w:hAnsi="Times New Roman" w:cs="Times New Roman"/>
-          <w:sz w:val="28"/>
-          <w:szCs w:val="28"/>
-        </w:rPr>
-        <w:t>Стандартинформ</w:t>
-      </w:r>
-      <w:proofErr w:type="spellEnd"/>
-      <w:r>
-        <w:rPr>
-          <w:rFonts w:ascii="Times New Roman" w:hAnsi="Times New Roman" w:cs="Times New Roman"/>
-          <w:sz w:val="28"/>
-          <w:szCs w:val="28"/>
-        </w:rPr>
-        <w:t>, 2021.</w:t>
+        <w:t>ГОСТ Р 59795-2021 Национальный стандарт Российской Федерации. Единая система программной документации. Руководство пользователя. — М.: Стандартинформ, 2021.</w:t>
       </w:r>
     </w:p>
     <w:p>
@@ -22885,25 +20942,7 @@
           <w:sz w:val="28"/>
           <w:szCs w:val="28"/>
         </w:rPr>
-        <w:t xml:space="preserve">ГОСТ Р 59853-2021 Национальный стандарт Российской Федерации. Единая система программной документации. Руководство программиста. — М.: </w:t>
-      </w:r>
-      <w:proofErr w:type="spellStart"/>
-      <w:r>
-        <w:rPr>
-          <w:rFonts w:ascii="Times New Roman" w:hAnsi="Times New Roman" w:cs="Times New Roman"/>
-          <w:sz w:val="28"/>
-          <w:szCs w:val="28"/>
-        </w:rPr>
-        <w:t>Стандартинформ</w:t>
-      </w:r>
-      <w:proofErr w:type="spellEnd"/>
-      <w:r>
-        <w:rPr>
-          <w:rFonts w:ascii="Times New Roman" w:hAnsi="Times New Roman" w:cs="Times New Roman"/>
-          <w:sz w:val="28"/>
-          <w:szCs w:val="28"/>
-        </w:rPr>
-        <w:t>, 2021.</w:t>
+        <w:t>ГОСТ Р 59853-2021 Национальный стандарт Российской Федерации. Единая система программной документации. Руководство программиста. — М.: Стандартинформ, 2021.</w:t>
       </w:r>
     </w:p>
     <w:p>
@@ -23151,8 +21190,8 @@
       </w:r>
     </w:p>
     <w:sectPr>
-      <w:footerReference w:type="default" r:id="rId23"/>
-      <w:footerReference w:type="first" r:id="rId24"/>
+      <w:footerReference w:type="default" r:id="rId24"/>
+      <w:footerReference w:type="first" r:id="rId25"/>
       <w:pgSz w:w="11906" w:h="16838"/>
       <w:pgMar w:top="1134" w:right="707" w:bottom="1134" w:left="1701" w:header="709" w:footer="709" w:gutter="0"/>
       <w:pgNumType w:start="2"/>
@@ -23204,6 +21243,7 @@
         <w:docPartUnique/>
       </w:docPartObj>
     </w:sdtPr>
+    <w:sdtEndPr/>
     <w:sdtContent>
       <w:p>
         <w:pPr>
@@ -23277,6 +21317,7 @@
         <w:docPartUnique/>
       </w:docPartObj>
     </w:sdtPr>
+    <w:sdtEndPr/>
     <w:sdtContent>
       <w:p>
         <w:pPr>
@@ -23309,6 +21350,7 @@
         <w:docPartUnique/>
       </w:docPartObj>
     </w:sdtPr>
+    <w:sdtEndPr/>
     <w:sdtContent>
       <w:p>
         <w:pPr>
@@ -29631,7 +27673,7 @@
 </file>
 
 <file path=customXml/itemProps1.xml><?xml version="1.0" encoding="utf-8"?>
-<ds:datastoreItem xmlns:ds="http://schemas.openxmlformats.org/officeDocument/2006/customXml" ds:itemID="{DCC4D31F-2A93-4ECD-8CCB-EB78F34AA83A}">
+<ds:datastoreItem xmlns:ds="http://schemas.openxmlformats.org/officeDocument/2006/customXml" ds:itemID="{0910EA6D-026A-4A2E-ABF8-E69328ABC157}">
   <ds:schemaRefs>
     <ds:schemaRef ds:uri="http://schemas.openxmlformats.org/officeDocument/2006/bibliography"/>
   </ds:schemaRefs>

--- a/Отчет по УП.docx
+++ b/Отчет по УП.docx
@@ -254,8 +254,22 @@
           <w:vertAlign w:val="superscript"/>
           <w:lang w:eastAsia="ru-RU"/>
         </w:rPr>
-        <w:t xml:space="preserve">(должность,   </w:t>
-      </w:r>
+        <w:t>(</w:t>
+      </w:r>
+      <w:proofErr w:type="gramStart"/>
+      <w:r>
+        <w:rPr>
+          <w:rFonts w:ascii="Times New Roman" w:eastAsia="Times New Roman" w:hAnsi="Times New Roman" w:cs="Times New Roman"/>
+          <w:i/>
+          <w:color w:val="000000"/>
+          <w:sz w:val="24"/>
+          <w:szCs w:val="24"/>
+          <w:vertAlign w:val="superscript"/>
+          <w:lang w:eastAsia="ru-RU"/>
+        </w:rPr>
+        <w:t xml:space="preserve">должность,   </w:t>
+      </w:r>
+      <w:proofErr w:type="gramEnd"/>
       <w:r>
         <w:rPr>
           <w:rFonts w:ascii="Times New Roman" w:eastAsia="Times New Roman" w:hAnsi="Times New Roman" w:cs="Times New Roman"/>
@@ -390,8 +404,9 @@
           <w:szCs w:val="24"/>
           <w:lang w:eastAsia="ru-RU"/>
         </w:rPr>
-        <w:t xml:space="preserve">Дата « __» ____________ </w:t>
-      </w:r>
+        <w:t xml:space="preserve">Дата </w:t>
+      </w:r>
+      <w:proofErr w:type="gramStart"/>
       <w:r>
         <w:rPr>
           <w:rFonts w:ascii="Times New Roman" w:eastAsia="Times New Roman" w:hAnsi="Times New Roman" w:cs="Times New Roman"/>
@@ -400,8 +415,9 @@
           <w:szCs w:val="24"/>
           <w:lang w:eastAsia="ru-RU"/>
         </w:rPr>
-        <w:t>202</w:t>
-      </w:r>
+        <w:t>« _</w:t>
+      </w:r>
+      <w:proofErr w:type="gramEnd"/>
       <w:r>
         <w:rPr>
           <w:rFonts w:ascii="Times New Roman" w:eastAsia="Times New Roman" w:hAnsi="Times New Roman" w:cs="Times New Roman"/>
@@ -410,7 +426,7 @@
           <w:szCs w:val="24"/>
           <w:lang w:eastAsia="ru-RU"/>
         </w:rPr>
-        <w:t>5</w:t>
+        <w:t xml:space="preserve">_» ____________ </w:t>
       </w:r>
       <w:r>
         <w:rPr>
@@ -420,6 +436,26 @@
           <w:szCs w:val="24"/>
           <w:lang w:eastAsia="ru-RU"/>
         </w:rPr>
+        <w:t>202</w:t>
+      </w:r>
+      <w:r>
+        <w:rPr>
+          <w:rFonts w:ascii="Times New Roman" w:eastAsia="Times New Roman" w:hAnsi="Times New Roman" w:cs="Times New Roman"/>
+          <w:color w:val="000000"/>
+          <w:sz w:val="24"/>
+          <w:szCs w:val="24"/>
+          <w:lang w:eastAsia="ru-RU"/>
+        </w:rPr>
+        <w:t>5</w:t>
+      </w:r>
+      <w:r>
+        <w:rPr>
+          <w:rFonts w:ascii="Times New Roman" w:eastAsia="Times New Roman" w:hAnsi="Times New Roman" w:cs="Times New Roman"/>
+          <w:color w:val="000000"/>
+          <w:sz w:val="24"/>
+          <w:szCs w:val="24"/>
+          <w:lang w:eastAsia="ru-RU"/>
+        </w:rPr>
         <w:t>год</w:t>
       </w:r>
     </w:p>
@@ -579,6 +615,7 @@
         </w:rPr>
         <w:t xml:space="preserve"> </w:t>
       </w:r>
+      <w:proofErr w:type="spellStart"/>
       <w:r>
         <w:rPr>
           <w:rFonts w:ascii="Times New Roman" w:eastAsia="Times New Roman" w:hAnsi="Times New Roman" w:cs="Times New Roman"/>
@@ -587,7 +624,18 @@
           <w:sz w:val="28"/>
           <w:szCs w:val="28"/>
         </w:rPr>
-        <w:t>Ревьюирование программных продуктов</w:t>
+        <w:t>Ревьюирование</w:t>
+      </w:r>
+      <w:proofErr w:type="spellEnd"/>
+      <w:r>
+        <w:rPr>
+          <w:rFonts w:ascii="Times New Roman" w:eastAsia="Times New Roman" w:hAnsi="Times New Roman" w:cs="Times New Roman"/>
+          <w:bCs/>
+          <w:color w:val="000000"/>
+          <w:sz w:val="28"/>
+          <w:szCs w:val="28"/>
+        </w:rPr>
+        <w:t xml:space="preserve"> программных продуктов</w:t>
       </w:r>
     </w:p>
     <w:p>
@@ -1007,8 +1055,18 @@
                 <w:sz w:val="24"/>
                 <w:szCs w:val="24"/>
               </w:rPr>
-              <w:t>Колледж ВятГУ</w:t>
-            </w:r>
+              <w:t xml:space="preserve">Колледж </w:t>
+            </w:r>
+            <w:proofErr w:type="spellStart"/>
+            <w:r>
+              <w:rPr>
+                <w:rFonts w:ascii="Times New Roman" w:hAnsi="Times New Roman" w:cs="Times New Roman"/>
+                <w:sz w:val="24"/>
+                <w:szCs w:val="24"/>
+              </w:rPr>
+              <w:t>ВятГУ</w:t>
+            </w:r>
+            <w:proofErr w:type="spellEnd"/>
           </w:p>
         </w:tc>
         <w:tc>
@@ -1373,13 +1431,23 @@
                 <w:szCs w:val="24"/>
               </w:rPr>
             </w:pPr>
-            <w:r>
-              <w:rPr>
-                <w:rFonts w:ascii="Times New Roman" w:hAnsi="Times New Roman" w:cs="Times New Roman"/>
-                <w:sz w:val="24"/>
-                <w:szCs w:val="24"/>
-              </w:rPr>
-              <w:t>Долженкова М.Л,</w:t>
+            <w:proofErr w:type="spellStart"/>
+            <w:r>
+              <w:rPr>
+                <w:rFonts w:ascii="Times New Roman" w:hAnsi="Times New Roman" w:cs="Times New Roman"/>
+                <w:sz w:val="24"/>
+                <w:szCs w:val="24"/>
+              </w:rPr>
+              <w:t>Долженкова</w:t>
+            </w:r>
+            <w:proofErr w:type="spellEnd"/>
+            <w:r>
+              <w:rPr>
+                <w:rFonts w:ascii="Times New Roman" w:hAnsi="Times New Roman" w:cs="Times New Roman"/>
+                <w:sz w:val="24"/>
+                <w:szCs w:val="24"/>
+              </w:rPr>
+              <w:t xml:space="preserve"> М.Л,</w:t>
             </w:r>
           </w:p>
         </w:tc>
@@ -2384,8 +2452,18 @@
                 <w:sz w:val="24"/>
                 <w:szCs w:val="24"/>
               </w:rPr>
-              <w:t>Колледж ВятГУ</w:t>
-            </w:r>
+              <w:t xml:space="preserve">Колледж </w:t>
+            </w:r>
+            <w:proofErr w:type="spellStart"/>
+            <w:r>
+              <w:rPr>
+                <w:rFonts w:ascii="Times New Roman" w:hAnsi="Times New Roman" w:cs="Times New Roman"/>
+                <w:sz w:val="24"/>
+                <w:szCs w:val="24"/>
+              </w:rPr>
+              <w:t>ВятГУ</w:t>
+            </w:r>
+            <w:proofErr w:type="spellEnd"/>
           </w:p>
         </w:tc>
       </w:tr>
@@ -3670,13 +3748,23 @@
                 <w:szCs w:val="24"/>
               </w:rPr>
             </w:pPr>
-            <w:r>
-              <w:rPr>
-                <w:rFonts w:ascii="Times New Roman" w:hAnsi="Times New Roman" w:cs="Times New Roman"/>
-                <w:sz w:val="24"/>
-                <w:szCs w:val="24"/>
-              </w:rPr>
-              <w:t>Долженкова М.Л.</w:t>
+            <w:proofErr w:type="spellStart"/>
+            <w:r>
+              <w:rPr>
+                <w:rFonts w:ascii="Times New Roman" w:hAnsi="Times New Roman" w:cs="Times New Roman"/>
+                <w:sz w:val="24"/>
+                <w:szCs w:val="24"/>
+              </w:rPr>
+              <w:t>Долженкова</w:t>
+            </w:r>
+            <w:proofErr w:type="spellEnd"/>
+            <w:r>
+              <w:rPr>
+                <w:rFonts w:ascii="Times New Roman" w:hAnsi="Times New Roman" w:cs="Times New Roman"/>
+                <w:sz w:val="24"/>
+                <w:szCs w:val="24"/>
+              </w:rPr>
+              <w:t xml:space="preserve"> М.Л.</w:t>
             </w:r>
           </w:p>
         </w:tc>
@@ -4532,8 +4620,18 @@
                 <w:sz w:val="24"/>
                 <w:szCs w:val="24"/>
               </w:rPr>
-              <w:t>ФГБОУ ВО «Вятский государственный университет», Колледж ВятГУ</w:t>
-            </w:r>
+              <w:t xml:space="preserve">ФГБОУ ВО «Вятский государственный университет», Колледж </w:t>
+            </w:r>
+            <w:proofErr w:type="spellStart"/>
+            <w:r>
+              <w:rPr>
+                <w:rFonts w:ascii="Times New Roman" w:hAnsi="Times New Roman" w:cs="Times New Roman"/>
+                <w:sz w:val="24"/>
+                <w:szCs w:val="24"/>
+              </w:rPr>
+              <w:t>ВятГУ</w:t>
+            </w:r>
+            <w:proofErr w:type="spellEnd"/>
           </w:p>
         </w:tc>
       </w:tr>
@@ -5896,7 +5994,21 @@
               <w:rPr>
                 <w:rFonts w:ascii="Times New Roman" w:eastAsia="Times New Roman" w:hAnsi="Times New Roman" w:cs="Times New Roman"/>
               </w:rPr>
-              <w:t>Осуществлять ревьюирование программного кода в соответствии с технической документацией.</w:t>
+              <w:t xml:space="preserve">Осуществлять </w:t>
+            </w:r>
+            <w:proofErr w:type="spellStart"/>
+            <w:r>
+              <w:rPr>
+                <w:rFonts w:ascii="Times New Roman" w:eastAsia="Times New Roman" w:hAnsi="Times New Roman" w:cs="Times New Roman"/>
+              </w:rPr>
+              <w:t>ревьюирование</w:t>
+            </w:r>
+            <w:proofErr w:type="spellEnd"/>
+            <w:r>
+              <w:rPr>
+                <w:rFonts w:ascii="Times New Roman" w:eastAsia="Times New Roman" w:hAnsi="Times New Roman" w:cs="Times New Roman"/>
+              </w:rPr>
+              <w:t xml:space="preserve"> программного кода в соответствии с технической документацией.</w:t>
             </w:r>
           </w:p>
         </w:tc>
@@ -7472,7 +7584,21 @@
               <w:rPr>
                 <w:rFonts w:ascii="Times New Roman" w:hAnsi="Times New Roman" w:cs="Times New Roman"/>
               </w:rPr>
-              <w:t>Способен прогнозировать эффективность и ресурсозатратность используемых средств</w:t>
+              <w:t xml:space="preserve">Способен прогнозировать эффективность и </w:t>
+            </w:r>
+            <w:proofErr w:type="spellStart"/>
+            <w:r>
+              <w:rPr>
+                <w:rFonts w:ascii="Times New Roman" w:hAnsi="Times New Roman" w:cs="Times New Roman"/>
+              </w:rPr>
+              <w:t>ресурсозатратность</w:t>
+            </w:r>
+            <w:proofErr w:type="spellEnd"/>
+            <w:r>
+              <w:rPr>
+                <w:rFonts w:ascii="Times New Roman" w:hAnsi="Times New Roman" w:cs="Times New Roman"/>
+              </w:rPr>
+              <w:t xml:space="preserve"> используемых средств</w:t>
             </w:r>
           </w:p>
         </w:tc>
@@ -11178,7 +11304,25 @@
           <w:sz w:val="28"/>
           <w:szCs w:val="28"/>
         </w:rPr>
-        <w:t xml:space="preserve"> как законченного продукта с размещением артефактов на  онлайн-хостинге</w:t>
+        <w:t xml:space="preserve"> как законченного продукта с размещением артефактов </w:t>
+      </w:r>
+      <w:proofErr w:type="gramStart"/>
+      <w:r>
+        <w:rPr>
+          <w:rFonts w:ascii="Times New Roman" w:hAnsi="Times New Roman" w:cs="Times New Roman"/>
+          <w:sz w:val="28"/>
+          <w:szCs w:val="28"/>
+        </w:rPr>
+        <w:t>на  онлайн</w:t>
+      </w:r>
+      <w:proofErr w:type="gramEnd"/>
+      <w:r>
+        <w:rPr>
+          <w:rFonts w:ascii="Times New Roman" w:hAnsi="Times New Roman" w:cs="Times New Roman"/>
+          <w:sz w:val="28"/>
+          <w:szCs w:val="28"/>
+        </w:rPr>
+        <w:t>-хостинге</w:t>
       </w:r>
       <w:r>
         <w:rPr>
@@ -12142,7 +12286,27 @@
                 <w:sz w:val="28"/>
                 <w:szCs w:val="28"/>
               </w:rPr>
-              <w:t>и окончательное формирование  репозитория.</w:t>
+              <w:t xml:space="preserve">и окончательное формирование  </w:t>
+            </w:r>
+            <w:proofErr w:type="spellStart"/>
+            <w:r>
+              <w:rPr>
+                <w:rFonts w:ascii="Times New Roman" w:eastAsia="Times New Roman" w:hAnsi="Times New Roman" w:cs="Times New Roman"/>
+                <w:color w:val="000000"/>
+                <w:sz w:val="28"/>
+                <w:szCs w:val="28"/>
+              </w:rPr>
+              <w:t>репозитория</w:t>
+            </w:r>
+            <w:proofErr w:type="spellEnd"/>
+            <w:r>
+              <w:rPr>
+                <w:rFonts w:ascii="Times New Roman" w:eastAsia="Times New Roman" w:hAnsi="Times New Roman" w:cs="Times New Roman"/>
+                <w:color w:val="000000"/>
+                <w:sz w:val="28"/>
+                <w:szCs w:val="28"/>
+              </w:rPr>
+              <w:t>.</w:t>
             </w:r>
           </w:p>
         </w:tc>
@@ -12281,7 +12445,25 @@
           <w:sz w:val="28"/>
           <w:szCs w:val="28"/>
         </w:rPr>
-        <w:t xml:space="preserve">(дата)       </w:t>
+        <w:t>(</w:t>
+      </w:r>
+      <w:proofErr w:type="gramStart"/>
+      <w:r>
+        <w:rPr>
+          <w:rFonts w:ascii="Times New Roman" w:hAnsi="Times New Roman" w:cs="Times New Roman"/>
+          <w:sz w:val="28"/>
+          <w:szCs w:val="28"/>
+        </w:rPr>
+        <w:t xml:space="preserve">дата)   </w:t>
+      </w:r>
+      <w:proofErr w:type="gramEnd"/>
+      <w:r>
+        <w:rPr>
+          <w:rFonts w:ascii="Times New Roman" w:hAnsi="Times New Roman" w:cs="Times New Roman"/>
+          <w:sz w:val="28"/>
+          <w:szCs w:val="28"/>
+        </w:rPr>
+        <w:t xml:space="preserve">    </w:t>
       </w:r>
       <w:r>
         <w:rPr>
@@ -12455,7 +12637,25 @@
           <w:sz w:val="28"/>
           <w:szCs w:val="28"/>
         </w:rPr>
-        <w:t>Программный продукт призван решить проблему фрагментации данных, возникающую при использовании множества разрозненных инструментов: календарей для событий, менеджеров задач, приложений для заметок и трекеров привычек. Система объединяет ключевые функции управления продуктивностью в единой экосистеме, обеспечивая их тесную взаимосвязь и пр</w:t>
+        <w:t xml:space="preserve">Программный продукт призван решить проблему фрагментации данных, возникающую при использовании множества разрозненных инструментов: календарей для событий, менеджеров задач, приложений для заметок и </w:t>
+      </w:r>
+      <w:proofErr w:type="spellStart"/>
+      <w:r>
+        <w:rPr>
+          <w:rFonts w:ascii="Times New Roman" w:hAnsi="Times New Roman" w:cs="Times New Roman"/>
+          <w:sz w:val="28"/>
+          <w:szCs w:val="28"/>
+        </w:rPr>
+        <w:t>трекеров</w:t>
+      </w:r>
+      <w:proofErr w:type="spellEnd"/>
+      <w:r>
+        <w:rPr>
+          <w:rFonts w:ascii="Times New Roman" w:hAnsi="Times New Roman" w:cs="Times New Roman"/>
+          <w:sz w:val="28"/>
+          <w:szCs w:val="28"/>
+        </w:rPr>
+        <w:t xml:space="preserve"> привычек. Система объединяет ключевые функции управления продуктивностью в единой экосистеме, обеспечивая их тесную взаимосвязь и пр</w:t>
       </w:r>
       <w:r>
         <w:rPr>
@@ -12559,7 +12759,79 @@
           <w:sz w:val="28"/>
           <w:szCs w:val="28"/>
         </w:rPr>
-        <w:t>Обеспечивает интеграцию с популярными сервисами (Google Calendar, Яндекс.Календарь, Telegram, VK Мессенджер)</w:t>
+        <w:t>Обеспечивает интеграцию с популярными сервисами (</w:t>
+      </w:r>
+      <w:proofErr w:type="spellStart"/>
+      <w:r>
+        <w:rPr>
+          <w:rFonts w:ascii="Times New Roman" w:hAnsi="Times New Roman" w:cs="Times New Roman"/>
+          <w:sz w:val="28"/>
+          <w:szCs w:val="28"/>
+        </w:rPr>
+        <w:t>Google</w:t>
+      </w:r>
+      <w:proofErr w:type="spellEnd"/>
+      <w:r>
+        <w:rPr>
+          <w:rFonts w:ascii="Times New Roman" w:hAnsi="Times New Roman" w:cs="Times New Roman"/>
+          <w:sz w:val="28"/>
+          <w:szCs w:val="28"/>
+        </w:rPr>
+        <w:t xml:space="preserve"> </w:t>
+      </w:r>
+      <w:proofErr w:type="spellStart"/>
+      <w:r>
+        <w:rPr>
+          <w:rFonts w:ascii="Times New Roman" w:hAnsi="Times New Roman" w:cs="Times New Roman"/>
+          <w:sz w:val="28"/>
+          <w:szCs w:val="28"/>
+        </w:rPr>
+        <w:t>Calendar</w:t>
+      </w:r>
+      <w:proofErr w:type="spellEnd"/>
+      <w:r>
+        <w:rPr>
+          <w:rFonts w:ascii="Times New Roman" w:hAnsi="Times New Roman" w:cs="Times New Roman"/>
+          <w:sz w:val="28"/>
+          <w:szCs w:val="28"/>
+        </w:rPr>
+        <w:t xml:space="preserve">, </w:t>
+      </w:r>
+      <w:proofErr w:type="spellStart"/>
+      <w:r>
+        <w:rPr>
+          <w:rFonts w:ascii="Times New Roman" w:hAnsi="Times New Roman" w:cs="Times New Roman"/>
+          <w:sz w:val="28"/>
+          <w:szCs w:val="28"/>
+        </w:rPr>
+        <w:t>Яндекс.Календарь</w:t>
+      </w:r>
+      <w:proofErr w:type="spellEnd"/>
+      <w:r>
+        <w:rPr>
+          <w:rFonts w:ascii="Times New Roman" w:hAnsi="Times New Roman" w:cs="Times New Roman"/>
+          <w:sz w:val="28"/>
+          <w:szCs w:val="28"/>
+        </w:rPr>
+        <w:t xml:space="preserve">, </w:t>
+      </w:r>
+      <w:proofErr w:type="spellStart"/>
+      <w:r>
+        <w:rPr>
+          <w:rFonts w:ascii="Times New Roman" w:hAnsi="Times New Roman" w:cs="Times New Roman"/>
+          <w:sz w:val="28"/>
+          <w:szCs w:val="28"/>
+        </w:rPr>
+        <w:t>Telegram</w:t>
+      </w:r>
+      <w:proofErr w:type="spellEnd"/>
+      <w:r>
+        <w:rPr>
+          <w:rFonts w:ascii="Times New Roman" w:hAnsi="Times New Roman" w:cs="Times New Roman"/>
+          <w:sz w:val="28"/>
+          <w:szCs w:val="28"/>
+        </w:rPr>
+        <w:t>, VK Мессенджер)</w:t>
       </w:r>
     </w:p>
     <w:p>
@@ -12584,7 +12856,25 @@
           <w:sz w:val="28"/>
           <w:szCs w:val="28"/>
         </w:rPr>
-        <w:t>Предоставляет инструменты для визуализации данных (дашборд, тепловая карта занятости, аналитические отчеты)</w:t>
+        <w:t>Предоставляет инструменты для визуализации данных (</w:t>
+      </w:r>
+      <w:proofErr w:type="spellStart"/>
+      <w:r>
+        <w:rPr>
+          <w:rFonts w:ascii="Times New Roman" w:hAnsi="Times New Roman" w:cs="Times New Roman"/>
+          <w:sz w:val="28"/>
+          <w:szCs w:val="28"/>
+        </w:rPr>
+        <w:t>дашборд</w:t>
+      </w:r>
+      <w:proofErr w:type="spellEnd"/>
+      <w:r>
+        <w:rPr>
+          <w:rFonts w:ascii="Times New Roman" w:hAnsi="Times New Roman" w:cs="Times New Roman"/>
+          <w:sz w:val="28"/>
+          <w:szCs w:val="28"/>
+        </w:rPr>
+        <w:t>, тепловая карта занятости, аналитические отчеты)</w:t>
       </w:r>
     </w:p>
     <w:p>
@@ -12683,7 +12973,97 @@
           <w:sz w:val="28"/>
           <w:szCs w:val="28"/>
         </w:rPr>
-        <w:t>Современный темп жизни и рост объема информации требуют от человека эффективного управления своими задачами, временем и проектами. Существует множество разрозненных инструментов: календари для событий, менеджеры задач (Trello, Jira), приложения для заметок (Evernote, Notion), трекеры привычек. Их одновременное использование приводит к фрагментации данных, необходимости постоянного переключения между приложениями и, как следствие, к снижению общей проду</w:t>
+        <w:t>Современный темп жизни и рост объема информации требуют от человека эффективного управления своими задачами, временем и проектами. Существует множество разрозненных инструментов: календари для событий, менеджеры задач (</w:t>
+      </w:r>
+      <w:proofErr w:type="spellStart"/>
+      <w:r>
+        <w:rPr>
+          <w:rFonts w:ascii="Times New Roman" w:hAnsi="Times New Roman" w:cs="Times New Roman"/>
+          <w:sz w:val="28"/>
+          <w:szCs w:val="28"/>
+        </w:rPr>
+        <w:t>Trello</w:t>
+      </w:r>
+      <w:proofErr w:type="spellEnd"/>
+      <w:r>
+        <w:rPr>
+          <w:rFonts w:ascii="Times New Roman" w:hAnsi="Times New Roman" w:cs="Times New Roman"/>
+          <w:sz w:val="28"/>
+          <w:szCs w:val="28"/>
+        </w:rPr>
+        <w:t xml:space="preserve">, </w:t>
+      </w:r>
+      <w:proofErr w:type="spellStart"/>
+      <w:r>
+        <w:rPr>
+          <w:rFonts w:ascii="Times New Roman" w:hAnsi="Times New Roman" w:cs="Times New Roman"/>
+          <w:sz w:val="28"/>
+          <w:szCs w:val="28"/>
+        </w:rPr>
+        <w:t>Jira</w:t>
+      </w:r>
+      <w:proofErr w:type="spellEnd"/>
+      <w:r>
+        <w:rPr>
+          <w:rFonts w:ascii="Times New Roman" w:hAnsi="Times New Roman" w:cs="Times New Roman"/>
+          <w:sz w:val="28"/>
+          <w:szCs w:val="28"/>
+        </w:rPr>
+        <w:t>), приложения для заметок (</w:t>
+      </w:r>
+      <w:proofErr w:type="spellStart"/>
+      <w:r>
+        <w:rPr>
+          <w:rFonts w:ascii="Times New Roman" w:hAnsi="Times New Roman" w:cs="Times New Roman"/>
+          <w:sz w:val="28"/>
+          <w:szCs w:val="28"/>
+        </w:rPr>
+        <w:t>Evernote</w:t>
+      </w:r>
+      <w:proofErr w:type="spellEnd"/>
+      <w:r>
+        <w:rPr>
+          <w:rFonts w:ascii="Times New Roman" w:hAnsi="Times New Roman" w:cs="Times New Roman"/>
+          <w:sz w:val="28"/>
+          <w:szCs w:val="28"/>
+        </w:rPr>
+        <w:t xml:space="preserve">, </w:t>
+      </w:r>
+      <w:proofErr w:type="spellStart"/>
+      <w:r>
+        <w:rPr>
+          <w:rFonts w:ascii="Times New Roman" w:hAnsi="Times New Roman" w:cs="Times New Roman"/>
+          <w:sz w:val="28"/>
+          <w:szCs w:val="28"/>
+        </w:rPr>
+        <w:t>Notion</w:t>
+      </w:r>
+      <w:proofErr w:type="spellEnd"/>
+      <w:r>
+        <w:rPr>
+          <w:rFonts w:ascii="Times New Roman" w:hAnsi="Times New Roman" w:cs="Times New Roman"/>
+          <w:sz w:val="28"/>
+          <w:szCs w:val="28"/>
+        </w:rPr>
+        <w:t xml:space="preserve">), </w:t>
+      </w:r>
+      <w:proofErr w:type="spellStart"/>
+      <w:r>
+        <w:rPr>
+          <w:rFonts w:ascii="Times New Roman" w:hAnsi="Times New Roman" w:cs="Times New Roman"/>
+          <w:sz w:val="28"/>
+          <w:szCs w:val="28"/>
+        </w:rPr>
+        <w:t>трекеры</w:t>
+      </w:r>
+      <w:proofErr w:type="spellEnd"/>
+      <w:r>
+        <w:rPr>
+          <w:rFonts w:ascii="Times New Roman" w:hAnsi="Times New Roman" w:cs="Times New Roman"/>
+          <w:sz w:val="28"/>
+          <w:szCs w:val="28"/>
+        </w:rPr>
+        <w:t xml:space="preserve"> привычек. Их одновременное использование приводит к фрагментации данных, необходимости постоянного переключения между приложениями и, как следствие, к снижению общей проду</w:t>
       </w:r>
       <w:r>
         <w:rPr>
@@ -12712,7 +13092,25 @@
           <w:sz w:val="28"/>
           <w:szCs w:val="28"/>
         </w:rPr>
-        <w:t>Актуальной является потребность в единой экосистеме, которая объединила бы ключевые функции управления продуктивностью, обеспечила их тесную взаимосвязь (например, привязка задачи к событию в календаре) и предоставила целостную аналитику. Кроме того, важным требованием является возможность интеграции с уже популярными сервисами (мессенджерами, календарями), чтобы система стала центральным хабом, а не еще од</w:t>
+        <w:t xml:space="preserve">Актуальной является потребность в единой экосистеме, которая объединила бы ключевые функции управления продуктивностью, обеспечила их тесную взаимосвязь (например, привязка задачи к событию в календаре) и предоставила целостную аналитику. Кроме того, важным требованием является возможность интеграции с уже популярными сервисами (мессенджерами, календарями), чтобы система стала центральным </w:t>
+      </w:r>
+      <w:proofErr w:type="spellStart"/>
+      <w:r>
+        <w:rPr>
+          <w:rFonts w:ascii="Times New Roman" w:hAnsi="Times New Roman" w:cs="Times New Roman"/>
+          <w:sz w:val="28"/>
+          <w:szCs w:val="28"/>
+        </w:rPr>
+        <w:t>хабом</w:t>
+      </w:r>
+      <w:proofErr w:type="spellEnd"/>
+      <w:r>
+        <w:rPr>
+          <w:rFonts w:ascii="Times New Roman" w:hAnsi="Times New Roman" w:cs="Times New Roman"/>
+          <w:sz w:val="28"/>
+          <w:szCs w:val="28"/>
+        </w:rPr>
+        <w:t>, а не еще од</w:t>
       </w:r>
       <w:r>
         <w:rPr>
@@ -12888,7 +13286,25 @@
           <w:sz w:val="28"/>
           <w:szCs w:val="28"/>
         </w:rPr>
-        <w:t xml:space="preserve">Многофункциональная платформа для организации работы, объединяющая возможности блокнота, базы данных, канбан-досок и календаря. </w:t>
+        <w:t xml:space="preserve">Многофункциональная платформа для организации работы, объединяющая возможности блокнота, базы данных, </w:t>
+      </w:r>
+      <w:proofErr w:type="spellStart"/>
+      <w:r>
+        <w:rPr>
+          <w:rFonts w:ascii="Times New Roman" w:hAnsi="Times New Roman" w:cs="Times New Roman"/>
+          <w:sz w:val="28"/>
+          <w:szCs w:val="28"/>
+        </w:rPr>
+        <w:t>канбан</w:t>
+      </w:r>
+      <w:proofErr w:type="spellEnd"/>
+      <w:r>
+        <w:rPr>
+          <w:rFonts w:ascii="Times New Roman" w:hAnsi="Times New Roman" w:cs="Times New Roman"/>
+          <w:sz w:val="28"/>
+          <w:szCs w:val="28"/>
+        </w:rPr>
+        <w:t xml:space="preserve">-досок и календаря. </w:t>
       </w:r>
       <w:r>
         <w:rPr>
@@ -13119,7 +13535,25 @@
           <w:sz w:val="28"/>
           <w:szCs w:val="28"/>
         </w:rPr>
-        <w:t>Визуальный инструмент управления проектами на основе канбан-досок. Позволяет создавать карточки задач, перемещать их между колонками, назначать испо</w:t>
+        <w:t xml:space="preserve">Визуальный инструмент управления проектами на основе </w:t>
+      </w:r>
+      <w:proofErr w:type="spellStart"/>
+      <w:r>
+        <w:rPr>
+          <w:rFonts w:ascii="Times New Roman" w:hAnsi="Times New Roman" w:cs="Times New Roman"/>
+          <w:sz w:val="28"/>
+          <w:szCs w:val="28"/>
+        </w:rPr>
+        <w:t>канбан</w:t>
+      </w:r>
+      <w:proofErr w:type="spellEnd"/>
+      <w:r>
+        <w:rPr>
+          <w:rFonts w:ascii="Times New Roman" w:hAnsi="Times New Roman" w:cs="Times New Roman"/>
+          <w:sz w:val="28"/>
+          <w:szCs w:val="28"/>
+        </w:rPr>
+        <w:t>-досок. Позволяет создавать карточки задач, перемещать их между колонками, назначать испо</w:t>
       </w:r>
       <w:r>
         <w:rPr>
@@ -13326,6 +13760,7 @@
           <w:szCs w:val="28"/>
         </w:rPr>
       </w:pPr>
+      <w:proofErr w:type="spellStart"/>
       <w:r>
         <w:rPr>
           <w:rFonts w:ascii="Times New Roman" w:hAnsi="Times New Roman" w:cs="Times New Roman"/>
@@ -13337,6 +13772,7 @@
         </w:rPr>
         <w:t>Todoist</w:t>
       </w:r>
+      <w:proofErr w:type="spellEnd"/>
     </w:p>
     <w:p>
       <w:pPr>
@@ -13356,7 +13792,25 @@
           <w:sz w:val="28"/>
           <w:szCs w:val="28"/>
         </w:rPr>
-        <w:t>Менеджер задач с возможностью организации проектов, установки приоритетов и дедлайнов. Предлагает функции повторяющихся задач, напомина</w:t>
+        <w:t xml:space="preserve">Менеджер задач с возможностью организации проектов, установки приоритетов и </w:t>
+      </w:r>
+      <w:proofErr w:type="spellStart"/>
+      <w:r>
+        <w:rPr>
+          <w:rFonts w:ascii="Times New Roman" w:hAnsi="Times New Roman" w:cs="Times New Roman"/>
+          <w:sz w:val="28"/>
+          <w:szCs w:val="28"/>
+        </w:rPr>
+        <w:t>дедлайнов</w:t>
+      </w:r>
+      <w:proofErr w:type="spellEnd"/>
+      <w:r>
+        <w:rPr>
+          <w:rFonts w:ascii="Times New Roman" w:hAnsi="Times New Roman" w:cs="Times New Roman"/>
+          <w:sz w:val="28"/>
+          <w:szCs w:val="28"/>
+        </w:rPr>
+        <w:t>. Предлагает функции повторяющихся задач, напомина</w:t>
       </w:r>
       <w:r>
         <w:rPr>
@@ -13414,8 +13868,18 @@
           <w:sz w:val="28"/>
           <w:szCs w:val="28"/>
         </w:rPr>
-        <w:t>Недостатки: ограниченные возможности для ведения заметок, отсутствие визуализации данных в виде тепловых карт, минималистичный</w:t>
-      </w:r>
+        <w:t xml:space="preserve">Недостатки: ограниченные возможности для ведения заметок, отсутствие визуализации данных в виде тепловых карт, </w:t>
+      </w:r>
+      <w:proofErr w:type="spellStart"/>
+      <w:r>
+        <w:rPr>
+          <w:rFonts w:ascii="Times New Roman" w:hAnsi="Times New Roman" w:cs="Times New Roman"/>
+          <w:sz w:val="28"/>
+          <w:szCs w:val="28"/>
+        </w:rPr>
+        <w:t>минималистичный</w:t>
+      </w:r>
+      <w:proofErr w:type="spellEnd"/>
       <w:r>
         <w:rPr>
           <w:rFonts w:ascii="Times New Roman" w:hAnsi="Times New Roman" w:cs="Times New Roman"/>
@@ -13748,7 +14212,25 @@
           <w:sz w:val="28"/>
           <w:szCs w:val="28"/>
         </w:rPr>
-        <w:t>Модуль "Дашборд": отображение предстоящих событий, текущих и приоритетных задач, прогресса по проектам и привычкам, последних изменений</w:t>
+        <w:t>Модуль "</w:t>
+      </w:r>
+      <w:proofErr w:type="spellStart"/>
+      <w:r>
+        <w:rPr>
+          <w:rFonts w:ascii="Times New Roman" w:hAnsi="Times New Roman" w:cs="Times New Roman"/>
+          <w:sz w:val="28"/>
+          <w:szCs w:val="28"/>
+        </w:rPr>
+        <w:t>Дашборд</w:t>
+      </w:r>
+      <w:proofErr w:type="spellEnd"/>
+      <w:r>
+        <w:rPr>
+          <w:rFonts w:ascii="Times New Roman" w:hAnsi="Times New Roman" w:cs="Times New Roman"/>
+          <w:sz w:val="28"/>
+          <w:szCs w:val="28"/>
+        </w:rPr>
+        <w:t>": отображение предстоящих событий, текущих и приоритетных задач, прогресса по проектам и привычкам, последних изменений</w:t>
       </w:r>
     </w:p>
     <w:p>
@@ -13798,7 +14280,43 @@
           <w:sz w:val="28"/>
           <w:szCs w:val="28"/>
         </w:rPr>
-        <w:t>Модуль "Задачи и Проекты": создание иерархических задач, группировка по проектам, канбан-доски, визуализация отчетности (диаграммы Ганта, временные затраты)</w:t>
+        <w:t xml:space="preserve">Модуль "Задачи и Проекты": создание иерархических задач, группировка по проектам, </w:t>
+      </w:r>
+      <w:proofErr w:type="spellStart"/>
+      <w:r>
+        <w:rPr>
+          <w:rFonts w:ascii="Times New Roman" w:hAnsi="Times New Roman" w:cs="Times New Roman"/>
+          <w:sz w:val="28"/>
+          <w:szCs w:val="28"/>
+        </w:rPr>
+        <w:t>канбан</w:t>
+      </w:r>
+      <w:proofErr w:type="spellEnd"/>
+      <w:r>
+        <w:rPr>
+          <w:rFonts w:ascii="Times New Roman" w:hAnsi="Times New Roman" w:cs="Times New Roman"/>
+          <w:sz w:val="28"/>
+          <w:szCs w:val="28"/>
+        </w:rPr>
+        <w:t xml:space="preserve">-доски, визуализация отчетности (диаграммы </w:t>
+      </w:r>
+      <w:proofErr w:type="spellStart"/>
+      <w:r>
+        <w:rPr>
+          <w:rFonts w:ascii="Times New Roman" w:hAnsi="Times New Roman" w:cs="Times New Roman"/>
+          <w:sz w:val="28"/>
+          <w:szCs w:val="28"/>
+        </w:rPr>
+        <w:t>Ганта</w:t>
+      </w:r>
+      <w:proofErr w:type="spellEnd"/>
+      <w:r>
+        <w:rPr>
+          <w:rFonts w:ascii="Times New Roman" w:hAnsi="Times New Roman" w:cs="Times New Roman"/>
+          <w:sz w:val="28"/>
+          <w:szCs w:val="28"/>
+        </w:rPr>
+        <w:t>, временные затраты)</w:t>
       </w:r>
     </w:p>
     <w:p>
@@ -13848,7 +14366,25 @@
           <w:sz w:val="28"/>
           <w:szCs w:val="28"/>
         </w:rPr>
-        <w:t>Модуль "Привычки": создание и отслеживание повторяющихся действий, визуализация трекеров, статистика выполнения</w:t>
+        <w:t xml:space="preserve">Модуль "Привычки": создание и отслеживание повторяющихся действий, визуализация </w:t>
+      </w:r>
+      <w:proofErr w:type="spellStart"/>
+      <w:r>
+        <w:rPr>
+          <w:rFonts w:ascii="Times New Roman" w:hAnsi="Times New Roman" w:cs="Times New Roman"/>
+          <w:sz w:val="28"/>
+          <w:szCs w:val="28"/>
+        </w:rPr>
+        <w:t>трекеров</w:t>
+      </w:r>
+      <w:proofErr w:type="spellEnd"/>
+      <w:r>
+        <w:rPr>
+          <w:rFonts w:ascii="Times New Roman" w:hAnsi="Times New Roman" w:cs="Times New Roman"/>
+          <w:sz w:val="28"/>
+          <w:szCs w:val="28"/>
+        </w:rPr>
+        <w:t>, статистика выполнения</w:t>
       </w:r>
     </w:p>
     <w:p>
@@ -14157,7 +14693,25 @@
                 <w:sz w:val="28"/>
                 <w:szCs w:val="28"/>
               </w:rPr>
-              <w:t>Просматривать дашборд с общей информацией</w:t>
+              <w:t xml:space="preserve">Просматривать </w:t>
+            </w:r>
+            <w:proofErr w:type="spellStart"/>
+            <w:r>
+              <w:rPr>
+                <w:rFonts w:ascii="Times New Roman" w:hAnsi="Times New Roman" w:cs="Times New Roman"/>
+                <w:sz w:val="28"/>
+                <w:szCs w:val="28"/>
+              </w:rPr>
+              <w:t>дашборд</w:t>
+            </w:r>
+            <w:proofErr w:type="spellEnd"/>
+            <w:r>
+              <w:rPr>
+                <w:rFonts w:ascii="Times New Roman" w:hAnsi="Times New Roman" w:cs="Times New Roman"/>
+                <w:sz w:val="28"/>
+                <w:szCs w:val="28"/>
+              </w:rPr>
+              <w:t xml:space="preserve"> с общей информацией</w:t>
             </w:r>
           </w:p>
         </w:tc>
@@ -14651,6 +15205,7 @@
               </w:rPr>
               <w:t xml:space="preserve">Не пропускать важные </w:t>
             </w:r>
+            <w:proofErr w:type="spellStart"/>
             <w:r>
               <w:rPr>
                 <w:rFonts w:ascii="Times New Roman" w:hAnsi="Times New Roman" w:cs="Times New Roman"/>
@@ -14659,6 +15214,7 @@
               </w:rPr>
               <w:t>дедлайны</w:t>
             </w:r>
+            <w:proofErr w:type="spellEnd"/>
             <w:r>
               <w:rPr>
                 <w:rFonts w:ascii="Times New Roman" w:hAnsi="Times New Roman" w:cs="Times New Roman"/>
@@ -14984,8 +15540,18 @@
                 <w:sz w:val="28"/>
                 <w:szCs w:val="28"/>
               </w:rPr>
-              <w:t>Аутентифицирует пользователя и перенаправляет на дашборд</w:t>
-            </w:r>
+              <w:t xml:space="preserve">Аутентифицирует пользователя и перенаправляет на </w:t>
+            </w:r>
+            <w:proofErr w:type="spellStart"/>
+            <w:r>
+              <w:rPr>
+                <w:rFonts w:ascii="Times New Roman" w:hAnsi="Times New Roman" w:cs="Times New Roman"/>
+                <w:sz w:val="28"/>
+                <w:szCs w:val="28"/>
+              </w:rPr>
+              <w:t>дашборд</w:t>
+            </w:r>
+            <w:proofErr w:type="spellEnd"/>
           </w:p>
         </w:tc>
       </w:tr>
@@ -15016,8 +15582,18 @@
           <w:sz w:val="28"/>
           <w:szCs w:val="28"/>
         </w:rPr>
-        <w:t>Работа с дашбордом</w:t>
-      </w:r>
+        <w:t xml:space="preserve">Работа с </w:t>
+      </w:r>
+      <w:proofErr w:type="spellStart"/>
+      <w:r>
+        <w:rPr>
+          <w:rFonts w:ascii="Times New Roman" w:hAnsi="Times New Roman" w:cs="Times New Roman"/>
+          <w:sz w:val="28"/>
+          <w:szCs w:val="28"/>
+        </w:rPr>
+        <w:t>дашбордом</w:t>
+      </w:r>
+      <w:proofErr w:type="spellEnd"/>
       <w:r>
         <w:rPr>
           <w:rFonts w:ascii="Times New Roman" w:hAnsi="Times New Roman" w:cs="Times New Roman"/>
@@ -15144,7 +15720,43 @@
                 <w:sz w:val="28"/>
                 <w:szCs w:val="28"/>
               </w:rPr>
-              <w:t xml:space="preserve">Отображает дашборд с виджетами: предстоящие события, текущие </w:t>
+              <w:t xml:space="preserve">Отображает </w:t>
+            </w:r>
+            <w:proofErr w:type="spellStart"/>
+            <w:r>
+              <w:rPr>
+                <w:rFonts w:ascii="Times New Roman" w:hAnsi="Times New Roman" w:cs="Times New Roman"/>
+                <w:sz w:val="28"/>
+                <w:szCs w:val="28"/>
+              </w:rPr>
+              <w:t>дашборд</w:t>
+            </w:r>
+            <w:proofErr w:type="spellEnd"/>
+            <w:r>
+              <w:rPr>
+                <w:rFonts w:ascii="Times New Roman" w:hAnsi="Times New Roman" w:cs="Times New Roman"/>
+                <w:sz w:val="28"/>
+                <w:szCs w:val="28"/>
+              </w:rPr>
+              <w:t xml:space="preserve"> с </w:t>
+            </w:r>
+            <w:proofErr w:type="spellStart"/>
+            <w:r>
+              <w:rPr>
+                <w:rFonts w:ascii="Times New Roman" w:hAnsi="Times New Roman" w:cs="Times New Roman"/>
+                <w:sz w:val="28"/>
+                <w:szCs w:val="28"/>
+              </w:rPr>
+              <w:t>виджетами</w:t>
+            </w:r>
+            <w:proofErr w:type="spellEnd"/>
+            <w:r>
+              <w:rPr>
+                <w:rFonts w:ascii="Times New Roman" w:hAnsi="Times New Roman" w:cs="Times New Roman"/>
+                <w:sz w:val="28"/>
+                <w:szCs w:val="28"/>
+              </w:rPr>
+              <w:t xml:space="preserve">: предстоящие события, текущие </w:t>
             </w:r>
             <w:r>
               <w:rPr>
@@ -15524,7 +16136,25 @@
                 <w:sz w:val="28"/>
                 <w:szCs w:val="28"/>
               </w:rPr>
-              <w:t>Перетаскивает задачу между колонками канбан-доски</w:t>
+              <w:t xml:space="preserve">Перетаскивает задачу между колонками </w:t>
+            </w:r>
+            <w:proofErr w:type="spellStart"/>
+            <w:r>
+              <w:rPr>
+                <w:rFonts w:ascii="Times New Roman" w:hAnsi="Times New Roman" w:cs="Times New Roman"/>
+                <w:sz w:val="28"/>
+                <w:szCs w:val="28"/>
+              </w:rPr>
+              <w:t>канбан</w:t>
+            </w:r>
+            <w:proofErr w:type="spellEnd"/>
+            <w:r>
+              <w:rPr>
+                <w:rFonts w:ascii="Times New Roman" w:hAnsi="Times New Roman" w:cs="Times New Roman"/>
+                <w:sz w:val="28"/>
+                <w:szCs w:val="28"/>
+              </w:rPr>
+              <w:t>-доски</w:t>
             </w:r>
           </w:p>
         </w:tc>
@@ -16685,8 +17315,18 @@
                 <w:sz w:val="28"/>
                 <w:szCs w:val="28"/>
               </w:rPr>
-              <w:t>Просматривает результаты поиска с предпросмотром</w:t>
-            </w:r>
+              <w:t xml:space="preserve">Просматривает результаты поиска с </w:t>
+            </w:r>
+            <w:proofErr w:type="spellStart"/>
+            <w:r>
+              <w:rPr>
+                <w:rFonts w:ascii="Times New Roman" w:hAnsi="Times New Roman" w:cs="Times New Roman"/>
+                <w:sz w:val="28"/>
+                <w:szCs w:val="28"/>
+              </w:rPr>
+              <w:t>предпросмотром</w:t>
+            </w:r>
+            <w:proofErr w:type="spellEnd"/>
           </w:p>
         </w:tc>
         <w:tc>
@@ -16748,7 +17388,43 @@
           <w:sz w:val="28"/>
           <w:szCs w:val="28"/>
         </w:rPr>
-        <w:t>Разработана диаграмма вариантов использования (Use Case), которая обобщает и структурирует функциональные требования разрабатываемой информационной системы. Диаграмма позволяет наглядно увидеть границы системы и взаимодействие пользователя с ключевыми функциями приложения. Диаграмма представлена на рисунке</w:t>
+        <w:t>Разработана диаграмма вариантов использования (</w:t>
+      </w:r>
+      <w:proofErr w:type="spellStart"/>
+      <w:r>
+        <w:rPr>
+          <w:rFonts w:ascii="Times New Roman" w:hAnsi="Times New Roman" w:cs="Times New Roman"/>
+          <w:sz w:val="28"/>
+          <w:szCs w:val="28"/>
+        </w:rPr>
+        <w:t>Use</w:t>
+      </w:r>
+      <w:proofErr w:type="spellEnd"/>
+      <w:r>
+        <w:rPr>
+          <w:rFonts w:ascii="Times New Roman" w:hAnsi="Times New Roman" w:cs="Times New Roman"/>
+          <w:sz w:val="28"/>
+          <w:szCs w:val="28"/>
+        </w:rPr>
+        <w:t xml:space="preserve"> </w:t>
+      </w:r>
+      <w:proofErr w:type="spellStart"/>
+      <w:r>
+        <w:rPr>
+          <w:rFonts w:ascii="Times New Roman" w:hAnsi="Times New Roman" w:cs="Times New Roman"/>
+          <w:sz w:val="28"/>
+          <w:szCs w:val="28"/>
+        </w:rPr>
+        <w:t>Case</w:t>
+      </w:r>
+      <w:proofErr w:type="spellEnd"/>
+      <w:r>
+        <w:rPr>
+          <w:rFonts w:ascii="Times New Roman" w:hAnsi="Times New Roman" w:cs="Times New Roman"/>
+          <w:sz w:val="28"/>
+          <w:szCs w:val="28"/>
+        </w:rPr>
+        <w:t>), которая обобщает и структурирует функциональные требования разрабатываемой информационной системы. Диаграмма позволяет наглядно увидеть границы системы и взаимодействие пользователя с ключевыми функциями приложения. Диаграмма представлена на рисунке</w:t>
       </w:r>
       <w:r>
         <w:rPr>
@@ -17171,7 +17847,79 @@
           <w:sz w:val="28"/>
           <w:szCs w:val="28"/>
         </w:rPr>
-        <w:t>Серверная часть функционирует на базе языка Python с использованием веб-фреймворка Django или FastAPI. Она выполняет ключевые задачи системы:</w:t>
+        <w:t xml:space="preserve">Серверная часть функционирует на базе языка </w:t>
+      </w:r>
+      <w:proofErr w:type="spellStart"/>
+      <w:r>
+        <w:rPr>
+          <w:rFonts w:ascii="Times New Roman" w:hAnsi="Times New Roman" w:cs="Times New Roman"/>
+          <w:sz w:val="28"/>
+          <w:szCs w:val="28"/>
+        </w:rPr>
+        <w:t>Python</w:t>
+      </w:r>
+      <w:proofErr w:type="spellEnd"/>
+      <w:r>
+        <w:rPr>
+          <w:rFonts w:ascii="Times New Roman" w:hAnsi="Times New Roman" w:cs="Times New Roman"/>
+          <w:sz w:val="28"/>
+          <w:szCs w:val="28"/>
+        </w:rPr>
+        <w:t xml:space="preserve"> с использованием веб-</w:t>
+      </w:r>
+      <w:proofErr w:type="spellStart"/>
+      <w:r>
+        <w:rPr>
+          <w:rFonts w:ascii="Times New Roman" w:hAnsi="Times New Roman" w:cs="Times New Roman"/>
+          <w:sz w:val="28"/>
+          <w:szCs w:val="28"/>
+        </w:rPr>
+        <w:t>фреймворка</w:t>
+      </w:r>
+      <w:proofErr w:type="spellEnd"/>
+      <w:r>
+        <w:rPr>
+          <w:rFonts w:ascii="Times New Roman" w:hAnsi="Times New Roman" w:cs="Times New Roman"/>
+          <w:sz w:val="28"/>
+          <w:szCs w:val="28"/>
+        </w:rPr>
+        <w:t xml:space="preserve"> </w:t>
+      </w:r>
+      <w:proofErr w:type="spellStart"/>
+      <w:r>
+        <w:rPr>
+          <w:rFonts w:ascii="Times New Roman" w:hAnsi="Times New Roman" w:cs="Times New Roman"/>
+          <w:sz w:val="28"/>
+          <w:szCs w:val="28"/>
+        </w:rPr>
+        <w:t>Django</w:t>
+      </w:r>
+      <w:proofErr w:type="spellEnd"/>
+      <w:r>
+        <w:rPr>
+          <w:rFonts w:ascii="Times New Roman" w:hAnsi="Times New Roman" w:cs="Times New Roman"/>
+          <w:sz w:val="28"/>
+          <w:szCs w:val="28"/>
+        </w:rPr>
+        <w:t xml:space="preserve"> или </w:t>
+      </w:r>
+      <w:proofErr w:type="spellStart"/>
+      <w:r>
+        <w:rPr>
+          <w:rFonts w:ascii="Times New Roman" w:hAnsi="Times New Roman" w:cs="Times New Roman"/>
+          <w:sz w:val="28"/>
+          <w:szCs w:val="28"/>
+        </w:rPr>
+        <w:t>FastAPI</w:t>
+      </w:r>
+      <w:proofErr w:type="spellEnd"/>
+      <w:r>
+        <w:rPr>
+          <w:rFonts w:ascii="Times New Roman" w:hAnsi="Times New Roman" w:cs="Times New Roman"/>
+          <w:sz w:val="28"/>
+          <w:szCs w:val="28"/>
+        </w:rPr>
+        <w:t>. Она выполняет ключевые задачи системы:</w:t>
       </w:r>
     </w:p>
     <w:p>
@@ -17292,7 +18040,25 @@
           <w:sz w:val="28"/>
           <w:szCs w:val="28"/>
         </w:rPr>
-        <w:t>В качестве реляционной системы управления базами данных используется PostgreSQL. Это обеспечивает целостность данных, надежность хранения информации и высокую скорость выполнения запросов.</w:t>
+        <w:t xml:space="preserve">В качестве реляционной системы управления базами данных используется </w:t>
+      </w:r>
+      <w:proofErr w:type="spellStart"/>
+      <w:r>
+        <w:rPr>
+          <w:rFonts w:ascii="Times New Roman" w:hAnsi="Times New Roman" w:cs="Times New Roman"/>
+          <w:sz w:val="28"/>
+          <w:szCs w:val="28"/>
+        </w:rPr>
+        <w:t>PostgreSQL</w:t>
+      </w:r>
+      <w:proofErr w:type="spellEnd"/>
+      <w:r>
+        <w:rPr>
+          <w:rFonts w:ascii="Times New Roman" w:hAnsi="Times New Roman" w:cs="Times New Roman"/>
+          <w:sz w:val="28"/>
+          <w:szCs w:val="28"/>
+        </w:rPr>
+        <w:t>. Это обеспечивает целостность данных, надежность хранения информации и высокую скорость выполнения запросов.</w:t>
       </w:r>
     </w:p>
     <w:p>
@@ -17593,21 +18359,6 @@
     </w:p>
     <w:p>
       <w:pPr>
-        <w:spacing w:after="160" w:line="360" w:lineRule="auto"/>
-        <w:contextualSpacing/>
-        <w:jc w:val="center"/>
-        <w:rPr>
-          <w:rFonts w:ascii="Times New Roman" w:hAnsi="Times New Roman" w:cs="Times New Roman"/>
-          <w:noProof/>
-          <w:kern w:val="2"/>
-          <w:sz w:val="28"/>
-          <w:szCs w:val="28"/>
-          <w14:ligatures w14:val="standardContextual"/>
-        </w:rPr>
-      </w:pPr>
-    </w:p>
-    <w:p>
-      <w:pPr>
         <w:spacing w:before="240" w:after="0" w:line="360" w:lineRule="auto"/>
         <w:ind w:firstLine="709"/>
         <w:contextualSpacing/>
@@ -17755,6 +18506,356 @@
     </w:p>
     <w:p>
       <w:pPr>
+        <w:spacing w:after="160" w:line="360" w:lineRule="auto"/>
+        <w:ind w:firstLine="708"/>
+        <w:contextualSpacing/>
+        <w:jc w:val="both"/>
+        <w:rPr>
+          <w:rFonts w:ascii="Times New Roman" w:hAnsi="Times New Roman" w:cs="Times New Roman"/>
+          <w:noProof/>
+          <w:kern w:val="2"/>
+          <w:sz w:val="28"/>
+          <w:szCs w:val="28"/>
+          <w14:ligatures w14:val="standardContextual"/>
+        </w:rPr>
+      </w:pPr>
+      <w:r>
+        <w:rPr>
+          <w:rFonts w:ascii="Times New Roman" w:hAnsi="Times New Roman" w:cs="Times New Roman"/>
+          <w:noProof/>
+          <w:kern w:val="2"/>
+          <w:sz w:val="28"/>
+          <w:szCs w:val="28"/>
+          <w14:ligatures w14:val="standardContextual"/>
+        </w:rPr>
+        <w:t>Так же была выполнена декомпозиция DFD диаграмм</w:t>
+      </w:r>
+      <w:r>
+        <w:rPr>
+          <w:rFonts w:ascii="Times New Roman" w:hAnsi="Times New Roman" w:cs="Times New Roman"/>
+          <w:noProof/>
+          <w:kern w:val="2"/>
+          <w:sz w:val="28"/>
+          <w:szCs w:val="28"/>
+          <w14:ligatures w14:val="standardContextual"/>
+        </w:rPr>
+        <w:t>ы, она представлена на рисунке 9</w:t>
+      </w:r>
+      <w:r>
+        <w:rPr>
+          <w:rFonts w:ascii="Times New Roman" w:hAnsi="Times New Roman" w:cs="Times New Roman"/>
+          <w:noProof/>
+          <w:kern w:val="2"/>
+          <w:sz w:val="28"/>
+          <w:szCs w:val="28"/>
+          <w14:ligatures w14:val="standardContextual"/>
+        </w:rPr>
+        <w:t>.</w:t>
+      </w:r>
+    </w:p>
+    <w:p>
+      <w:pPr>
+        <w:spacing w:after="160" w:line="360" w:lineRule="auto"/>
+        <w:ind w:firstLine="708"/>
+        <w:contextualSpacing/>
+        <w:jc w:val="both"/>
+        <w:rPr>
+          <w:rFonts w:ascii="Times New Roman" w:hAnsi="Times New Roman" w:cs="Times New Roman"/>
+          <w:noProof/>
+          <w:kern w:val="2"/>
+          <w:sz w:val="28"/>
+          <w:szCs w:val="28"/>
+          <w14:ligatures w14:val="standardContextual"/>
+        </w:rPr>
+      </w:pPr>
+    </w:p>
+    <w:p>
+      <w:pPr>
+        <w:spacing w:after="0" w:line="360" w:lineRule="auto"/>
+        <w:ind w:left="-1560"/>
+        <w:jc w:val="both"/>
+        <w:rPr>
+          <w:rFonts w:ascii="Times New Roman" w:hAnsi="Times New Roman" w:cs="Times New Roman"/>
+          <w:sz w:val="28"/>
+          <w:szCs w:val="28"/>
+        </w:rPr>
+      </w:pPr>
+      <w:r>
+        <w:rPr>
+          <w:noProof/>
+          <w:lang w:eastAsia="ru-RU"/>
+        </w:rPr>
+        <w:lastRenderedPageBreak/>
+        <w:drawing>
+          <wp:inline distT="0" distB="0" distL="0" distR="0" wp14:anchorId="17397750" wp14:editId="12A2FF2C">
+            <wp:extent cx="7460504" cy="3048000"/>
+            <wp:effectExtent l="0" t="0" r="7620" b="0"/>
+            <wp:docPr id="8" name="Рисунок 8"/>
+            <wp:cNvGraphicFramePr>
+              <a:graphicFrameLocks xmlns:a="http://schemas.openxmlformats.org/drawingml/2006/main" noChangeAspect="1"/>
+            </wp:cNvGraphicFramePr>
+            <a:graphic xmlns:a="http://schemas.openxmlformats.org/drawingml/2006/main">
+              <a:graphicData uri="http://schemas.openxmlformats.org/drawingml/2006/picture">
+                <pic:pic xmlns:pic="http://schemas.openxmlformats.org/drawingml/2006/picture">
+                  <pic:nvPicPr>
+                    <pic:cNvPr id="1" name=""/>
+                    <pic:cNvPicPr/>
+                  </pic:nvPicPr>
+                  <pic:blipFill>
+                    <a:blip r:embed="rId19"/>
+                    <a:stretch>
+                      <a:fillRect/>
+                    </a:stretch>
+                  </pic:blipFill>
+                  <pic:spPr>
+                    <a:xfrm>
+                      <a:off x="0" y="0"/>
+                      <a:ext cx="7472301" cy="3052820"/>
+                    </a:xfrm>
+                    <a:prstGeom prst="rect">
+                      <a:avLst/>
+                    </a:prstGeom>
+                  </pic:spPr>
+                </pic:pic>
+              </a:graphicData>
+            </a:graphic>
+          </wp:inline>
+        </w:drawing>
+      </w:r>
+    </w:p>
+    <w:p>
+      <w:pPr>
+        <w:spacing w:after="0" w:line="360" w:lineRule="auto"/>
+        <w:ind w:left="-1560"/>
+        <w:jc w:val="center"/>
+        <w:rPr>
+          <w:rFonts w:ascii="Times New Roman" w:hAnsi="Times New Roman" w:cs="Times New Roman"/>
+          <w:sz w:val="28"/>
+          <w:szCs w:val="28"/>
+        </w:rPr>
+      </w:pPr>
+      <w:r>
+        <w:rPr>
+          <w:rFonts w:ascii="Times New Roman" w:hAnsi="Times New Roman" w:cs="Times New Roman"/>
+          <w:sz w:val="28"/>
+          <w:szCs w:val="28"/>
+        </w:rPr>
+        <w:t xml:space="preserve">Рисунок </w:t>
+      </w:r>
+      <w:r>
+        <w:rPr>
+          <w:rFonts w:ascii="Times New Roman" w:hAnsi="Times New Roman" w:cs="Times New Roman"/>
+          <w:iCs/>
+          <w:sz w:val="28"/>
+          <w:szCs w:val="28"/>
+        </w:rPr>
+        <w:t>9</w:t>
+      </w:r>
+      <w:r>
+        <w:rPr>
+          <w:rFonts w:ascii="Times New Roman" w:hAnsi="Times New Roman" w:cs="Times New Roman"/>
+          <w:sz w:val="28"/>
+          <w:szCs w:val="28"/>
+        </w:rPr>
+        <w:t xml:space="preserve"> </w:t>
+      </w:r>
+      <w:r>
+        <w:rPr>
+          <w:rFonts w:ascii="Times New Roman" w:hAnsi="Times New Roman" w:cs="Times New Roman"/>
+          <w:sz w:val="28"/>
+          <w:szCs w:val="28"/>
+        </w:rPr>
+        <w:t>–</w:t>
+      </w:r>
+      <w:r>
+        <w:rPr>
+          <w:rFonts w:ascii="Times New Roman" w:hAnsi="Times New Roman" w:cs="Times New Roman"/>
+          <w:sz w:val="28"/>
+          <w:szCs w:val="28"/>
+        </w:rPr>
+        <w:t xml:space="preserve"> </w:t>
+      </w:r>
+      <w:r>
+        <w:rPr>
+          <w:rFonts w:ascii="Times New Roman" w:hAnsi="Times New Roman" w:cs="Times New Roman"/>
+          <w:sz w:val="28"/>
+          <w:szCs w:val="28"/>
+        </w:rPr>
+        <w:t>Декомпозиция диаграммы потоков данных</w:t>
+      </w:r>
+    </w:p>
+    <w:p>
+      <w:pPr>
+        <w:spacing w:after="0" w:line="360" w:lineRule="auto"/>
+        <w:ind w:firstLine="709"/>
+        <w:jc w:val="both"/>
+        <w:rPr>
+          <w:rFonts w:ascii="Times New Roman" w:hAnsi="Times New Roman" w:cs="Times New Roman"/>
+          <w:sz w:val="28"/>
+          <w:szCs w:val="28"/>
+        </w:rPr>
+      </w:pPr>
+      <w:r>
+        <w:rPr>
+          <w:rFonts w:ascii="Times New Roman" w:hAnsi="Times New Roman" w:cs="Times New Roman"/>
+          <w:sz w:val="28"/>
+          <w:szCs w:val="28"/>
+        </w:rPr>
+        <w:t>Диаграмма</w:t>
+      </w:r>
+      <w:r>
+        <w:rPr>
+          <w:rFonts w:ascii="Times New Roman" w:hAnsi="Times New Roman" w:cs="Times New Roman"/>
+          <w:sz w:val="28"/>
+          <w:szCs w:val="28"/>
+        </w:rPr>
+        <w:t xml:space="preserve"> представляет декомпозицию системы управления личной продуктивностью на основные функциональные модули. Центральная система разделена на восемь ключевых процессов: модуль </w:t>
+      </w:r>
+      <w:proofErr w:type="spellStart"/>
+      <w:r>
+        <w:rPr>
+          <w:rFonts w:ascii="Times New Roman" w:hAnsi="Times New Roman" w:cs="Times New Roman"/>
+          <w:sz w:val="28"/>
+          <w:szCs w:val="28"/>
+        </w:rPr>
+        <w:t>Дашборд</w:t>
+      </w:r>
+      <w:proofErr w:type="spellEnd"/>
+      <w:r>
+        <w:rPr>
+          <w:rFonts w:ascii="Times New Roman" w:hAnsi="Times New Roman" w:cs="Times New Roman"/>
+          <w:sz w:val="28"/>
+          <w:szCs w:val="28"/>
+        </w:rPr>
+        <w:t xml:space="preserve"> для агрегации и визуализации данных, модуль Календарь для управления событиями и синхронизации с внешними сервисами, модуль Задачи и Проекты для организации </w:t>
+      </w:r>
+      <w:proofErr w:type="spellStart"/>
+      <w:r>
+        <w:rPr>
+          <w:rFonts w:ascii="Times New Roman" w:hAnsi="Times New Roman" w:cs="Times New Roman"/>
+          <w:sz w:val="28"/>
+          <w:szCs w:val="28"/>
+        </w:rPr>
+        <w:t>workflow</w:t>
+      </w:r>
+      <w:proofErr w:type="spellEnd"/>
+      <w:r>
+        <w:rPr>
+          <w:rFonts w:ascii="Times New Roman" w:hAnsi="Times New Roman" w:cs="Times New Roman"/>
+          <w:sz w:val="28"/>
+          <w:szCs w:val="28"/>
+        </w:rPr>
+        <w:t>, модуль Заметки для работы с контентом, модуль Привычек для трекинга повторяющихся действий, систему Уведомлений для интеграции с мессенджерами и систему Поиска и Аналитики для сквозного поиска и формирования отчетов. Система взаимодействует с тремя внешними сущностями: Пользователем через веб-интерфейс, внешними сервисами календарей (</w:t>
+      </w:r>
+      <w:proofErr w:type="spellStart"/>
+      <w:r>
+        <w:rPr>
+          <w:rFonts w:ascii="Times New Roman" w:hAnsi="Times New Roman" w:cs="Times New Roman"/>
+          <w:sz w:val="28"/>
+          <w:szCs w:val="28"/>
+        </w:rPr>
+        <w:t>Google</w:t>
+      </w:r>
+      <w:proofErr w:type="spellEnd"/>
+      <w:r>
+        <w:rPr>
+          <w:rFonts w:ascii="Times New Roman" w:hAnsi="Times New Roman" w:cs="Times New Roman"/>
+          <w:sz w:val="28"/>
+          <w:szCs w:val="28"/>
+        </w:rPr>
+        <w:t xml:space="preserve"> </w:t>
+      </w:r>
+      <w:proofErr w:type="spellStart"/>
+      <w:r>
+        <w:rPr>
+          <w:rFonts w:ascii="Times New Roman" w:hAnsi="Times New Roman" w:cs="Times New Roman"/>
+          <w:sz w:val="28"/>
+          <w:szCs w:val="28"/>
+        </w:rPr>
+        <w:t>Calendar</w:t>
+      </w:r>
+      <w:proofErr w:type="spellEnd"/>
+      <w:r>
+        <w:rPr>
+          <w:rFonts w:ascii="Times New Roman" w:hAnsi="Times New Roman" w:cs="Times New Roman"/>
+          <w:sz w:val="28"/>
+          <w:szCs w:val="28"/>
+        </w:rPr>
+        <w:t xml:space="preserve">, </w:t>
+      </w:r>
+      <w:proofErr w:type="spellStart"/>
+      <w:r>
+        <w:rPr>
+          <w:rFonts w:ascii="Times New Roman" w:hAnsi="Times New Roman" w:cs="Times New Roman"/>
+          <w:sz w:val="28"/>
+          <w:szCs w:val="28"/>
+        </w:rPr>
+        <w:t>Яндекс.Календарь</w:t>
+      </w:r>
+      <w:proofErr w:type="spellEnd"/>
+      <w:r>
+        <w:rPr>
+          <w:rFonts w:ascii="Times New Roman" w:hAnsi="Times New Roman" w:cs="Times New Roman"/>
+          <w:sz w:val="28"/>
+          <w:szCs w:val="28"/>
+        </w:rPr>
+        <w:t>) и мессенджерами (</w:t>
+      </w:r>
+      <w:proofErr w:type="spellStart"/>
+      <w:r>
+        <w:rPr>
+          <w:rFonts w:ascii="Times New Roman" w:hAnsi="Times New Roman" w:cs="Times New Roman"/>
+          <w:sz w:val="28"/>
+          <w:szCs w:val="28"/>
+        </w:rPr>
+        <w:t>Telegram</w:t>
+      </w:r>
+      <w:proofErr w:type="spellEnd"/>
+      <w:r>
+        <w:rPr>
+          <w:rFonts w:ascii="Times New Roman" w:hAnsi="Times New Roman" w:cs="Times New Roman"/>
+          <w:sz w:val="28"/>
+          <w:szCs w:val="28"/>
+        </w:rPr>
+        <w:t xml:space="preserve">, VK). Данные хранятся в девяти специализированных хранилищах, включая профили пользователей, задачи, события, заметки, привычки, настройки системы, </w:t>
+      </w:r>
+      <w:proofErr w:type="spellStart"/>
+      <w:r>
+        <w:rPr>
+          <w:rFonts w:ascii="Times New Roman" w:hAnsi="Times New Roman" w:cs="Times New Roman"/>
+          <w:sz w:val="28"/>
+          <w:szCs w:val="28"/>
+        </w:rPr>
+        <w:t>логи</w:t>
+      </w:r>
+      <w:proofErr w:type="spellEnd"/>
+      <w:r>
+        <w:rPr>
+          <w:rFonts w:ascii="Times New Roman" w:hAnsi="Times New Roman" w:cs="Times New Roman"/>
+          <w:sz w:val="28"/>
+          <w:szCs w:val="28"/>
+        </w:rPr>
+        <w:t xml:space="preserve"> синхронизации и уведомлений, а также индексы для поиска. Потоки данных между компонентами обеспечивают интеграцию модулей, синхронизацию с внешними сервисами и единое пространство для управления личной продуктивностью.</w:t>
+      </w:r>
+    </w:p>
+    <w:p>
+      <w:pPr>
+        <w:spacing w:after="160" w:line="360" w:lineRule="auto"/>
+        <w:ind w:firstLine="708"/>
+        <w:contextualSpacing/>
+        <w:jc w:val="both"/>
+        <w:rPr>
+          <w:rFonts w:ascii="Times New Roman" w:hAnsi="Times New Roman" w:cs="Times New Roman"/>
+          <w:noProof/>
+          <w:kern w:val="2"/>
+          <w:sz w:val="28"/>
+          <w:szCs w:val="28"/>
+          <w14:ligatures w14:val="standardContextual"/>
+        </w:rPr>
+      </w:pPr>
+    </w:p>
+    <w:p>
+      <w:pPr>
         <w:pStyle w:val="2"/>
         <w:spacing w:before="240"/>
         <w:ind w:firstLine="709"/>
@@ -17905,8 +19006,18 @@
           <w:sz w:val="28"/>
           <w:szCs w:val="28"/>
         </w:rPr>
-        <w:t>Заметки могут быть связаны с задачами и событиями через теги</w:t>
-      </w:r>
+        <w:t xml:space="preserve">Заметки могут быть связаны с задачами и событиями </w:t>
+      </w:r>
+      <w:proofErr w:type="gramStart"/>
+      <w:r>
+        <w:rPr>
+          <w:rFonts w:ascii="Times New Roman" w:hAnsi="Times New Roman" w:cs="Times New Roman"/>
+          <w:sz w:val="28"/>
+          <w:szCs w:val="28"/>
+        </w:rPr>
+        <w:t>через теги</w:t>
+      </w:r>
+      <w:proofErr w:type="gramEnd"/>
     </w:p>
     <w:p>
       <w:pPr>
@@ -18046,7 +19157,7 @@
           <w:sz w:val="28"/>
           <w:szCs w:val="28"/>
         </w:rPr>
-        <w:t>9</w:t>
+        <w:t>10</w:t>
       </w:r>
       <w:r>
         <w:rPr>
@@ -18094,7 +19205,7 @@
                     <pic:cNvPicPr/>
                   </pic:nvPicPr>
                   <pic:blipFill>
-                    <a:blip r:embed="rId19">
+                    <a:blip r:embed="rId20">
                       <a:extLst>
                         <a:ext uri="{28A0092B-C50C-407E-A947-70E740481C1C}">
                           <a14:useLocalDpi xmlns:a14="http://schemas.microsoft.com/office/drawing/2010/main" val="0"/>
@@ -18149,7 +19260,7 @@
           <w:sz w:val="28"/>
           <w:szCs w:val="28"/>
         </w:rPr>
-        <w:t>9</w:t>
+        <w:t>10</w:t>
       </w:r>
       <w:r>
         <w:rPr>
@@ -18303,13 +19414,149 @@
           <w:szCs w:val="28"/>
         </w:rPr>
       </w:pPr>
-      <w:r>
-        <w:rPr>
-          <w:rFonts w:ascii="Times New Roman" w:hAnsi="Times New Roman" w:cs="Times New Roman"/>
-          <w:sz w:val="28"/>
-          <w:szCs w:val="28"/>
-        </w:rPr>
-        <w:t>Фронтенд: JavaScript/TypeScript, фреймворк React/Vue.js, библиотека для UI (Material-UI, Ant Design)</w:t>
+      <w:proofErr w:type="spellStart"/>
+      <w:r>
+        <w:rPr>
+          <w:rFonts w:ascii="Times New Roman" w:hAnsi="Times New Roman" w:cs="Times New Roman"/>
+          <w:sz w:val="28"/>
+          <w:szCs w:val="28"/>
+        </w:rPr>
+        <w:t>Фронтенд</w:t>
+      </w:r>
+      <w:proofErr w:type="spellEnd"/>
+      <w:r>
+        <w:rPr>
+          <w:rFonts w:ascii="Times New Roman" w:hAnsi="Times New Roman" w:cs="Times New Roman"/>
+          <w:sz w:val="28"/>
+          <w:szCs w:val="28"/>
+        </w:rPr>
+        <w:t xml:space="preserve">: </w:t>
+      </w:r>
+      <w:proofErr w:type="spellStart"/>
+      <w:r>
+        <w:rPr>
+          <w:rFonts w:ascii="Times New Roman" w:hAnsi="Times New Roman" w:cs="Times New Roman"/>
+          <w:sz w:val="28"/>
+          <w:szCs w:val="28"/>
+        </w:rPr>
+        <w:t>JavaScript</w:t>
+      </w:r>
+      <w:proofErr w:type="spellEnd"/>
+      <w:r>
+        <w:rPr>
+          <w:rFonts w:ascii="Times New Roman" w:hAnsi="Times New Roman" w:cs="Times New Roman"/>
+          <w:sz w:val="28"/>
+          <w:szCs w:val="28"/>
+        </w:rPr>
+        <w:t>/</w:t>
+      </w:r>
+      <w:proofErr w:type="spellStart"/>
+      <w:r>
+        <w:rPr>
+          <w:rFonts w:ascii="Times New Roman" w:hAnsi="Times New Roman" w:cs="Times New Roman"/>
+          <w:sz w:val="28"/>
+          <w:szCs w:val="28"/>
+        </w:rPr>
+        <w:t>TypeScript</w:t>
+      </w:r>
+      <w:proofErr w:type="spellEnd"/>
+      <w:r>
+        <w:rPr>
+          <w:rFonts w:ascii="Times New Roman" w:hAnsi="Times New Roman" w:cs="Times New Roman"/>
+          <w:sz w:val="28"/>
+          <w:szCs w:val="28"/>
+        </w:rPr>
+        <w:t xml:space="preserve">, </w:t>
+      </w:r>
+      <w:proofErr w:type="spellStart"/>
+      <w:r>
+        <w:rPr>
+          <w:rFonts w:ascii="Times New Roman" w:hAnsi="Times New Roman" w:cs="Times New Roman"/>
+          <w:sz w:val="28"/>
+          <w:szCs w:val="28"/>
+        </w:rPr>
+        <w:t>фреймворк</w:t>
+      </w:r>
+      <w:proofErr w:type="spellEnd"/>
+      <w:r>
+        <w:rPr>
+          <w:rFonts w:ascii="Times New Roman" w:hAnsi="Times New Roman" w:cs="Times New Roman"/>
+          <w:sz w:val="28"/>
+          <w:szCs w:val="28"/>
+        </w:rPr>
+        <w:t xml:space="preserve"> </w:t>
+      </w:r>
+      <w:proofErr w:type="spellStart"/>
+      <w:r>
+        <w:rPr>
+          <w:rFonts w:ascii="Times New Roman" w:hAnsi="Times New Roman" w:cs="Times New Roman"/>
+          <w:sz w:val="28"/>
+          <w:szCs w:val="28"/>
+        </w:rPr>
+        <w:t>React</w:t>
+      </w:r>
+      <w:proofErr w:type="spellEnd"/>
+      <w:r>
+        <w:rPr>
+          <w:rFonts w:ascii="Times New Roman" w:hAnsi="Times New Roman" w:cs="Times New Roman"/>
+          <w:sz w:val="28"/>
+          <w:szCs w:val="28"/>
+        </w:rPr>
+        <w:t>/Vue.js, библиотека для UI (</w:t>
+      </w:r>
+      <w:proofErr w:type="spellStart"/>
+      <w:r>
+        <w:rPr>
+          <w:rFonts w:ascii="Times New Roman" w:hAnsi="Times New Roman" w:cs="Times New Roman"/>
+          <w:sz w:val="28"/>
+          <w:szCs w:val="28"/>
+        </w:rPr>
+        <w:t>Material</w:t>
+      </w:r>
+      <w:proofErr w:type="spellEnd"/>
+      <w:r>
+        <w:rPr>
+          <w:rFonts w:ascii="Times New Roman" w:hAnsi="Times New Roman" w:cs="Times New Roman"/>
+          <w:sz w:val="28"/>
+          <w:szCs w:val="28"/>
+        </w:rPr>
+        <w:t xml:space="preserve">-UI, </w:t>
+      </w:r>
+      <w:proofErr w:type="spellStart"/>
+      <w:r>
+        <w:rPr>
+          <w:rFonts w:ascii="Times New Roman" w:hAnsi="Times New Roman" w:cs="Times New Roman"/>
+          <w:sz w:val="28"/>
+          <w:szCs w:val="28"/>
+        </w:rPr>
+        <w:t>Ant</w:t>
+      </w:r>
+      <w:proofErr w:type="spellEnd"/>
+      <w:r>
+        <w:rPr>
+          <w:rFonts w:ascii="Times New Roman" w:hAnsi="Times New Roman" w:cs="Times New Roman"/>
+          <w:sz w:val="28"/>
+          <w:szCs w:val="28"/>
+        </w:rPr>
+        <w:t xml:space="preserve"> </w:t>
+      </w:r>
+      <w:proofErr w:type="spellStart"/>
+      <w:r>
+        <w:rPr>
+          <w:rFonts w:ascii="Times New Roman" w:hAnsi="Times New Roman" w:cs="Times New Roman"/>
+          <w:sz w:val="28"/>
+          <w:szCs w:val="28"/>
+        </w:rPr>
+        <w:t>Design</w:t>
+      </w:r>
+      <w:proofErr w:type="spellEnd"/>
+      <w:r>
+        <w:rPr>
+          <w:rFonts w:ascii="Times New Roman" w:hAnsi="Times New Roman" w:cs="Times New Roman"/>
+          <w:sz w:val="28"/>
+          <w:szCs w:val="28"/>
+        </w:rPr>
+        <w:t>)</w:t>
       </w:r>
     </w:p>
     <w:p>
@@ -18328,13 +19575,95 @@
           <w:szCs w:val="28"/>
         </w:rPr>
       </w:pPr>
-      <w:r>
-        <w:rPr>
-          <w:rFonts w:ascii="Times New Roman" w:hAnsi="Times New Roman" w:cs="Times New Roman"/>
-          <w:sz w:val="28"/>
-          <w:szCs w:val="28"/>
-        </w:rPr>
-        <w:t>Бэкенд: Python 3.11+, фреймворк Django 4.2+/FastAPI 0.95+</w:t>
+      <w:proofErr w:type="spellStart"/>
+      <w:r>
+        <w:rPr>
+          <w:rFonts w:ascii="Times New Roman" w:hAnsi="Times New Roman" w:cs="Times New Roman"/>
+          <w:sz w:val="28"/>
+          <w:szCs w:val="28"/>
+        </w:rPr>
+        <w:t>Бэкенд</w:t>
+      </w:r>
+      <w:proofErr w:type="spellEnd"/>
+      <w:r>
+        <w:rPr>
+          <w:rFonts w:ascii="Times New Roman" w:hAnsi="Times New Roman" w:cs="Times New Roman"/>
+          <w:sz w:val="28"/>
+          <w:szCs w:val="28"/>
+        </w:rPr>
+        <w:t xml:space="preserve">: </w:t>
+      </w:r>
+      <w:proofErr w:type="spellStart"/>
+      <w:r>
+        <w:rPr>
+          <w:rFonts w:ascii="Times New Roman" w:hAnsi="Times New Roman" w:cs="Times New Roman"/>
+          <w:sz w:val="28"/>
+          <w:szCs w:val="28"/>
+        </w:rPr>
+        <w:t>Python</w:t>
+      </w:r>
+      <w:proofErr w:type="spellEnd"/>
+      <w:r>
+        <w:rPr>
+          <w:rFonts w:ascii="Times New Roman" w:hAnsi="Times New Roman" w:cs="Times New Roman"/>
+          <w:sz w:val="28"/>
+          <w:szCs w:val="28"/>
+        </w:rPr>
+        <w:t xml:space="preserve"> 3.11+, </w:t>
+      </w:r>
+      <w:proofErr w:type="spellStart"/>
+      <w:r>
+        <w:rPr>
+          <w:rFonts w:ascii="Times New Roman" w:hAnsi="Times New Roman" w:cs="Times New Roman"/>
+          <w:sz w:val="28"/>
+          <w:szCs w:val="28"/>
+        </w:rPr>
+        <w:t>фреймворк</w:t>
+      </w:r>
+      <w:proofErr w:type="spellEnd"/>
+      <w:r>
+        <w:rPr>
+          <w:rFonts w:ascii="Times New Roman" w:hAnsi="Times New Roman" w:cs="Times New Roman"/>
+          <w:sz w:val="28"/>
+          <w:szCs w:val="28"/>
+        </w:rPr>
+        <w:t xml:space="preserve"> </w:t>
+      </w:r>
+      <w:proofErr w:type="spellStart"/>
+      <w:r>
+        <w:rPr>
+          <w:rFonts w:ascii="Times New Roman" w:hAnsi="Times New Roman" w:cs="Times New Roman"/>
+          <w:sz w:val="28"/>
+          <w:szCs w:val="28"/>
+        </w:rPr>
+        <w:t>Django</w:t>
+      </w:r>
+      <w:proofErr w:type="spellEnd"/>
+      <w:r>
+        <w:rPr>
+          <w:rFonts w:ascii="Times New Roman" w:hAnsi="Times New Roman" w:cs="Times New Roman"/>
+          <w:sz w:val="28"/>
+          <w:szCs w:val="28"/>
+        </w:rPr>
+        <w:t xml:space="preserve"> 4.2+/</w:t>
+      </w:r>
+      <w:proofErr w:type="spellStart"/>
+      <w:r>
+        <w:rPr>
+          <w:rFonts w:ascii="Times New Roman" w:hAnsi="Times New Roman" w:cs="Times New Roman"/>
+          <w:sz w:val="28"/>
+          <w:szCs w:val="28"/>
+        </w:rPr>
+        <w:t>FastAPI</w:t>
+      </w:r>
+      <w:proofErr w:type="spellEnd"/>
+      <w:r>
+        <w:rPr>
+          <w:rFonts w:ascii="Times New Roman" w:hAnsi="Times New Roman" w:cs="Times New Roman"/>
+          <w:sz w:val="28"/>
+          <w:szCs w:val="28"/>
+        </w:rPr>
+        <w:t xml:space="preserve"> 0.95+</w:t>
       </w:r>
     </w:p>
     <w:p>
@@ -18359,7 +19688,25 @@
           <w:sz w:val="28"/>
           <w:szCs w:val="28"/>
         </w:rPr>
-        <w:t>База данных: PostgreSQL 14+</w:t>
+        <w:t xml:space="preserve">База данных: </w:t>
+      </w:r>
+      <w:proofErr w:type="spellStart"/>
+      <w:r>
+        <w:rPr>
+          <w:rFonts w:ascii="Times New Roman" w:hAnsi="Times New Roman" w:cs="Times New Roman"/>
+          <w:sz w:val="28"/>
+          <w:szCs w:val="28"/>
+        </w:rPr>
+        <w:t>PostgreSQL</w:t>
+      </w:r>
+      <w:proofErr w:type="spellEnd"/>
+      <w:r>
+        <w:rPr>
+          <w:rFonts w:ascii="Times New Roman" w:hAnsi="Times New Roman" w:cs="Times New Roman"/>
+          <w:sz w:val="28"/>
+          <w:szCs w:val="28"/>
+        </w:rPr>
+        <w:t xml:space="preserve"> 14+</w:t>
       </w:r>
     </w:p>
     <w:p>
@@ -18384,8 +19731,54 @@
           <w:sz w:val="28"/>
           <w:szCs w:val="28"/>
         </w:rPr>
-        <w:t>Веб-сервер: Nginx + Gunicorn/Uvicorn</w:t>
-      </w:r>
+        <w:t xml:space="preserve">Веб-сервер: </w:t>
+      </w:r>
+      <w:proofErr w:type="spellStart"/>
+      <w:r>
+        <w:rPr>
+          <w:rFonts w:ascii="Times New Roman" w:hAnsi="Times New Roman" w:cs="Times New Roman"/>
+          <w:sz w:val="28"/>
+          <w:szCs w:val="28"/>
+        </w:rPr>
+        <w:t>Nginx</w:t>
+      </w:r>
+      <w:proofErr w:type="spellEnd"/>
+      <w:r>
+        <w:rPr>
+          <w:rFonts w:ascii="Times New Roman" w:hAnsi="Times New Roman" w:cs="Times New Roman"/>
+          <w:sz w:val="28"/>
+          <w:szCs w:val="28"/>
+        </w:rPr>
+        <w:t xml:space="preserve"> + </w:t>
+      </w:r>
+      <w:proofErr w:type="spellStart"/>
+      <w:r>
+        <w:rPr>
+          <w:rFonts w:ascii="Times New Roman" w:hAnsi="Times New Roman" w:cs="Times New Roman"/>
+          <w:sz w:val="28"/>
+          <w:szCs w:val="28"/>
+        </w:rPr>
+        <w:t>Gunicorn</w:t>
+      </w:r>
+      <w:proofErr w:type="spellEnd"/>
+      <w:r>
+        <w:rPr>
+          <w:rFonts w:ascii="Times New Roman" w:hAnsi="Times New Roman" w:cs="Times New Roman"/>
+          <w:sz w:val="28"/>
+          <w:szCs w:val="28"/>
+        </w:rPr>
+        <w:t>/</w:t>
+      </w:r>
+      <w:proofErr w:type="spellStart"/>
+      <w:r>
+        <w:rPr>
+          <w:rFonts w:ascii="Times New Roman" w:hAnsi="Times New Roman" w:cs="Times New Roman"/>
+          <w:sz w:val="28"/>
+          <w:szCs w:val="28"/>
+        </w:rPr>
+        <w:t>Uvicorn</w:t>
+      </w:r>
+      <w:proofErr w:type="spellEnd"/>
     </w:p>
     <w:p>
       <w:pPr>
@@ -18409,8 +19802,72 @@
           <w:sz w:val="28"/>
           <w:szCs w:val="28"/>
         </w:rPr>
-        <w:t>Управление версиями: Git, репозиторий GitHub/GitLab</w:t>
-      </w:r>
+        <w:t xml:space="preserve">Управление версиями: </w:t>
+      </w:r>
+      <w:proofErr w:type="spellStart"/>
+      <w:r>
+        <w:rPr>
+          <w:rFonts w:ascii="Times New Roman" w:hAnsi="Times New Roman" w:cs="Times New Roman"/>
+          <w:sz w:val="28"/>
+          <w:szCs w:val="28"/>
+        </w:rPr>
+        <w:t>Git</w:t>
+      </w:r>
+      <w:proofErr w:type="spellEnd"/>
+      <w:r>
+        <w:rPr>
+          <w:rFonts w:ascii="Times New Roman" w:hAnsi="Times New Roman" w:cs="Times New Roman"/>
+          <w:sz w:val="28"/>
+          <w:szCs w:val="28"/>
+        </w:rPr>
+        <w:t xml:space="preserve">, </w:t>
+      </w:r>
+      <w:proofErr w:type="spellStart"/>
+      <w:r>
+        <w:rPr>
+          <w:rFonts w:ascii="Times New Roman" w:hAnsi="Times New Roman" w:cs="Times New Roman"/>
+          <w:sz w:val="28"/>
+          <w:szCs w:val="28"/>
+        </w:rPr>
+        <w:t>репозиторий</w:t>
+      </w:r>
+      <w:proofErr w:type="spellEnd"/>
+      <w:r>
+        <w:rPr>
+          <w:rFonts w:ascii="Times New Roman" w:hAnsi="Times New Roman" w:cs="Times New Roman"/>
+          <w:sz w:val="28"/>
+          <w:szCs w:val="28"/>
+        </w:rPr>
+        <w:t xml:space="preserve"> </w:t>
+      </w:r>
+      <w:proofErr w:type="spellStart"/>
+      <w:r>
+        <w:rPr>
+          <w:rFonts w:ascii="Times New Roman" w:hAnsi="Times New Roman" w:cs="Times New Roman"/>
+          <w:sz w:val="28"/>
+          <w:szCs w:val="28"/>
+        </w:rPr>
+        <w:t>GitHub</w:t>
+      </w:r>
+      <w:proofErr w:type="spellEnd"/>
+      <w:r>
+        <w:rPr>
+          <w:rFonts w:ascii="Times New Roman" w:hAnsi="Times New Roman" w:cs="Times New Roman"/>
+          <w:sz w:val="28"/>
+          <w:szCs w:val="28"/>
+        </w:rPr>
+        <w:t>/</w:t>
+      </w:r>
+      <w:proofErr w:type="spellStart"/>
+      <w:r>
+        <w:rPr>
+          <w:rFonts w:ascii="Times New Roman" w:hAnsi="Times New Roman" w:cs="Times New Roman"/>
+          <w:sz w:val="28"/>
+          <w:szCs w:val="28"/>
+        </w:rPr>
+        <w:t>GitLab</w:t>
+      </w:r>
+      <w:proofErr w:type="spellEnd"/>
     </w:p>
     <w:p>
       <w:pPr>
@@ -18435,8 +19892,54 @@
           <w:szCs w:val="28"/>
         </w:rPr>
         <w:lastRenderedPageBreak/>
-        <w:t>Контейнеризация: Docker + Docker Compose</w:t>
-      </w:r>
+        <w:t xml:space="preserve">Контейнеризация: </w:t>
+      </w:r>
+      <w:proofErr w:type="spellStart"/>
+      <w:r>
+        <w:rPr>
+          <w:rFonts w:ascii="Times New Roman" w:hAnsi="Times New Roman" w:cs="Times New Roman"/>
+          <w:sz w:val="28"/>
+          <w:szCs w:val="28"/>
+        </w:rPr>
+        <w:t>Docker</w:t>
+      </w:r>
+      <w:proofErr w:type="spellEnd"/>
+      <w:r>
+        <w:rPr>
+          <w:rFonts w:ascii="Times New Roman" w:hAnsi="Times New Roman" w:cs="Times New Roman"/>
+          <w:sz w:val="28"/>
+          <w:szCs w:val="28"/>
+        </w:rPr>
+        <w:t xml:space="preserve"> + </w:t>
+      </w:r>
+      <w:proofErr w:type="spellStart"/>
+      <w:r>
+        <w:rPr>
+          <w:rFonts w:ascii="Times New Roman" w:hAnsi="Times New Roman" w:cs="Times New Roman"/>
+          <w:sz w:val="28"/>
+          <w:szCs w:val="28"/>
+        </w:rPr>
+        <w:t>Docker</w:t>
+      </w:r>
+      <w:proofErr w:type="spellEnd"/>
+      <w:r>
+        <w:rPr>
+          <w:rFonts w:ascii="Times New Roman" w:hAnsi="Times New Roman" w:cs="Times New Roman"/>
+          <w:sz w:val="28"/>
+          <w:szCs w:val="28"/>
+        </w:rPr>
+        <w:t xml:space="preserve"> </w:t>
+      </w:r>
+      <w:proofErr w:type="spellStart"/>
+      <w:r>
+        <w:rPr>
+          <w:rFonts w:ascii="Times New Roman" w:hAnsi="Times New Roman" w:cs="Times New Roman"/>
+          <w:sz w:val="28"/>
+          <w:szCs w:val="28"/>
+        </w:rPr>
+        <w:t>Compose</w:t>
+      </w:r>
+      <w:proofErr w:type="spellEnd"/>
     </w:p>
     <w:p>
       <w:pPr>
@@ -18617,6 +20120,136 @@
     </w:p>
     <w:p>
       <w:pPr>
+        <w:spacing w:after="0" w:line="360" w:lineRule="auto"/>
+        <w:ind w:firstLine="709"/>
+        <w:contextualSpacing/>
+        <w:jc w:val="both"/>
+        <w:rPr>
+          <w:rFonts w:ascii="Times New Roman" w:hAnsi="Times New Roman" w:cs="Times New Roman"/>
+          <w:sz w:val="28"/>
+          <w:szCs w:val="28"/>
+        </w:rPr>
+      </w:pPr>
+    </w:p>
+    <w:p>
+      <w:pPr>
+        <w:spacing w:after="0" w:line="360" w:lineRule="auto"/>
+        <w:ind w:firstLine="709"/>
+        <w:contextualSpacing/>
+        <w:jc w:val="both"/>
+        <w:rPr>
+          <w:rFonts w:ascii="Times New Roman" w:hAnsi="Times New Roman" w:cs="Times New Roman"/>
+          <w:sz w:val="28"/>
+          <w:szCs w:val="28"/>
+        </w:rPr>
+      </w:pPr>
+    </w:p>
+    <w:p>
+      <w:pPr>
+        <w:spacing w:after="0" w:line="360" w:lineRule="auto"/>
+        <w:ind w:firstLine="709"/>
+        <w:contextualSpacing/>
+        <w:jc w:val="both"/>
+        <w:rPr>
+          <w:rFonts w:ascii="Times New Roman" w:hAnsi="Times New Roman" w:cs="Times New Roman"/>
+          <w:sz w:val="28"/>
+          <w:szCs w:val="28"/>
+        </w:rPr>
+      </w:pPr>
+    </w:p>
+    <w:p>
+      <w:pPr>
+        <w:spacing w:after="0" w:line="360" w:lineRule="auto"/>
+        <w:ind w:firstLine="709"/>
+        <w:contextualSpacing/>
+        <w:jc w:val="both"/>
+        <w:rPr>
+          <w:rFonts w:ascii="Times New Roman" w:hAnsi="Times New Roman" w:cs="Times New Roman"/>
+          <w:sz w:val="28"/>
+          <w:szCs w:val="28"/>
+        </w:rPr>
+      </w:pPr>
+    </w:p>
+    <w:p>
+      <w:pPr>
+        <w:spacing w:after="0" w:line="360" w:lineRule="auto"/>
+        <w:ind w:firstLine="709"/>
+        <w:contextualSpacing/>
+        <w:jc w:val="both"/>
+        <w:rPr>
+          <w:rFonts w:ascii="Times New Roman" w:hAnsi="Times New Roman" w:cs="Times New Roman"/>
+          <w:sz w:val="28"/>
+          <w:szCs w:val="28"/>
+        </w:rPr>
+      </w:pPr>
+    </w:p>
+    <w:p>
+      <w:pPr>
+        <w:spacing w:after="0" w:line="360" w:lineRule="auto"/>
+        <w:ind w:firstLine="709"/>
+        <w:contextualSpacing/>
+        <w:jc w:val="both"/>
+        <w:rPr>
+          <w:rFonts w:ascii="Times New Roman" w:hAnsi="Times New Roman" w:cs="Times New Roman"/>
+          <w:sz w:val="28"/>
+          <w:szCs w:val="28"/>
+        </w:rPr>
+      </w:pPr>
+    </w:p>
+    <w:p>
+      <w:pPr>
+        <w:spacing w:after="0" w:line="360" w:lineRule="auto"/>
+        <w:ind w:firstLine="709"/>
+        <w:contextualSpacing/>
+        <w:jc w:val="both"/>
+        <w:rPr>
+          <w:rFonts w:ascii="Times New Roman" w:hAnsi="Times New Roman" w:cs="Times New Roman"/>
+          <w:sz w:val="28"/>
+          <w:szCs w:val="28"/>
+        </w:rPr>
+      </w:pPr>
+    </w:p>
+    <w:p>
+      <w:pPr>
+        <w:spacing w:after="0" w:line="360" w:lineRule="auto"/>
+        <w:ind w:firstLine="709"/>
+        <w:contextualSpacing/>
+        <w:jc w:val="both"/>
+        <w:rPr>
+          <w:rFonts w:ascii="Times New Roman" w:hAnsi="Times New Roman" w:cs="Times New Roman"/>
+          <w:sz w:val="28"/>
+          <w:szCs w:val="28"/>
+        </w:rPr>
+      </w:pPr>
+    </w:p>
+    <w:p>
+      <w:pPr>
+        <w:spacing w:after="0" w:line="360" w:lineRule="auto"/>
+        <w:ind w:firstLine="709"/>
+        <w:contextualSpacing/>
+        <w:jc w:val="both"/>
+        <w:rPr>
+          <w:rFonts w:ascii="Times New Roman" w:hAnsi="Times New Roman" w:cs="Times New Roman"/>
+          <w:sz w:val="28"/>
+          <w:szCs w:val="28"/>
+        </w:rPr>
+      </w:pPr>
+    </w:p>
+    <w:p>
+      <w:pPr>
+        <w:spacing w:after="0" w:line="360" w:lineRule="auto"/>
+        <w:ind w:firstLine="709"/>
+        <w:contextualSpacing/>
+        <w:jc w:val="both"/>
+        <w:rPr>
+          <w:rFonts w:ascii="Times New Roman" w:hAnsi="Times New Roman" w:cs="Times New Roman"/>
+          <w:sz w:val="28"/>
+          <w:szCs w:val="28"/>
+        </w:rPr>
+      </w:pPr>
+    </w:p>
+    <w:p>
+      <w:pPr>
         <w:pStyle w:val="1"/>
         <w:jc w:val="center"/>
         <w:rPr>
@@ -18634,6 +20267,7 @@
           <w:bCs/>
           <w:color w:val="auto"/>
         </w:rPr>
+        <w:lastRenderedPageBreak/>
         <w:t xml:space="preserve">5. </w:t>
       </w:r>
       <w:r>
@@ -18718,15 +20352,51 @@
           <w:sz w:val="28"/>
           <w:szCs w:val="28"/>
         </w:rPr>
-        <w:t>Разрабатываемое программное обеспечение является веб-приложением с клиент-серверной архитектурой. Для корректной работы требуется наличие установленной среды выполнения Python, системы управления базами данных PostgreS</w:t>
-      </w:r>
-      <w:r>
-        <w:rPr>
-          <w:rFonts w:ascii="Times New Roman" w:hAnsi="Times New Roman" w:cs="Times New Roman"/>
-          <w:sz w:val="28"/>
-          <w:szCs w:val="28"/>
-        </w:rPr>
-        <w:t>QL и современного веб-браузера.</w:t>
+        <w:t xml:space="preserve">Разрабатываемое программное обеспечение является веб-приложением с клиент-серверной архитектурой. Для корректной работы требуется наличие установленной среды выполнения </w:t>
+      </w:r>
+      <w:proofErr w:type="spellStart"/>
+      <w:r>
+        <w:rPr>
+          <w:rFonts w:ascii="Times New Roman" w:hAnsi="Times New Roman" w:cs="Times New Roman"/>
+          <w:sz w:val="28"/>
+          <w:szCs w:val="28"/>
+        </w:rPr>
+        <w:t>Python</w:t>
+      </w:r>
+      <w:proofErr w:type="spellEnd"/>
+      <w:r>
+        <w:rPr>
+          <w:rFonts w:ascii="Times New Roman" w:hAnsi="Times New Roman" w:cs="Times New Roman"/>
+          <w:sz w:val="28"/>
+          <w:szCs w:val="28"/>
+        </w:rPr>
+        <w:t xml:space="preserve">, системы управления базами данных </w:t>
+      </w:r>
+      <w:proofErr w:type="spellStart"/>
+      <w:r>
+        <w:rPr>
+          <w:rFonts w:ascii="Times New Roman" w:hAnsi="Times New Roman" w:cs="Times New Roman"/>
+          <w:sz w:val="28"/>
+          <w:szCs w:val="28"/>
+        </w:rPr>
+        <w:t>PostgreS</w:t>
+      </w:r>
+      <w:r>
+        <w:rPr>
+          <w:rFonts w:ascii="Times New Roman" w:hAnsi="Times New Roman" w:cs="Times New Roman"/>
+          <w:sz w:val="28"/>
+          <w:szCs w:val="28"/>
+        </w:rPr>
+        <w:t>QL</w:t>
+      </w:r>
+      <w:proofErr w:type="spellEnd"/>
+      <w:r>
+        <w:rPr>
+          <w:rFonts w:ascii="Times New Roman" w:hAnsi="Times New Roman" w:cs="Times New Roman"/>
+          <w:sz w:val="28"/>
+          <w:szCs w:val="28"/>
+        </w:rPr>
+        <w:t xml:space="preserve"> и современного веб-браузера.</w:t>
       </w:r>
     </w:p>
     <w:p>
@@ -18747,7 +20417,6 @@
           <w:sz w:val="28"/>
           <w:szCs w:val="28"/>
         </w:rPr>
-        <w:lastRenderedPageBreak/>
         <w:t>Особ</w:t>
       </w:r>
       <w:r>
@@ -18781,7 +20450,97 @@
           <w:sz w:val="28"/>
           <w:szCs w:val="28"/>
         </w:rPr>
-        <w:t>Подготовка программной среды: устанавливается интерпретатор Python версии 3.11+, СУБД PostgreSQL 14+ и среда разработки VS Code. Выполняется настройка виртуального окружения и установка зависимостей, включая Django/FastAPI и дополнительные библиотеки.</w:t>
+        <w:t xml:space="preserve">Подготовка программной среды: устанавливается интерпретатор </w:t>
+      </w:r>
+      <w:proofErr w:type="spellStart"/>
+      <w:r>
+        <w:rPr>
+          <w:rFonts w:ascii="Times New Roman" w:hAnsi="Times New Roman" w:cs="Times New Roman"/>
+          <w:sz w:val="28"/>
+          <w:szCs w:val="28"/>
+        </w:rPr>
+        <w:t>Python</w:t>
+      </w:r>
+      <w:proofErr w:type="spellEnd"/>
+      <w:r>
+        <w:rPr>
+          <w:rFonts w:ascii="Times New Roman" w:hAnsi="Times New Roman" w:cs="Times New Roman"/>
+          <w:sz w:val="28"/>
+          <w:szCs w:val="28"/>
+        </w:rPr>
+        <w:t xml:space="preserve"> версии 3.11+, СУБД </w:t>
+      </w:r>
+      <w:proofErr w:type="spellStart"/>
+      <w:r>
+        <w:rPr>
+          <w:rFonts w:ascii="Times New Roman" w:hAnsi="Times New Roman" w:cs="Times New Roman"/>
+          <w:sz w:val="28"/>
+          <w:szCs w:val="28"/>
+        </w:rPr>
+        <w:t>PostgreSQL</w:t>
+      </w:r>
+      <w:proofErr w:type="spellEnd"/>
+      <w:r>
+        <w:rPr>
+          <w:rFonts w:ascii="Times New Roman" w:hAnsi="Times New Roman" w:cs="Times New Roman"/>
+          <w:sz w:val="28"/>
+          <w:szCs w:val="28"/>
+        </w:rPr>
+        <w:t xml:space="preserve"> 14+ и среда разработки VS </w:t>
+      </w:r>
+      <w:proofErr w:type="spellStart"/>
+      <w:r>
+        <w:rPr>
+          <w:rFonts w:ascii="Times New Roman" w:hAnsi="Times New Roman" w:cs="Times New Roman"/>
+          <w:sz w:val="28"/>
+          <w:szCs w:val="28"/>
+        </w:rPr>
+        <w:t>Code</w:t>
+      </w:r>
+      <w:proofErr w:type="spellEnd"/>
+      <w:r>
+        <w:rPr>
+          <w:rFonts w:ascii="Times New Roman" w:hAnsi="Times New Roman" w:cs="Times New Roman"/>
+          <w:sz w:val="28"/>
+          <w:szCs w:val="28"/>
+        </w:rPr>
+        <w:t xml:space="preserve">. Выполняется настройка виртуального окружения и установка зависимостей, включая </w:t>
+      </w:r>
+      <w:proofErr w:type="spellStart"/>
+      <w:r>
+        <w:rPr>
+          <w:rFonts w:ascii="Times New Roman" w:hAnsi="Times New Roman" w:cs="Times New Roman"/>
+          <w:sz w:val="28"/>
+          <w:szCs w:val="28"/>
+        </w:rPr>
+        <w:t>Django</w:t>
+      </w:r>
+      <w:proofErr w:type="spellEnd"/>
+      <w:r>
+        <w:rPr>
+          <w:rFonts w:ascii="Times New Roman" w:hAnsi="Times New Roman" w:cs="Times New Roman"/>
+          <w:sz w:val="28"/>
+          <w:szCs w:val="28"/>
+        </w:rPr>
+        <w:t>/</w:t>
+      </w:r>
+      <w:proofErr w:type="spellStart"/>
+      <w:r>
+        <w:rPr>
+          <w:rFonts w:ascii="Times New Roman" w:hAnsi="Times New Roman" w:cs="Times New Roman"/>
+          <w:sz w:val="28"/>
+          <w:szCs w:val="28"/>
+        </w:rPr>
+        <w:t>FastAPI</w:t>
+      </w:r>
+      <w:proofErr w:type="spellEnd"/>
+      <w:r>
+        <w:rPr>
+          <w:rFonts w:ascii="Times New Roman" w:hAnsi="Times New Roman" w:cs="Times New Roman"/>
+          <w:sz w:val="28"/>
+          <w:szCs w:val="28"/>
+        </w:rPr>
+        <w:t xml:space="preserve"> и дополнительные библиотеки.</w:t>
       </w:r>
     </w:p>
     <w:p>
@@ -18806,7 +20565,25 @@
           <w:sz w:val="28"/>
           <w:szCs w:val="28"/>
         </w:rPr>
-        <w:t>Развертывание базы данных: выполняются скрипты инициализации для создания структуры базы данных PostgreSQL, включая таблицы Пользователей, Задач, Проектов, Заметок, Событий, Привычек и Тегов. Настраиваются связи между сущностями и индексы для оптимизации запросов.</w:t>
+        <w:t xml:space="preserve">Развертывание базы данных: выполняются скрипты инициализации для создания структуры базы данных </w:t>
+      </w:r>
+      <w:proofErr w:type="spellStart"/>
+      <w:r>
+        <w:rPr>
+          <w:rFonts w:ascii="Times New Roman" w:hAnsi="Times New Roman" w:cs="Times New Roman"/>
+          <w:sz w:val="28"/>
+          <w:szCs w:val="28"/>
+        </w:rPr>
+        <w:t>PostgreSQL</w:t>
+      </w:r>
+      <w:proofErr w:type="spellEnd"/>
+      <w:r>
+        <w:rPr>
+          <w:rFonts w:ascii="Times New Roman" w:hAnsi="Times New Roman" w:cs="Times New Roman"/>
+          <w:sz w:val="28"/>
+          <w:szCs w:val="28"/>
+        </w:rPr>
+        <w:t>, включая таблицы Пользователей, Задач, Проектов, Заметок, Событий, Привычек и Тегов. Настраиваются связи между сущностями и индексы для оптимизации запросов.</w:t>
       </w:r>
     </w:p>
     <w:p>
@@ -18831,7 +20608,43 @@
           <w:sz w:val="28"/>
           <w:szCs w:val="28"/>
         </w:rPr>
-        <w:t>Запуск серверных компонентов: активируется серверное приложение на базе Django/FastAPI, которое обеспечивает выполнение бизнес-логики, аутентификацию пользователей и предоставление REST API.</w:t>
+        <w:t xml:space="preserve">Запуск серверных компонентов: активируется серверное приложение на базе </w:t>
+      </w:r>
+      <w:proofErr w:type="spellStart"/>
+      <w:r>
+        <w:rPr>
+          <w:rFonts w:ascii="Times New Roman" w:hAnsi="Times New Roman" w:cs="Times New Roman"/>
+          <w:sz w:val="28"/>
+          <w:szCs w:val="28"/>
+        </w:rPr>
+        <w:t>Django</w:t>
+      </w:r>
+      <w:proofErr w:type="spellEnd"/>
+      <w:r>
+        <w:rPr>
+          <w:rFonts w:ascii="Times New Roman" w:hAnsi="Times New Roman" w:cs="Times New Roman"/>
+          <w:sz w:val="28"/>
+          <w:szCs w:val="28"/>
+        </w:rPr>
+        <w:t>/</w:t>
+      </w:r>
+      <w:proofErr w:type="spellStart"/>
+      <w:r>
+        <w:rPr>
+          <w:rFonts w:ascii="Times New Roman" w:hAnsi="Times New Roman" w:cs="Times New Roman"/>
+          <w:sz w:val="28"/>
+          <w:szCs w:val="28"/>
+        </w:rPr>
+        <w:t>FastAPI</w:t>
+      </w:r>
+      <w:proofErr w:type="spellEnd"/>
+      <w:r>
+        <w:rPr>
+          <w:rFonts w:ascii="Times New Roman" w:hAnsi="Times New Roman" w:cs="Times New Roman"/>
+          <w:sz w:val="28"/>
+          <w:szCs w:val="28"/>
+        </w:rPr>
+        <w:t>, которое обеспечивает выполнение бизнес-логики, аутентификацию пользователей и предоставление REST API.</w:t>
       </w:r>
     </w:p>
     <w:p>
@@ -18952,7 +20765,26 @@
           <w:sz w:val="28"/>
           <w:szCs w:val="28"/>
         </w:rPr>
-        <w:t>операционная система Windows 10 или более поздние версии;</w:t>
+        <w:lastRenderedPageBreak/>
+        <w:t xml:space="preserve">операционная система </w:t>
+      </w:r>
+      <w:proofErr w:type="spellStart"/>
+      <w:r>
+        <w:rPr>
+          <w:rFonts w:ascii="Times New Roman" w:hAnsi="Times New Roman" w:cs="Times New Roman"/>
+          <w:sz w:val="28"/>
+          <w:szCs w:val="28"/>
+        </w:rPr>
+        <w:t>Windows</w:t>
+      </w:r>
+      <w:proofErr w:type="spellEnd"/>
+      <w:r>
+        <w:rPr>
+          <w:rFonts w:ascii="Times New Roman" w:hAnsi="Times New Roman" w:cs="Times New Roman"/>
+          <w:sz w:val="28"/>
+          <w:szCs w:val="28"/>
+        </w:rPr>
+        <w:t xml:space="preserve"> 10 или более поздние версии;</w:t>
       </w:r>
     </w:p>
     <w:p>
@@ -18977,7 +20809,79 @@
           <w:sz w:val="28"/>
           <w:szCs w:val="28"/>
         </w:rPr>
-        <w:t>современный веб-браузер (Google Chrome, Mozilla Firefox).</w:t>
+        <w:t>современный веб-браузер (</w:t>
+      </w:r>
+      <w:proofErr w:type="spellStart"/>
+      <w:r>
+        <w:rPr>
+          <w:rFonts w:ascii="Times New Roman" w:hAnsi="Times New Roman" w:cs="Times New Roman"/>
+          <w:sz w:val="28"/>
+          <w:szCs w:val="28"/>
+        </w:rPr>
+        <w:t>Google</w:t>
+      </w:r>
+      <w:proofErr w:type="spellEnd"/>
+      <w:r>
+        <w:rPr>
+          <w:rFonts w:ascii="Times New Roman" w:hAnsi="Times New Roman" w:cs="Times New Roman"/>
+          <w:sz w:val="28"/>
+          <w:szCs w:val="28"/>
+        </w:rPr>
+        <w:t xml:space="preserve"> </w:t>
+      </w:r>
+      <w:proofErr w:type="spellStart"/>
+      <w:r>
+        <w:rPr>
+          <w:rFonts w:ascii="Times New Roman" w:hAnsi="Times New Roman" w:cs="Times New Roman"/>
+          <w:sz w:val="28"/>
+          <w:szCs w:val="28"/>
+        </w:rPr>
+        <w:t>Chrome</w:t>
+      </w:r>
+      <w:proofErr w:type="spellEnd"/>
+      <w:r>
+        <w:rPr>
+          <w:rFonts w:ascii="Times New Roman" w:hAnsi="Times New Roman" w:cs="Times New Roman"/>
+          <w:sz w:val="28"/>
+          <w:szCs w:val="28"/>
+        </w:rPr>
+        <w:t xml:space="preserve">, </w:t>
+      </w:r>
+      <w:proofErr w:type="spellStart"/>
+      <w:r>
+        <w:rPr>
+          <w:rFonts w:ascii="Times New Roman" w:hAnsi="Times New Roman" w:cs="Times New Roman"/>
+          <w:sz w:val="28"/>
+          <w:szCs w:val="28"/>
+        </w:rPr>
+        <w:t>Mozilla</w:t>
+      </w:r>
+      <w:proofErr w:type="spellEnd"/>
+      <w:r>
+        <w:rPr>
+          <w:rFonts w:ascii="Times New Roman" w:hAnsi="Times New Roman" w:cs="Times New Roman"/>
+          <w:sz w:val="28"/>
+          <w:szCs w:val="28"/>
+        </w:rPr>
+        <w:t xml:space="preserve"> </w:t>
+      </w:r>
+      <w:proofErr w:type="spellStart"/>
+      <w:r>
+        <w:rPr>
+          <w:rFonts w:ascii="Times New Roman" w:hAnsi="Times New Roman" w:cs="Times New Roman"/>
+          <w:sz w:val="28"/>
+          <w:szCs w:val="28"/>
+        </w:rPr>
+        <w:t>Firefox</w:t>
+      </w:r>
+      <w:proofErr w:type="spellEnd"/>
+      <w:r>
+        <w:rPr>
+          <w:rFonts w:ascii="Times New Roman" w:hAnsi="Times New Roman" w:cs="Times New Roman"/>
+          <w:sz w:val="28"/>
+          <w:szCs w:val="28"/>
+        </w:rPr>
+        <w:t>).</w:t>
       </w:r>
     </w:p>
     <w:p>
@@ -19091,16 +20995,25 @@
           <w:sz w:val="28"/>
           <w:szCs w:val="28"/>
         </w:rPr>
-        <w:t xml:space="preserve">Интуитивный интерфейс: пользовательский интерфейс разработан с учетом минимального уровня подготовки пользователей, обеспечивая </w:t>
-      </w:r>
-      <w:r>
-        <w:rPr>
-          <w:rFonts w:ascii="Times New Roman" w:hAnsi="Times New Roman" w:cs="Times New Roman"/>
-          <w:sz w:val="28"/>
-          <w:szCs w:val="28"/>
-        </w:rPr>
-        <w:lastRenderedPageBreak/>
-        <w:t>простую навигацию и доступ к основным функциям через дашборд и навигационное меню.</w:t>
+        <w:t xml:space="preserve">Интуитивный интерфейс: пользовательский интерфейс разработан с учетом минимального уровня подготовки пользователей, обеспечивая простую навигацию и доступ к основным функциям через </w:t>
+      </w:r>
+      <w:proofErr w:type="spellStart"/>
+      <w:r>
+        <w:rPr>
+          <w:rFonts w:ascii="Times New Roman" w:hAnsi="Times New Roman" w:cs="Times New Roman"/>
+          <w:sz w:val="28"/>
+          <w:szCs w:val="28"/>
+        </w:rPr>
+        <w:t>дашборд</w:t>
+      </w:r>
+      <w:proofErr w:type="spellEnd"/>
+      <w:r>
+        <w:rPr>
+          <w:rFonts w:ascii="Times New Roman" w:hAnsi="Times New Roman" w:cs="Times New Roman"/>
+          <w:sz w:val="28"/>
+          <w:szCs w:val="28"/>
+        </w:rPr>
+        <w:t xml:space="preserve"> и навигационное меню.</w:t>
       </w:r>
     </w:p>
     <w:p>
@@ -19150,7 +21063,79 @@
           <w:sz w:val="28"/>
           <w:szCs w:val="28"/>
         </w:rPr>
-        <w:t>Интеграция с внешними сервисами: реализованы механизмы синхронизации с популярными календарями (Google Calendar, Яндекс.Календарь) и мессенджерами (Telegram, VK Мессенджер) для уведомлений.</w:t>
+        <w:t>Интеграция с внешними сервисами: реализованы механизмы синхронизации с популярными календарями (</w:t>
+      </w:r>
+      <w:proofErr w:type="spellStart"/>
+      <w:r>
+        <w:rPr>
+          <w:rFonts w:ascii="Times New Roman" w:hAnsi="Times New Roman" w:cs="Times New Roman"/>
+          <w:sz w:val="28"/>
+          <w:szCs w:val="28"/>
+        </w:rPr>
+        <w:t>Google</w:t>
+      </w:r>
+      <w:proofErr w:type="spellEnd"/>
+      <w:r>
+        <w:rPr>
+          <w:rFonts w:ascii="Times New Roman" w:hAnsi="Times New Roman" w:cs="Times New Roman"/>
+          <w:sz w:val="28"/>
+          <w:szCs w:val="28"/>
+        </w:rPr>
+        <w:t xml:space="preserve"> </w:t>
+      </w:r>
+      <w:proofErr w:type="spellStart"/>
+      <w:r>
+        <w:rPr>
+          <w:rFonts w:ascii="Times New Roman" w:hAnsi="Times New Roman" w:cs="Times New Roman"/>
+          <w:sz w:val="28"/>
+          <w:szCs w:val="28"/>
+        </w:rPr>
+        <w:t>Calendar</w:t>
+      </w:r>
+      <w:proofErr w:type="spellEnd"/>
+      <w:r>
+        <w:rPr>
+          <w:rFonts w:ascii="Times New Roman" w:hAnsi="Times New Roman" w:cs="Times New Roman"/>
+          <w:sz w:val="28"/>
+          <w:szCs w:val="28"/>
+        </w:rPr>
+        <w:t xml:space="preserve">, </w:t>
+      </w:r>
+      <w:proofErr w:type="spellStart"/>
+      <w:r>
+        <w:rPr>
+          <w:rFonts w:ascii="Times New Roman" w:hAnsi="Times New Roman" w:cs="Times New Roman"/>
+          <w:sz w:val="28"/>
+          <w:szCs w:val="28"/>
+        </w:rPr>
+        <w:t>Яндекс.Календарь</w:t>
+      </w:r>
+      <w:proofErr w:type="spellEnd"/>
+      <w:r>
+        <w:rPr>
+          <w:rFonts w:ascii="Times New Roman" w:hAnsi="Times New Roman" w:cs="Times New Roman"/>
+          <w:sz w:val="28"/>
+          <w:szCs w:val="28"/>
+        </w:rPr>
+        <w:t>) и мессенджерами (</w:t>
+      </w:r>
+      <w:proofErr w:type="spellStart"/>
+      <w:r>
+        <w:rPr>
+          <w:rFonts w:ascii="Times New Roman" w:hAnsi="Times New Roman" w:cs="Times New Roman"/>
+          <w:sz w:val="28"/>
+          <w:szCs w:val="28"/>
+        </w:rPr>
+        <w:t>Telegram</w:t>
+      </w:r>
+      <w:proofErr w:type="spellEnd"/>
+      <w:r>
+        <w:rPr>
+          <w:rFonts w:ascii="Times New Roman" w:hAnsi="Times New Roman" w:cs="Times New Roman"/>
+          <w:sz w:val="28"/>
+          <w:szCs w:val="28"/>
+        </w:rPr>
+        <w:t>, VK Мессенджер) для уведомлений.</w:t>
       </w:r>
     </w:p>
     <w:p>
@@ -19220,7 +21205,25 @@
           <w:sz w:val="28"/>
           <w:szCs w:val="28"/>
         </w:rPr>
-        <w:t>При запуске системы пользователь попадает на страницу авторизации, где может войти в систему или зарегистрироваться. После успешной аутентификации система перенаправляет пользователя на дашборд с общей информацией о текущем состоянии дел.</w:t>
+        <w:t xml:space="preserve">При запуске системы пользователь попадает на страницу авторизации, где может войти в систему или зарегистрироваться. После успешной аутентификации система перенаправляет пользователя на </w:t>
+      </w:r>
+      <w:proofErr w:type="spellStart"/>
+      <w:r>
+        <w:rPr>
+          <w:rFonts w:ascii="Times New Roman" w:hAnsi="Times New Roman" w:cs="Times New Roman"/>
+          <w:sz w:val="28"/>
+          <w:szCs w:val="28"/>
+        </w:rPr>
+        <w:t>дашборд</w:t>
+      </w:r>
+      <w:proofErr w:type="spellEnd"/>
+      <w:r>
+        <w:rPr>
+          <w:rFonts w:ascii="Times New Roman" w:hAnsi="Times New Roman" w:cs="Times New Roman"/>
+          <w:sz w:val="28"/>
+          <w:szCs w:val="28"/>
+        </w:rPr>
+        <w:t xml:space="preserve"> с общей информацией о текущем состоянии дел.</w:t>
       </w:r>
     </w:p>
     <w:p>
@@ -19249,7 +21252,7 @@
           <w:sz w:val="28"/>
           <w:szCs w:val="28"/>
         </w:rPr>
-        <w:t>10</w:t>
+        <w:t>11</w:t>
       </w:r>
       <w:r>
         <w:rPr>
@@ -19278,6 +21281,7 @@
           <w:noProof/>
           <w:lang w:eastAsia="ru-RU"/>
         </w:rPr>
+        <w:lastRenderedPageBreak/>
         <w:drawing>
           <wp:inline distT="0" distB="0" distL="0" distR="0" wp14:anchorId="18CB38CD" wp14:editId="69ABDE34">
             <wp:extent cx="4568217" cy="2524125"/>
@@ -19294,7 +21298,7 @@
                     <pic:cNvPicPr/>
                   </pic:nvPicPr>
                   <pic:blipFill rotWithShape="1">
-                    <a:blip r:embed="rId20"/>
+                    <a:blip r:embed="rId21"/>
                     <a:srcRect l="1123" t="2013"/>
                     <a:stretch/>
                   </pic:blipFill>
@@ -19338,7 +21342,7 @@
           <w:sz w:val="28"/>
           <w:szCs w:val="28"/>
         </w:rPr>
-        <w:t>Рисунок 10</w:t>
+        <w:t>Рисунок 11</w:t>
       </w:r>
       <w:r>
         <w:rPr>
@@ -19367,7 +21371,6 @@
           <w:sz w:val="28"/>
           <w:szCs w:val="28"/>
         </w:rPr>
-        <w:lastRenderedPageBreak/>
         <w:t>Интерфейс аутентификации предоставляет поля для ввода учетных данных (логин и пароль</w:t>
       </w:r>
       <w:r>
@@ -19405,15 +21408,33 @@
           <w:sz w:val="28"/>
           <w:szCs w:val="28"/>
         </w:rPr>
-        <w:t>Макет интерфейса да</w:t>
-      </w:r>
-      <w:r>
-        <w:rPr>
-          <w:rFonts w:ascii="Times New Roman" w:hAnsi="Times New Roman" w:cs="Times New Roman"/>
-          <w:sz w:val="28"/>
-          <w:szCs w:val="28"/>
-        </w:rPr>
-        <w:t>шборда представлен на рисунке 11</w:t>
+        <w:t xml:space="preserve">Макет интерфейса </w:t>
+      </w:r>
+      <w:proofErr w:type="spellStart"/>
+      <w:r>
+        <w:rPr>
+          <w:rFonts w:ascii="Times New Roman" w:hAnsi="Times New Roman" w:cs="Times New Roman"/>
+          <w:sz w:val="28"/>
+          <w:szCs w:val="28"/>
+        </w:rPr>
+        <w:t>да</w:t>
+      </w:r>
+      <w:r>
+        <w:rPr>
+          <w:rFonts w:ascii="Times New Roman" w:hAnsi="Times New Roman" w:cs="Times New Roman"/>
+          <w:sz w:val="28"/>
+          <w:szCs w:val="28"/>
+        </w:rPr>
+        <w:t>шборда</w:t>
+      </w:r>
+      <w:proofErr w:type="spellEnd"/>
+      <w:r>
+        <w:rPr>
+          <w:rFonts w:ascii="Times New Roman" w:hAnsi="Times New Roman" w:cs="Times New Roman"/>
+          <w:sz w:val="28"/>
+          <w:szCs w:val="28"/>
+        </w:rPr>
+        <w:t xml:space="preserve"> представлен на рисунке 12</w:t>
       </w:r>
       <w:r>
         <w:rPr>
@@ -19458,7 +21479,7 @@
                     <pic:cNvPicPr/>
                   </pic:nvPicPr>
                   <pic:blipFill rotWithShape="1">
-                    <a:blip r:embed="rId21"/>
+                    <a:blip r:embed="rId22"/>
                     <a:srcRect l="963" t="865" r="983" b="2217"/>
                     <a:stretch/>
                   </pic:blipFill>
@@ -19502,7 +21523,7 @@
           <w:sz w:val="28"/>
           <w:szCs w:val="28"/>
         </w:rPr>
-        <w:t>Рисунок 11</w:t>
+        <w:t>Рисунок 12</w:t>
       </w:r>
       <w:r>
         <w:rPr>
@@ -19526,8 +21547,18 @@
           <w:sz w:val="28"/>
           <w:szCs w:val="28"/>
         </w:rPr>
-        <w:t>Макет интерфейса дашборда</w:t>
-      </w:r>
+        <w:t xml:space="preserve">Макет интерфейса </w:t>
+      </w:r>
+      <w:proofErr w:type="spellStart"/>
+      <w:r>
+        <w:rPr>
+          <w:rFonts w:ascii="Times New Roman" w:hAnsi="Times New Roman" w:cs="Times New Roman"/>
+          <w:sz w:val="28"/>
+          <w:szCs w:val="28"/>
+        </w:rPr>
+        <w:t>дашборда</w:t>
+      </w:r>
+      <w:proofErr w:type="spellEnd"/>
     </w:p>
     <w:p>
       <w:pPr>
@@ -19547,15 +21578,51 @@
           <w:sz w:val="28"/>
           <w:szCs w:val="28"/>
         </w:rPr>
-        <w:t>Интерфейс дашборда предоставляет сводную информацию о текущем состоянии дел пользователя. Навигационная панель включает разделы: Главное меню</w:t>
-      </w:r>
-      <w:r>
-        <w:rPr>
-          <w:rFonts w:ascii="Times New Roman" w:hAnsi="Times New Roman" w:cs="Times New Roman"/>
-          <w:sz w:val="28"/>
-          <w:szCs w:val="28"/>
-        </w:rPr>
-        <w:t>(4)</w:t>
+        <w:t xml:space="preserve">Интерфейс </w:t>
+      </w:r>
+      <w:proofErr w:type="spellStart"/>
+      <w:r>
+        <w:rPr>
+          <w:rFonts w:ascii="Times New Roman" w:hAnsi="Times New Roman" w:cs="Times New Roman"/>
+          <w:sz w:val="28"/>
+          <w:szCs w:val="28"/>
+        </w:rPr>
+        <w:t>дашборда</w:t>
+      </w:r>
+      <w:proofErr w:type="spellEnd"/>
+      <w:r>
+        <w:rPr>
+          <w:rFonts w:ascii="Times New Roman" w:hAnsi="Times New Roman" w:cs="Times New Roman"/>
+          <w:sz w:val="28"/>
+          <w:szCs w:val="28"/>
+        </w:rPr>
+        <w:t xml:space="preserve"> предоставляет сводную информацию о текущем состоянии дел пользователя. Навигационная панель включает разделы: Главное </w:t>
+      </w:r>
+      <w:proofErr w:type="gramStart"/>
+      <w:r>
+        <w:rPr>
+          <w:rFonts w:ascii="Times New Roman" w:hAnsi="Times New Roman" w:cs="Times New Roman"/>
+          <w:sz w:val="28"/>
+          <w:szCs w:val="28"/>
+        </w:rPr>
+        <w:t>меню</w:t>
+      </w:r>
+      <w:r>
+        <w:rPr>
+          <w:rFonts w:ascii="Times New Roman" w:hAnsi="Times New Roman" w:cs="Times New Roman"/>
+          <w:sz w:val="28"/>
+          <w:szCs w:val="28"/>
+        </w:rPr>
+        <w:t>(</w:t>
+      </w:r>
+      <w:proofErr w:type="gramEnd"/>
+      <w:r>
+        <w:rPr>
+          <w:rFonts w:ascii="Times New Roman" w:hAnsi="Times New Roman" w:cs="Times New Roman"/>
+          <w:sz w:val="28"/>
+          <w:szCs w:val="28"/>
+        </w:rPr>
+        <w:t>4)</w:t>
       </w:r>
       <w:r>
         <w:rPr>
@@ -19627,7 +21694,25 @@
           <w:sz w:val="28"/>
           <w:szCs w:val="28"/>
         </w:rPr>
-        <w:t>. Центральная область содержит виджеты с предстоящими событиями, текущими задачами, прогрессом по проектам и привычкам, а также последними изменениями.</w:t>
+        <w:t xml:space="preserve">. Центральная область содержит </w:t>
+      </w:r>
+      <w:proofErr w:type="spellStart"/>
+      <w:r>
+        <w:rPr>
+          <w:rFonts w:ascii="Times New Roman" w:hAnsi="Times New Roman" w:cs="Times New Roman"/>
+          <w:sz w:val="28"/>
+          <w:szCs w:val="28"/>
+        </w:rPr>
+        <w:t>виджеты</w:t>
+      </w:r>
+      <w:proofErr w:type="spellEnd"/>
+      <w:r>
+        <w:rPr>
+          <w:rFonts w:ascii="Times New Roman" w:hAnsi="Times New Roman" w:cs="Times New Roman"/>
+          <w:sz w:val="28"/>
+          <w:szCs w:val="28"/>
+        </w:rPr>
+        <w:t xml:space="preserve"> с предстоящими событиями, текущими задачами, прогрессом по проектам и привычкам, а также последними изменениями.</w:t>
       </w:r>
     </w:p>
     <w:p>
@@ -19655,7 +21740,15 @@
           <w:sz w:val="28"/>
           <w:szCs w:val="28"/>
         </w:rPr>
-        <w:t>дачами представлен на рисунке 12</w:t>
+        <w:t>дачами представлен на рису</w:t>
+      </w:r>
+      <w:r>
+        <w:rPr>
+          <w:rFonts w:ascii="Times New Roman" w:hAnsi="Times New Roman" w:cs="Times New Roman"/>
+          <w:sz w:val="28"/>
+          <w:szCs w:val="28"/>
+        </w:rPr>
+        <w:t>нке 13</w:t>
       </w:r>
       <w:r>
         <w:rPr>
@@ -19683,190 +21776,12 @@
           <w:noProof/>
           <w:lang w:eastAsia="ru-RU"/>
         </w:rPr>
+        <w:lastRenderedPageBreak/>
         <w:drawing>
           <wp:inline distT="0" distB="0" distL="0" distR="0" wp14:anchorId="566AA3A5" wp14:editId="0F66D459">
             <wp:extent cx="4787900" cy="2659831"/>
             <wp:effectExtent l="0" t="0" r="0" b="7620"/>
             <wp:docPr id="20" name="Рисунок 20"/>
-            <wp:cNvGraphicFramePr>
-              <a:graphicFrameLocks xmlns:a="http://schemas.openxmlformats.org/drawingml/2006/main" noChangeAspect="1"/>
-            </wp:cNvGraphicFramePr>
-            <a:graphic xmlns:a="http://schemas.openxmlformats.org/drawingml/2006/main">
-              <a:graphicData uri="http://schemas.openxmlformats.org/drawingml/2006/picture">
-                <pic:pic xmlns:pic="http://schemas.openxmlformats.org/drawingml/2006/picture">
-                  <pic:nvPicPr>
-                    <pic:cNvPr id="1" name=""/>
-                    <pic:cNvPicPr/>
-                  </pic:nvPicPr>
-                  <pic:blipFill>
-                    <a:blip r:embed="rId22"/>
-                    <a:stretch>
-                      <a:fillRect/>
-                    </a:stretch>
-                  </pic:blipFill>
-                  <pic:spPr>
-                    <a:xfrm>
-                      <a:off x="0" y="0"/>
-                      <a:ext cx="4790691" cy="2661381"/>
-                    </a:xfrm>
-                    <a:prstGeom prst="rect">
-                      <a:avLst/>
-                    </a:prstGeom>
-                  </pic:spPr>
-                </pic:pic>
-              </a:graphicData>
-            </a:graphic>
-          </wp:inline>
-        </w:drawing>
-      </w:r>
-    </w:p>
-    <w:p>
-      <w:pPr>
-        <w:spacing w:line="360" w:lineRule="auto"/>
-        <w:jc w:val="center"/>
-        <w:rPr>
-          <w:rFonts w:ascii="Times New Roman" w:hAnsi="Times New Roman" w:cs="Times New Roman"/>
-          <w:sz w:val="28"/>
-          <w:szCs w:val="28"/>
-        </w:rPr>
-      </w:pPr>
-      <w:r>
-        <w:rPr>
-          <w:rFonts w:ascii="Times New Roman" w:hAnsi="Times New Roman" w:cs="Times New Roman"/>
-          <w:sz w:val="28"/>
-          <w:szCs w:val="28"/>
-        </w:rPr>
-        <w:t>Ри</w:t>
-      </w:r>
-      <w:r>
-        <w:rPr>
-          <w:rFonts w:ascii="Times New Roman" w:hAnsi="Times New Roman" w:cs="Times New Roman"/>
-          <w:sz w:val="28"/>
-          <w:szCs w:val="28"/>
-        </w:rPr>
-        <w:t>сунок 12</w:t>
-      </w:r>
-      <w:r>
-        <w:rPr>
-          <w:rFonts w:ascii="Times New Roman" w:hAnsi="Times New Roman" w:cs="Times New Roman"/>
-          <w:sz w:val="28"/>
-          <w:szCs w:val="28"/>
-        </w:rPr>
-        <w:t xml:space="preserve"> – Макет раздела управления задачами</w:t>
-      </w:r>
-    </w:p>
-    <w:p>
-      <w:pPr>
-        <w:spacing w:after="0" w:line="360" w:lineRule="auto"/>
-        <w:ind w:firstLine="709"/>
-        <w:contextualSpacing/>
-        <w:jc w:val="both"/>
-        <w:rPr>
-          <w:rFonts w:ascii="Times New Roman" w:hAnsi="Times New Roman" w:cs="Times New Roman"/>
-          <w:sz w:val="28"/>
-          <w:szCs w:val="28"/>
-        </w:rPr>
-      </w:pPr>
-      <w:r>
-        <w:rPr>
-          <w:rFonts w:ascii="Times New Roman" w:hAnsi="Times New Roman" w:cs="Times New Roman"/>
-          <w:sz w:val="28"/>
-          <w:szCs w:val="28"/>
-        </w:rPr>
-        <w:lastRenderedPageBreak/>
-        <w:t>Интерфейс управления задачами предоставляет возможности создания</w:t>
-      </w:r>
-      <w:r>
-        <w:rPr>
-          <w:rFonts w:ascii="Times New Roman" w:hAnsi="Times New Roman" w:cs="Times New Roman"/>
-          <w:sz w:val="28"/>
-          <w:szCs w:val="28"/>
-        </w:rPr>
-        <w:t>(10)</w:t>
-      </w:r>
-      <w:r>
-        <w:rPr>
-          <w:rFonts w:ascii="Times New Roman" w:hAnsi="Times New Roman" w:cs="Times New Roman"/>
-          <w:sz w:val="28"/>
-          <w:szCs w:val="28"/>
-        </w:rPr>
-        <w:t>, редактирования</w:t>
-      </w:r>
-      <w:r>
-        <w:rPr>
-          <w:rFonts w:ascii="Times New Roman" w:hAnsi="Times New Roman" w:cs="Times New Roman"/>
-          <w:sz w:val="28"/>
-          <w:szCs w:val="28"/>
-        </w:rPr>
-        <w:t>(11)</w:t>
-      </w:r>
-      <w:r>
-        <w:rPr>
-          <w:rFonts w:ascii="Times New Roman" w:hAnsi="Times New Roman" w:cs="Times New Roman"/>
-          <w:sz w:val="28"/>
-          <w:szCs w:val="28"/>
-        </w:rPr>
-        <w:t xml:space="preserve"> и организации задач. Реализовано представление в виде списка и канбан-доски для визуализации workflow. Задачи могут иметь приоритеты, сроки выполнения, подзадачи и принадлежать к проектам.</w:t>
-      </w:r>
-    </w:p>
-    <w:p>
-      <w:pPr>
-        <w:spacing w:after="0" w:line="360" w:lineRule="auto"/>
-        <w:ind w:firstLine="709"/>
-        <w:contextualSpacing/>
-        <w:jc w:val="both"/>
-        <w:rPr>
-          <w:rFonts w:ascii="Times New Roman" w:hAnsi="Times New Roman" w:cs="Times New Roman"/>
-          <w:sz w:val="28"/>
-          <w:szCs w:val="28"/>
-        </w:rPr>
-      </w:pPr>
-      <w:r>
-        <w:rPr>
-          <w:rFonts w:ascii="Times New Roman" w:hAnsi="Times New Roman" w:cs="Times New Roman"/>
-          <w:sz w:val="28"/>
-          <w:szCs w:val="28"/>
-        </w:rPr>
-        <w:t>Макет интерфейса кале</w:t>
-      </w:r>
-      <w:r>
-        <w:rPr>
-          <w:rFonts w:ascii="Times New Roman" w:hAnsi="Times New Roman" w:cs="Times New Roman"/>
-          <w:sz w:val="28"/>
-          <w:szCs w:val="28"/>
-        </w:rPr>
-        <w:t>ндаря представлен на рисунке 13</w:t>
-      </w:r>
-      <w:r>
-        <w:rPr>
-          <w:rFonts w:ascii="Times New Roman" w:hAnsi="Times New Roman" w:cs="Times New Roman"/>
-          <w:sz w:val="28"/>
-          <w:szCs w:val="28"/>
-        </w:rPr>
-        <w:t>.</w:t>
-      </w:r>
-    </w:p>
-    <w:p>
-      <w:pPr>
-        <w:pStyle w:val="a7"/>
-        <w:ind w:left="-426"/>
-        <w:jc w:val="center"/>
-        <w:rPr>
-          <w:rFonts w:ascii="Times New Roman" w:hAnsi="Times New Roman" w:cs="Times New Roman"/>
-          <w:sz w:val="28"/>
-          <w:szCs w:val="28"/>
-        </w:rPr>
-      </w:pPr>
-      <w:r>
-        <w:rPr>
-          <w:noProof/>
-          <w:lang w:eastAsia="ru-RU"/>
-        </w:rPr>
-        <w:drawing>
-          <wp:inline distT="0" distB="0" distL="0" distR="0" wp14:anchorId="78113CDC" wp14:editId="05B9DFF5">
-            <wp:extent cx="4608950" cy="2557462"/>
-            <wp:effectExtent l="0" t="0" r="1270" b="0"/>
-            <wp:docPr id="22" name="Рисунок 22"/>
             <wp:cNvGraphicFramePr>
               <a:graphicFrameLocks xmlns:a="http://schemas.openxmlformats.org/drawingml/2006/main" noChangeAspect="1"/>
             </wp:cNvGraphicFramePr>
@@ -19886,6 +21801,238 @@
                   <pic:spPr>
                     <a:xfrm>
                       <a:off x="0" y="0"/>
+                      <a:ext cx="4790691" cy="2661381"/>
+                    </a:xfrm>
+                    <a:prstGeom prst="rect">
+                      <a:avLst/>
+                    </a:prstGeom>
+                  </pic:spPr>
+                </pic:pic>
+              </a:graphicData>
+            </a:graphic>
+          </wp:inline>
+        </w:drawing>
+      </w:r>
+    </w:p>
+    <w:p>
+      <w:pPr>
+        <w:spacing w:line="360" w:lineRule="auto"/>
+        <w:jc w:val="center"/>
+        <w:rPr>
+          <w:rFonts w:ascii="Times New Roman" w:hAnsi="Times New Roman" w:cs="Times New Roman"/>
+          <w:sz w:val="28"/>
+          <w:szCs w:val="28"/>
+        </w:rPr>
+      </w:pPr>
+      <w:r>
+        <w:rPr>
+          <w:rFonts w:ascii="Times New Roman" w:hAnsi="Times New Roman" w:cs="Times New Roman"/>
+          <w:sz w:val="28"/>
+          <w:szCs w:val="28"/>
+        </w:rPr>
+        <w:t>Ри</w:t>
+      </w:r>
+      <w:r>
+        <w:rPr>
+          <w:rFonts w:ascii="Times New Roman" w:hAnsi="Times New Roman" w:cs="Times New Roman"/>
+          <w:sz w:val="28"/>
+          <w:szCs w:val="28"/>
+        </w:rPr>
+        <w:t>сунок 13</w:t>
+      </w:r>
+      <w:r>
+        <w:rPr>
+          <w:rFonts w:ascii="Times New Roman" w:hAnsi="Times New Roman" w:cs="Times New Roman"/>
+          <w:sz w:val="28"/>
+          <w:szCs w:val="28"/>
+        </w:rPr>
+        <w:t xml:space="preserve"> – Макет раздела управления задачами</w:t>
+      </w:r>
+    </w:p>
+    <w:p>
+      <w:pPr>
+        <w:spacing w:after="0" w:line="360" w:lineRule="auto"/>
+        <w:ind w:firstLine="709"/>
+        <w:contextualSpacing/>
+        <w:jc w:val="both"/>
+        <w:rPr>
+          <w:rFonts w:ascii="Times New Roman" w:hAnsi="Times New Roman" w:cs="Times New Roman"/>
+          <w:sz w:val="28"/>
+          <w:szCs w:val="28"/>
+        </w:rPr>
+      </w:pPr>
+      <w:r>
+        <w:rPr>
+          <w:rFonts w:ascii="Times New Roman" w:hAnsi="Times New Roman" w:cs="Times New Roman"/>
+          <w:sz w:val="28"/>
+          <w:szCs w:val="28"/>
+        </w:rPr>
+        <w:t xml:space="preserve">Интерфейс управления задачами предоставляет возможности </w:t>
+      </w:r>
+      <w:proofErr w:type="gramStart"/>
+      <w:r>
+        <w:rPr>
+          <w:rFonts w:ascii="Times New Roman" w:hAnsi="Times New Roman" w:cs="Times New Roman"/>
+          <w:sz w:val="28"/>
+          <w:szCs w:val="28"/>
+        </w:rPr>
+        <w:t>создания</w:t>
+      </w:r>
+      <w:r>
+        <w:rPr>
+          <w:rFonts w:ascii="Times New Roman" w:hAnsi="Times New Roman" w:cs="Times New Roman"/>
+          <w:sz w:val="28"/>
+          <w:szCs w:val="28"/>
+        </w:rPr>
+        <w:t>(</w:t>
+      </w:r>
+      <w:proofErr w:type="gramEnd"/>
+      <w:r>
+        <w:rPr>
+          <w:rFonts w:ascii="Times New Roman" w:hAnsi="Times New Roman" w:cs="Times New Roman"/>
+          <w:sz w:val="28"/>
+          <w:szCs w:val="28"/>
+        </w:rPr>
+        <w:t>10)</w:t>
+      </w:r>
+      <w:r>
+        <w:rPr>
+          <w:rFonts w:ascii="Times New Roman" w:hAnsi="Times New Roman" w:cs="Times New Roman"/>
+          <w:sz w:val="28"/>
+          <w:szCs w:val="28"/>
+        </w:rPr>
+        <w:t>, редактирования</w:t>
+      </w:r>
+      <w:r>
+        <w:rPr>
+          <w:rFonts w:ascii="Times New Roman" w:hAnsi="Times New Roman" w:cs="Times New Roman"/>
+          <w:sz w:val="28"/>
+          <w:szCs w:val="28"/>
+        </w:rPr>
+        <w:t>(11)</w:t>
+      </w:r>
+      <w:r>
+        <w:rPr>
+          <w:rFonts w:ascii="Times New Roman" w:hAnsi="Times New Roman" w:cs="Times New Roman"/>
+          <w:sz w:val="28"/>
+          <w:szCs w:val="28"/>
+        </w:rPr>
+        <w:t xml:space="preserve"> и организации задач. Реализовано представление в виде списка и </w:t>
+      </w:r>
+      <w:proofErr w:type="spellStart"/>
+      <w:r>
+        <w:rPr>
+          <w:rFonts w:ascii="Times New Roman" w:hAnsi="Times New Roman" w:cs="Times New Roman"/>
+          <w:sz w:val="28"/>
+          <w:szCs w:val="28"/>
+        </w:rPr>
+        <w:t>канбан</w:t>
+      </w:r>
+      <w:proofErr w:type="spellEnd"/>
+      <w:r>
+        <w:rPr>
+          <w:rFonts w:ascii="Times New Roman" w:hAnsi="Times New Roman" w:cs="Times New Roman"/>
+          <w:sz w:val="28"/>
+          <w:szCs w:val="28"/>
+        </w:rPr>
+        <w:t xml:space="preserve">-доски для визуализации </w:t>
+      </w:r>
+      <w:proofErr w:type="spellStart"/>
+      <w:r>
+        <w:rPr>
+          <w:rFonts w:ascii="Times New Roman" w:hAnsi="Times New Roman" w:cs="Times New Roman"/>
+          <w:sz w:val="28"/>
+          <w:szCs w:val="28"/>
+        </w:rPr>
+        <w:t>workflow</w:t>
+      </w:r>
+      <w:proofErr w:type="spellEnd"/>
+      <w:r>
+        <w:rPr>
+          <w:rFonts w:ascii="Times New Roman" w:hAnsi="Times New Roman" w:cs="Times New Roman"/>
+          <w:sz w:val="28"/>
+          <w:szCs w:val="28"/>
+        </w:rPr>
+        <w:t>. Задачи могут иметь приоритеты, сроки выполнения, подзадачи и принадлежать к проектам.</w:t>
+      </w:r>
+    </w:p>
+    <w:p>
+      <w:pPr>
+        <w:spacing w:after="0" w:line="360" w:lineRule="auto"/>
+        <w:ind w:firstLine="709"/>
+        <w:contextualSpacing/>
+        <w:jc w:val="both"/>
+        <w:rPr>
+          <w:rFonts w:ascii="Times New Roman" w:hAnsi="Times New Roman" w:cs="Times New Roman"/>
+          <w:sz w:val="28"/>
+          <w:szCs w:val="28"/>
+        </w:rPr>
+      </w:pPr>
+      <w:r>
+        <w:rPr>
+          <w:rFonts w:ascii="Times New Roman" w:hAnsi="Times New Roman" w:cs="Times New Roman"/>
+          <w:sz w:val="28"/>
+          <w:szCs w:val="28"/>
+        </w:rPr>
+        <w:t>Макет интерфейса кале</w:t>
+      </w:r>
+      <w:r>
+        <w:rPr>
+          <w:rFonts w:ascii="Times New Roman" w:hAnsi="Times New Roman" w:cs="Times New Roman"/>
+          <w:sz w:val="28"/>
+          <w:szCs w:val="28"/>
+        </w:rPr>
+        <w:t>ндаря представлен на рисунке 14</w:t>
+      </w:r>
+      <w:r>
+        <w:rPr>
+          <w:rFonts w:ascii="Times New Roman" w:hAnsi="Times New Roman" w:cs="Times New Roman"/>
+          <w:sz w:val="28"/>
+          <w:szCs w:val="28"/>
+        </w:rPr>
+        <w:t>.</w:t>
+      </w:r>
+    </w:p>
+    <w:p>
+      <w:pPr>
+        <w:pStyle w:val="a7"/>
+        <w:ind w:left="-426"/>
+        <w:jc w:val="center"/>
+        <w:rPr>
+          <w:rFonts w:ascii="Times New Roman" w:hAnsi="Times New Roman" w:cs="Times New Roman"/>
+          <w:sz w:val="28"/>
+          <w:szCs w:val="28"/>
+        </w:rPr>
+      </w:pPr>
+      <w:r>
+        <w:rPr>
+          <w:noProof/>
+          <w:lang w:eastAsia="ru-RU"/>
+        </w:rPr>
+        <w:drawing>
+          <wp:inline distT="0" distB="0" distL="0" distR="0" wp14:anchorId="78113CDC" wp14:editId="05B9DFF5">
+            <wp:extent cx="4608950" cy="2557462"/>
+            <wp:effectExtent l="0" t="0" r="1270" b="0"/>
+            <wp:docPr id="22" name="Рисунок 22"/>
+            <wp:cNvGraphicFramePr>
+              <a:graphicFrameLocks xmlns:a="http://schemas.openxmlformats.org/drawingml/2006/main" noChangeAspect="1"/>
+            </wp:cNvGraphicFramePr>
+            <a:graphic xmlns:a="http://schemas.openxmlformats.org/drawingml/2006/main">
+              <a:graphicData uri="http://schemas.openxmlformats.org/drawingml/2006/picture">
+                <pic:pic xmlns:pic="http://schemas.openxmlformats.org/drawingml/2006/picture">
+                  <pic:nvPicPr>
+                    <pic:cNvPr id="1" name=""/>
+                    <pic:cNvPicPr/>
+                  </pic:nvPicPr>
+                  <pic:blipFill>
+                    <a:blip r:embed="rId24"/>
+                    <a:stretch>
+                      <a:fillRect/>
+                    </a:stretch>
+                  </pic:blipFill>
+                  <pic:spPr>
+                    <a:xfrm>
+                      <a:off x="0" y="0"/>
                       <a:ext cx="4620952" cy="2564122"/>
                     </a:xfrm>
                     <a:prstGeom prst="rect">
@@ -19926,7 +22073,15 @@
           <w:sz w:val="28"/>
           <w:szCs w:val="28"/>
         </w:rPr>
-        <w:t>Рисунок 13</w:t>
+        <w:t>Рисунок 1</w:t>
+      </w:r>
+      <w:r>
+        <w:rPr>
+          <w:rFonts w:ascii="Times New Roman" w:hAnsi="Times New Roman" w:cs="Times New Roman"/>
+          <w:sz w:val="28"/>
+          <w:szCs w:val="28"/>
+        </w:rPr>
+        <w:t>4</w:t>
       </w:r>
       <w:bookmarkStart w:id="25" w:name="_GoBack"/>
       <w:bookmarkEnd w:id="25"/>
@@ -19994,6 +22149,7 @@
           <w:sz w:val="28"/>
           <w:szCs w:val="28"/>
         </w:rPr>
+        <w:lastRenderedPageBreak/>
         <w:t>5.3 Возможные сценарии использования</w:t>
       </w:r>
       <w:bookmarkEnd w:id="26"/>
@@ -20141,7 +22297,6 @@
           <w:sz w:val="28"/>
           <w:szCs w:val="28"/>
         </w:rPr>
-        <w:lastRenderedPageBreak/>
         <w:t>Анализ продуктивности — просмотр статистики выполнения задач, анализ загруженности с помощью тепловой карты</w:t>
       </w:r>
       <w:r>
@@ -20490,13 +22645,77 @@
           <w:szCs w:val="28"/>
         </w:rPr>
       </w:pPr>
-      <w:r>
-        <w:rPr>
-          <w:rFonts w:ascii="Times New Roman" w:hAnsi="Times New Roman" w:cs="Times New Roman"/>
-          <w:sz w:val="28"/>
-          <w:szCs w:val="28"/>
-        </w:rPr>
-        <w:t>Visual Studio Code Documentation [Электронный ресурс]. — URL: https://code.visualstudio.com/docs (дата обращения: 07.11.2025).</w:t>
+      <w:proofErr w:type="spellStart"/>
+      <w:r>
+        <w:rPr>
+          <w:rFonts w:ascii="Times New Roman" w:hAnsi="Times New Roman" w:cs="Times New Roman"/>
+          <w:sz w:val="28"/>
+          <w:szCs w:val="28"/>
+        </w:rPr>
+        <w:t>Visual</w:t>
+      </w:r>
+      <w:proofErr w:type="spellEnd"/>
+      <w:r>
+        <w:rPr>
+          <w:rFonts w:ascii="Times New Roman" w:hAnsi="Times New Roman" w:cs="Times New Roman"/>
+          <w:sz w:val="28"/>
+          <w:szCs w:val="28"/>
+        </w:rPr>
+        <w:t xml:space="preserve"> </w:t>
+      </w:r>
+      <w:proofErr w:type="spellStart"/>
+      <w:r>
+        <w:rPr>
+          <w:rFonts w:ascii="Times New Roman" w:hAnsi="Times New Roman" w:cs="Times New Roman"/>
+          <w:sz w:val="28"/>
+          <w:szCs w:val="28"/>
+        </w:rPr>
+        <w:t>Studio</w:t>
+      </w:r>
+      <w:proofErr w:type="spellEnd"/>
+      <w:r>
+        <w:rPr>
+          <w:rFonts w:ascii="Times New Roman" w:hAnsi="Times New Roman" w:cs="Times New Roman"/>
+          <w:sz w:val="28"/>
+          <w:szCs w:val="28"/>
+        </w:rPr>
+        <w:t xml:space="preserve"> </w:t>
+      </w:r>
+      <w:proofErr w:type="spellStart"/>
+      <w:r>
+        <w:rPr>
+          <w:rFonts w:ascii="Times New Roman" w:hAnsi="Times New Roman" w:cs="Times New Roman"/>
+          <w:sz w:val="28"/>
+          <w:szCs w:val="28"/>
+        </w:rPr>
+        <w:t>Code</w:t>
+      </w:r>
+      <w:proofErr w:type="spellEnd"/>
+      <w:r>
+        <w:rPr>
+          <w:rFonts w:ascii="Times New Roman" w:hAnsi="Times New Roman" w:cs="Times New Roman"/>
+          <w:sz w:val="28"/>
+          <w:szCs w:val="28"/>
+        </w:rPr>
+        <w:t xml:space="preserve"> </w:t>
+      </w:r>
+      <w:proofErr w:type="spellStart"/>
+      <w:r>
+        <w:rPr>
+          <w:rFonts w:ascii="Times New Roman" w:hAnsi="Times New Roman" w:cs="Times New Roman"/>
+          <w:sz w:val="28"/>
+          <w:szCs w:val="28"/>
+        </w:rPr>
+        <w:t>Documentation</w:t>
+      </w:r>
+      <w:proofErr w:type="spellEnd"/>
+      <w:r>
+        <w:rPr>
+          <w:rFonts w:ascii="Times New Roman" w:hAnsi="Times New Roman" w:cs="Times New Roman"/>
+          <w:sz w:val="28"/>
+          <w:szCs w:val="28"/>
+        </w:rPr>
+        <w:t xml:space="preserve"> [Электронный ресурс]. — URL: https://code.visualstudio.com/docs (дата обращения: 07.11.2025).</w:t>
       </w:r>
     </w:p>
     <w:p>
@@ -20515,13 +22734,41 @@
           <w:szCs w:val="28"/>
         </w:rPr>
       </w:pPr>
-      <w:r>
-        <w:rPr>
-          <w:rFonts w:ascii="Times New Roman" w:hAnsi="Times New Roman" w:cs="Times New Roman"/>
-          <w:sz w:val="28"/>
-          <w:szCs w:val="28"/>
-        </w:rPr>
-        <w:t>Git Documentation [Электронный ресурс]. — URL: https://git-scm.com/doc (дата обращения: 10.11.2025).</w:t>
+      <w:proofErr w:type="spellStart"/>
+      <w:r>
+        <w:rPr>
+          <w:rFonts w:ascii="Times New Roman" w:hAnsi="Times New Roman" w:cs="Times New Roman"/>
+          <w:sz w:val="28"/>
+          <w:szCs w:val="28"/>
+        </w:rPr>
+        <w:t>Git</w:t>
+      </w:r>
+      <w:proofErr w:type="spellEnd"/>
+      <w:r>
+        <w:rPr>
+          <w:rFonts w:ascii="Times New Roman" w:hAnsi="Times New Roman" w:cs="Times New Roman"/>
+          <w:sz w:val="28"/>
+          <w:szCs w:val="28"/>
+        </w:rPr>
+        <w:t xml:space="preserve"> </w:t>
+      </w:r>
+      <w:proofErr w:type="spellStart"/>
+      <w:r>
+        <w:rPr>
+          <w:rFonts w:ascii="Times New Roman" w:hAnsi="Times New Roman" w:cs="Times New Roman"/>
+          <w:sz w:val="28"/>
+          <w:szCs w:val="28"/>
+        </w:rPr>
+        <w:t>Documentation</w:t>
+      </w:r>
+      <w:proofErr w:type="spellEnd"/>
+      <w:r>
+        <w:rPr>
+          <w:rFonts w:ascii="Times New Roman" w:hAnsi="Times New Roman" w:cs="Times New Roman"/>
+          <w:sz w:val="28"/>
+          <w:szCs w:val="28"/>
+        </w:rPr>
+        <w:t xml:space="preserve"> [Электронный ресурс]. — URL: https://git-scm.com/doc (дата обращения: 10.11.2025).</w:t>
       </w:r>
     </w:p>
     <w:p>
@@ -20540,13 +22787,23 @@
           <w:szCs w:val="28"/>
         </w:rPr>
       </w:pPr>
-      <w:r>
-        <w:rPr>
-          <w:rFonts w:ascii="Times New Roman" w:hAnsi="Times New Roman" w:cs="Times New Roman"/>
-          <w:sz w:val="28"/>
-          <w:szCs w:val="28"/>
-        </w:rPr>
-        <w:t>Соммервилл, И. Инженерия программного обеспечения. — М.: Вильямс, 2020. — 789 с.</w:t>
+      <w:proofErr w:type="spellStart"/>
+      <w:r>
+        <w:rPr>
+          <w:rFonts w:ascii="Times New Roman" w:hAnsi="Times New Roman" w:cs="Times New Roman"/>
+          <w:sz w:val="28"/>
+          <w:szCs w:val="28"/>
+        </w:rPr>
+        <w:t>Соммервилл</w:t>
+      </w:r>
+      <w:proofErr w:type="spellEnd"/>
+      <w:r>
+        <w:rPr>
+          <w:rFonts w:ascii="Times New Roman" w:hAnsi="Times New Roman" w:cs="Times New Roman"/>
+          <w:sz w:val="28"/>
+          <w:szCs w:val="28"/>
+        </w:rPr>
+        <w:t>, И. Инженерия программного обеспечения. — М.: Вильямс, 2020. — 789 с.</w:t>
       </w:r>
     </w:p>
     <w:p>
@@ -20565,13 +22822,23 @@
           <w:szCs w:val="28"/>
         </w:rPr>
       </w:pPr>
-      <w:r>
-        <w:rPr>
-          <w:rFonts w:ascii="Times New Roman" w:hAnsi="Times New Roman" w:cs="Times New Roman"/>
-          <w:sz w:val="28"/>
-          <w:szCs w:val="28"/>
-        </w:rPr>
-        <w:t>Фаулер, М. UML. Основы. — СПб.: Символ-Плюс, 2019. — 192 с.</w:t>
+      <w:proofErr w:type="spellStart"/>
+      <w:r>
+        <w:rPr>
+          <w:rFonts w:ascii="Times New Roman" w:hAnsi="Times New Roman" w:cs="Times New Roman"/>
+          <w:sz w:val="28"/>
+          <w:szCs w:val="28"/>
+        </w:rPr>
+        <w:t>Фаулер</w:t>
+      </w:r>
+      <w:proofErr w:type="spellEnd"/>
+      <w:r>
+        <w:rPr>
+          <w:rFonts w:ascii="Times New Roman" w:hAnsi="Times New Roman" w:cs="Times New Roman"/>
+          <w:sz w:val="28"/>
+          <w:szCs w:val="28"/>
+        </w:rPr>
+        <w:t>, М. UML. Основы. — СПб.: Символ-Плюс, 2019. — 192 с.</w:t>
       </w:r>
     </w:p>
     <w:p>
@@ -20590,13 +22857,95 @@
           <w:szCs w:val="28"/>
         </w:rPr>
       </w:pPr>
-      <w:r>
-        <w:rPr>
-          <w:rFonts w:ascii="Times New Roman" w:hAnsi="Times New Roman" w:cs="Times New Roman"/>
-          <w:sz w:val="28"/>
-          <w:szCs w:val="28"/>
-        </w:rPr>
-        <w:t>Django Software Foundation. Django Documentation [Электронный ресурс]. — URL: https://docs.djangoproject.com/ (дата обращения: 09.11.2025).</w:t>
+      <w:proofErr w:type="spellStart"/>
+      <w:r>
+        <w:rPr>
+          <w:rFonts w:ascii="Times New Roman" w:hAnsi="Times New Roman" w:cs="Times New Roman"/>
+          <w:sz w:val="28"/>
+          <w:szCs w:val="28"/>
+        </w:rPr>
+        <w:t>Django</w:t>
+      </w:r>
+      <w:proofErr w:type="spellEnd"/>
+      <w:r>
+        <w:rPr>
+          <w:rFonts w:ascii="Times New Roman" w:hAnsi="Times New Roman" w:cs="Times New Roman"/>
+          <w:sz w:val="28"/>
+          <w:szCs w:val="28"/>
+        </w:rPr>
+        <w:t xml:space="preserve"> </w:t>
+      </w:r>
+      <w:proofErr w:type="spellStart"/>
+      <w:r>
+        <w:rPr>
+          <w:rFonts w:ascii="Times New Roman" w:hAnsi="Times New Roman" w:cs="Times New Roman"/>
+          <w:sz w:val="28"/>
+          <w:szCs w:val="28"/>
+        </w:rPr>
+        <w:t>Software</w:t>
+      </w:r>
+      <w:proofErr w:type="spellEnd"/>
+      <w:r>
+        <w:rPr>
+          <w:rFonts w:ascii="Times New Roman" w:hAnsi="Times New Roman" w:cs="Times New Roman"/>
+          <w:sz w:val="28"/>
+          <w:szCs w:val="28"/>
+        </w:rPr>
+        <w:t xml:space="preserve"> </w:t>
+      </w:r>
+      <w:proofErr w:type="spellStart"/>
+      <w:r>
+        <w:rPr>
+          <w:rFonts w:ascii="Times New Roman" w:hAnsi="Times New Roman" w:cs="Times New Roman"/>
+          <w:sz w:val="28"/>
+          <w:szCs w:val="28"/>
+        </w:rPr>
+        <w:t>Foundation</w:t>
+      </w:r>
+      <w:proofErr w:type="spellEnd"/>
+      <w:r>
+        <w:rPr>
+          <w:rFonts w:ascii="Times New Roman" w:hAnsi="Times New Roman" w:cs="Times New Roman"/>
+          <w:sz w:val="28"/>
+          <w:szCs w:val="28"/>
+        </w:rPr>
+        <w:t xml:space="preserve">. </w:t>
+      </w:r>
+      <w:proofErr w:type="spellStart"/>
+      <w:r>
+        <w:rPr>
+          <w:rFonts w:ascii="Times New Roman" w:hAnsi="Times New Roman" w:cs="Times New Roman"/>
+          <w:sz w:val="28"/>
+          <w:szCs w:val="28"/>
+        </w:rPr>
+        <w:t>Django</w:t>
+      </w:r>
+      <w:proofErr w:type="spellEnd"/>
+      <w:r>
+        <w:rPr>
+          <w:rFonts w:ascii="Times New Roman" w:hAnsi="Times New Roman" w:cs="Times New Roman"/>
+          <w:sz w:val="28"/>
+          <w:szCs w:val="28"/>
+        </w:rPr>
+        <w:t xml:space="preserve"> </w:t>
+      </w:r>
+      <w:proofErr w:type="spellStart"/>
+      <w:r>
+        <w:rPr>
+          <w:rFonts w:ascii="Times New Roman" w:hAnsi="Times New Roman" w:cs="Times New Roman"/>
+          <w:sz w:val="28"/>
+          <w:szCs w:val="28"/>
+        </w:rPr>
+        <w:t>Documentation</w:t>
+      </w:r>
+      <w:proofErr w:type="spellEnd"/>
+      <w:r>
+        <w:rPr>
+          <w:rFonts w:ascii="Times New Roman" w:hAnsi="Times New Roman" w:cs="Times New Roman"/>
+          <w:sz w:val="28"/>
+          <w:szCs w:val="28"/>
+        </w:rPr>
+        <w:t xml:space="preserve"> [Электронный ресурс]. — URL: https://docs.djangoproject.com/ (дата обращения: 09.11.2025).</w:t>
       </w:r>
     </w:p>
     <w:p>
@@ -20615,13 +22964,59 @@
           <w:szCs w:val="28"/>
         </w:rPr>
       </w:pPr>
-      <w:r>
-        <w:rPr>
-          <w:rFonts w:ascii="Times New Roman" w:hAnsi="Times New Roman" w:cs="Times New Roman"/>
-          <w:sz w:val="28"/>
-          <w:szCs w:val="28"/>
-        </w:rPr>
-        <w:t>Django REST Framework. Documentation [Электронный ресурс]. — URL: https://www.django-rest-framework.org/ (дата обращения: 08.11.2025).</w:t>
+      <w:proofErr w:type="spellStart"/>
+      <w:r>
+        <w:rPr>
+          <w:rFonts w:ascii="Times New Roman" w:hAnsi="Times New Roman" w:cs="Times New Roman"/>
+          <w:sz w:val="28"/>
+          <w:szCs w:val="28"/>
+        </w:rPr>
+        <w:t>Django</w:t>
+      </w:r>
+      <w:proofErr w:type="spellEnd"/>
+      <w:r>
+        <w:rPr>
+          <w:rFonts w:ascii="Times New Roman" w:hAnsi="Times New Roman" w:cs="Times New Roman"/>
+          <w:sz w:val="28"/>
+          <w:szCs w:val="28"/>
+        </w:rPr>
+        <w:t xml:space="preserve"> REST </w:t>
+      </w:r>
+      <w:proofErr w:type="spellStart"/>
+      <w:r>
+        <w:rPr>
+          <w:rFonts w:ascii="Times New Roman" w:hAnsi="Times New Roman" w:cs="Times New Roman"/>
+          <w:sz w:val="28"/>
+          <w:szCs w:val="28"/>
+        </w:rPr>
+        <w:t>Framework</w:t>
+      </w:r>
+      <w:proofErr w:type="spellEnd"/>
+      <w:r>
+        <w:rPr>
+          <w:rFonts w:ascii="Times New Roman" w:hAnsi="Times New Roman" w:cs="Times New Roman"/>
+          <w:sz w:val="28"/>
+          <w:szCs w:val="28"/>
+        </w:rPr>
+        <w:t xml:space="preserve">. </w:t>
+      </w:r>
+      <w:proofErr w:type="spellStart"/>
+      <w:r>
+        <w:rPr>
+          <w:rFonts w:ascii="Times New Roman" w:hAnsi="Times New Roman" w:cs="Times New Roman"/>
+          <w:sz w:val="28"/>
+          <w:szCs w:val="28"/>
+        </w:rPr>
+        <w:t>Documentation</w:t>
+      </w:r>
+      <w:proofErr w:type="spellEnd"/>
+      <w:r>
+        <w:rPr>
+          <w:rFonts w:ascii="Times New Roman" w:hAnsi="Times New Roman" w:cs="Times New Roman"/>
+          <w:sz w:val="28"/>
+          <w:szCs w:val="28"/>
+        </w:rPr>
+        <w:t xml:space="preserve"> [Электронный ресурс]. — URL: https://www.django-rest-framework.org/ (дата обращения: 08.11.2025).</w:t>
       </w:r>
     </w:p>
     <w:p>
@@ -20640,13 +23035,59 @@
           <w:szCs w:val="28"/>
         </w:rPr>
       </w:pPr>
-      <w:r>
-        <w:rPr>
-          <w:rFonts w:ascii="Times New Roman" w:hAnsi="Times New Roman" w:cs="Times New Roman"/>
-          <w:sz w:val="28"/>
-          <w:szCs w:val="28"/>
-        </w:rPr>
-        <w:t>PostgreSQL Official Documentation [Электронный ресурс]. — URL: https://www.postgresql.org/docs/ (дата обращения: 10.11.2025).</w:t>
+      <w:proofErr w:type="spellStart"/>
+      <w:r>
+        <w:rPr>
+          <w:rFonts w:ascii="Times New Roman" w:hAnsi="Times New Roman" w:cs="Times New Roman"/>
+          <w:sz w:val="28"/>
+          <w:szCs w:val="28"/>
+        </w:rPr>
+        <w:t>PostgreSQL</w:t>
+      </w:r>
+      <w:proofErr w:type="spellEnd"/>
+      <w:r>
+        <w:rPr>
+          <w:rFonts w:ascii="Times New Roman" w:hAnsi="Times New Roman" w:cs="Times New Roman"/>
+          <w:sz w:val="28"/>
+          <w:szCs w:val="28"/>
+        </w:rPr>
+        <w:t xml:space="preserve"> </w:t>
+      </w:r>
+      <w:proofErr w:type="spellStart"/>
+      <w:r>
+        <w:rPr>
+          <w:rFonts w:ascii="Times New Roman" w:hAnsi="Times New Roman" w:cs="Times New Roman"/>
+          <w:sz w:val="28"/>
+          <w:szCs w:val="28"/>
+        </w:rPr>
+        <w:t>Official</w:t>
+      </w:r>
+      <w:proofErr w:type="spellEnd"/>
+      <w:r>
+        <w:rPr>
+          <w:rFonts w:ascii="Times New Roman" w:hAnsi="Times New Roman" w:cs="Times New Roman"/>
+          <w:sz w:val="28"/>
+          <w:szCs w:val="28"/>
+        </w:rPr>
+        <w:t xml:space="preserve"> </w:t>
+      </w:r>
+      <w:proofErr w:type="spellStart"/>
+      <w:r>
+        <w:rPr>
+          <w:rFonts w:ascii="Times New Roman" w:hAnsi="Times New Roman" w:cs="Times New Roman"/>
+          <w:sz w:val="28"/>
+          <w:szCs w:val="28"/>
+        </w:rPr>
+        <w:t>Documentation</w:t>
+      </w:r>
+      <w:proofErr w:type="spellEnd"/>
+      <w:r>
+        <w:rPr>
+          <w:rFonts w:ascii="Times New Roman" w:hAnsi="Times New Roman" w:cs="Times New Roman"/>
+          <w:sz w:val="28"/>
+          <w:szCs w:val="28"/>
+        </w:rPr>
+        <w:t xml:space="preserve"> [Электронный ресурс]. — URL: https://www.postgresql.org/docs/ (дата обращения: 10.11.2025).</w:t>
       </w:r>
     </w:p>
     <w:p>
@@ -20760,13 +23201,41 @@
           <w:szCs w:val="28"/>
         </w:rPr>
       </w:pPr>
-      <w:r>
-        <w:rPr>
-          <w:rFonts w:ascii="Times New Roman" w:hAnsi="Times New Roman" w:cs="Times New Roman"/>
-          <w:sz w:val="28"/>
-          <w:szCs w:val="28"/>
-        </w:rPr>
-        <w:t>React Documentation [Электронный ресурс]. — URL: https://reactjs.org/docs/ (дата обращения: 10.11.2025).</w:t>
+      <w:proofErr w:type="spellStart"/>
+      <w:r>
+        <w:rPr>
+          <w:rFonts w:ascii="Times New Roman" w:hAnsi="Times New Roman" w:cs="Times New Roman"/>
+          <w:sz w:val="28"/>
+          <w:szCs w:val="28"/>
+        </w:rPr>
+        <w:t>React</w:t>
+      </w:r>
+      <w:proofErr w:type="spellEnd"/>
+      <w:r>
+        <w:rPr>
+          <w:rFonts w:ascii="Times New Roman" w:hAnsi="Times New Roman" w:cs="Times New Roman"/>
+          <w:sz w:val="28"/>
+          <w:szCs w:val="28"/>
+        </w:rPr>
+        <w:t xml:space="preserve"> </w:t>
+      </w:r>
+      <w:proofErr w:type="spellStart"/>
+      <w:r>
+        <w:rPr>
+          <w:rFonts w:ascii="Times New Roman" w:hAnsi="Times New Roman" w:cs="Times New Roman"/>
+          <w:sz w:val="28"/>
+          <w:szCs w:val="28"/>
+        </w:rPr>
+        <w:t>Documentation</w:t>
+      </w:r>
+      <w:proofErr w:type="spellEnd"/>
+      <w:r>
+        <w:rPr>
+          <w:rFonts w:ascii="Times New Roman" w:hAnsi="Times New Roman" w:cs="Times New Roman"/>
+          <w:sz w:val="28"/>
+          <w:szCs w:val="28"/>
+        </w:rPr>
+        <w:t xml:space="preserve"> [Электронный ресурс]. — URL: https://reactjs.org/docs/ (дата обращения: 10.11.2025).</w:t>
       </w:r>
     </w:p>
     <w:p>
@@ -20791,7 +23260,25 @@
           <w:sz w:val="28"/>
           <w:szCs w:val="28"/>
         </w:rPr>
-        <w:t>Vue.js Documentation [Электронный ресурс]. — URL: https://vuejs.org/guide/ (дата обращения: 10.11.2025).</w:t>
+        <w:t xml:space="preserve">Vue.js </w:t>
+      </w:r>
+      <w:proofErr w:type="spellStart"/>
+      <w:r>
+        <w:rPr>
+          <w:rFonts w:ascii="Times New Roman" w:hAnsi="Times New Roman" w:cs="Times New Roman"/>
+          <w:sz w:val="28"/>
+          <w:szCs w:val="28"/>
+        </w:rPr>
+        <w:t>Documentation</w:t>
+      </w:r>
+      <w:proofErr w:type="spellEnd"/>
+      <w:r>
+        <w:rPr>
+          <w:rFonts w:ascii="Times New Roman" w:hAnsi="Times New Roman" w:cs="Times New Roman"/>
+          <w:sz w:val="28"/>
+          <w:szCs w:val="28"/>
+        </w:rPr>
+        <w:t xml:space="preserve"> [Электронный ресурс]. — URL: https://vuejs.org/guide/ (дата обращения: 10.11.2025).</w:t>
       </w:r>
     </w:p>
     <w:p>
@@ -20810,13 +23297,23 @@
           <w:szCs w:val="28"/>
         </w:rPr>
       </w:pPr>
-      <w:r>
-        <w:rPr>
-          <w:rFonts w:ascii="Times New Roman" w:hAnsi="Times New Roman" w:cs="Times New Roman"/>
-          <w:sz w:val="28"/>
-          <w:szCs w:val="28"/>
-        </w:rPr>
-        <w:t>Notion [Электронный ресурс]. — URL: https://notion.so (дата обращения: 10.11.2025).</w:t>
+      <w:proofErr w:type="spellStart"/>
+      <w:r>
+        <w:rPr>
+          <w:rFonts w:ascii="Times New Roman" w:hAnsi="Times New Roman" w:cs="Times New Roman"/>
+          <w:sz w:val="28"/>
+          <w:szCs w:val="28"/>
+        </w:rPr>
+        <w:t>Notion</w:t>
+      </w:r>
+      <w:proofErr w:type="spellEnd"/>
+      <w:r>
+        <w:rPr>
+          <w:rFonts w:ascii="Times New Roman" w:hAnsi="Times New Roman" w:cs="Times New Roman"/>
+          <w:sz w:val="28"/>
+          <w:szCs w:val="28"/>
+        </w:rPr>
+        <w:t xml:space="preserve"> [Электронный ресурс]. — URL: https://notion.so (дата обращения: 10.11.2025).</w:t>
       </w:r>
     </w:p>
     <w:p>
@@ -20835,13 +23332,23 @@
           <w:szCs w:val="28"/>
         </w:rPr>
       </w:pPr>
-      <w:r>
-        <w:rPr>
-          <w:rFonts w:ascii="Times New Roman" w:hAnsi="Times New Roman" w:cs="Times New Roman"/>
-          <w:sz w:val="28"/>
-          <w:szCs w:val="28"/>
-        </w:rPr>
-        <w:t>Trello [Электронный ресурс]. — URL: https://trello.com (дата обращения: 10.11.2025).</w:t>
+      <w:proofErr w:type="spellStart"/>
+      <w:r>
+        <w:rPr>
+          <w:rFonts w:ascii="Times New Roman" w:hAnsi="Times New Roman" w:cs="Times New Roman"/>
+          <w:sz w:val="28"/>
+          <w:szCs w:val="28"/>
+        </w:rPr>
+        <w:t>Trello</w:t>
+      </w:r>
+      <w:proofErr w:type="spellEnd"/>
+      <w:r>
+        <w:rPr>
+          <w:rFonts w:ascii="Times New Roman" w:hAnsi="Times New Roman" w:cs="Times New Roman"/>
+          <w:sz w:val="28"/>
+          <w:szCs w:val="28"/>
+        </w:rPr>
+        <w:t xml:space="preserve"> [Электронный ресурс]. — URL: https://trello.com (дата обращения: 10.11.2025).</w:t>
       </w:r>
     </w:p>
     <w:p>
@@ -20860,13 +23367,23 @@
           <w:szCs w:val="28"/>
         </w:rPr>
       </w:pPr>
-      <w:r>
-        <w:rPr>
-          <w:rFonts w:ascii="Times New Roman" w:hAnsi="Times New Roman" w:cs="Times New Roman"/>
-          <w:sz w:val="28"/>
-          <w:szCs w:val="28"/>
-        </w:rPr>
-        <w:t>Todoist [Электронный ресурс]. — URL: https://todoist.com (дата обращения: 10.11.2025).</w:t>
+      <w:proofErr w:type="spellStart"/>
+      <w:r>
+        <w:rPr>
+          <w:rFonts w:ascii="Times New Roman" w:hAnsi="Times New Roman" w:cs="Times New Roman"/>
+          <w:sz w:val="28"/>
+          <w:szCs w:val="28"/>
+        </w:rPr>
+        <w:t>Todoist</w:t>
+      </w:r>
+      <w:proofErr w:type="spellEnd"/>
+      <w:r>
+        <w:rPr>
+          <w:rFonts w:ascii="Times New Roman" w:hAnsi="Times New Roman" w:cs="Times New Roman"/>
+          <w:sz w:val="28"/>
+          <w:szCs w:val="28"/>
+        </w:rPr>
+        <w:t xml:space="preserve"> [Электронный ресурс]. — URL: https://todoist.com (дата обращения: 10.11.2025).</w:t>
       </w:r>
     </w:p>
     <w:p>
@@ -20891,7 +23408,25 @@
           <w:sz w:val="28"/>
           <w:szCs w:val="28"/>
         </w:rPr>
-        <w:t>ГОСТ 34.602-2020 Техническое задание на создание автоматизированной системы. — М.: Стандартинформ, 2020.</w:t>
+        <w:t xml:space="preserve">ГОСТ 34.602-2020 Техническое задание на создание автоматизированной системы. — М.: </w:t>
+      </w:r>
+      <w:proofErr w:type="spellStart"/>
+      <w:r>
+        <w:rPr>
+          <w:rFonts w:ascii="Times New Roman" w:hAnsi="Times New Roman" w:cs="Times New Roman"/>
+          <w:sz w:val="28"/>
+          <w:szCs w:val="28"/>
+        </w:rPr>
+        <w:t>Стандартинформ</w:t>
+      </w:r>
+      <w:proofErr w:type="spellEnd"/>
+      <w:r>
+        <w:rPr>
+          <w:rFonts w:ascii="Times New Roman" w:hAnsi="Times New Roman" w:cs="Times New Roman"/>
+          <w:sz w:val="28"/>
+          <w:szCs w:val="28"/>
+        </w:rPr>
+        <w:t>, 2020.</w:t>
       </w:r>
     </w:p>
     <w:p>
@@ -20917,7 +23452,25 @@
           <w:szCs w:val="28"/>
         </w:rPr>
         <w:lastRenderedPageBreak/>
-        <w:t>ГОСТ Р 59795-2021 Национальный стандарт Российской Федерации. Единая система программной документации. Руководство пользователя. — М.: Стандартинформ, 2021.</w:t>
+        <w:t xml:space="preserve">ГОСТ Р 59795-2021 Национальный стандарт Российской Федерации. Единая система программной документации. Руководство пользователя. — М.: </w:t>
+      </w:r>
+      <w:proofErr w:type="spellStart"/>
+      <w:r>
+        <w:rPr>
+          <w:rFonts w:ascii="Times New Roman" w:hAnsi="Times New Roman" w:cs="Times New Roman"/>
+          <w:sz w:val="28"/>
+          <w:szCs w:val="28"/>
+        </w:rPr>
+        <w:t>Стандартинформ</w:t>
+      </w:r>
+      <w:proofErr w:type="spellEnd"/>
+      <w:r>
+        <w:rPr>
+          <w:rFonts w:ascii="Times New Roman" w:hAnsi="Times New Roman" w:cs="Times New Roman"/>
+          <w:sz w:val="28"/>
+          <w:szCs w:val="28"/>
+        </w:rPr>
+        <w:t>, 2021.</w:t>
       </w:r>
     </w:p>
     <w:p>
@@ -20942,7 +23495,25 @@
           <w:sz w:val="28"/>
           <w:szCs w:val="28"/>
         </w:rPr>
-        <w:t>ГОСТ Р 59853-2021 Национальный стандарт Российской Федерации. Единая система программной документации. Руководство программиста. — М.: Стандартинформ, 2021.</w:t>
+        <w:t xml:space="preserve">ГОСТ Р 59853-2021 Национальный стандарт Российской Федерации. Единая система программной документации. Руководство программиста. — М.: </w:t>
+      </w:r>
+      <w:proofErr w:type="spellStart"/>
+      <w:r>
+        <w:rPr>
+          <w:rFonts w:ascii="Times New Roman" w:hAnsi="Times New Roman" w:cs="Times New Roman"/>
+          <w:sz w:val="28"/>
+          <w:szCs w:val="28"/>
+        </w:rPr>
+        <w:t>Стандартинформ</w:t>
+      </w:r>
+      <w:proofErr w:type="spellEnd"/>
+      <w:r>
+        <w:rPr>
+          <w:rFonts w:ascii="Times New Roman" w:hAnsi="Times New Roman" w:cs="Times New Roman"/>
+          <w:sz w:val="28"/>
+          <w:szCs w:val="28"/>
+        </w:rPr>
+        <w:t>, 2021.</w:t>
       </w:r>
     </w:p>
     <w:p>
@@ -21190,8 +23761,8 @@
       </w:r>
     </w:p>
     <w:sectPr>
-      <w:footerReference w:type="default" r:id="rId24"/>
-      <w:footerReference w:type="first" r:id="rId25"/>
+      <w:footerReference w:type="default" r:id="rId25"/>
+      <w:footerReference w:type="first" r:id="rId26"/>
       <w:pgSz w:w="11906" w:h="16838"/>
       <w:pgMar w:top="1134" w:right="707" w:bottom="1134" w:left="1701" w:header="709" w:footer="709" w:gutter="0"/>
       <w:pgNumType w:start="2"/>
@@ -21393,7 +23964,7 @@
             <w:sz w:val="24"/>
             <w:szCs w:val="24"/>
           </w:rPr>
-          <w:t>32</w:t>
+          <w:t>34</w:t>
         </w:r>
         <w:r>
           <w:rPr>
@@ -27673,7 +30244,7 @@
 </file>
 
 <file path=customXml/itemProps1.xml><?xml version="1.0" encoding="utf-8"?>
-<ds:datastoreItem xmlns:ds="http://schemas.openxmlformats.org/officeDocument/2006/customXml" ds:itemID="{0910EA6D-026A-4A2E-ABF8-E69328ABC157}">
+<ds:datastoreItem xmlns:ds="http://schemas.openxmlformats.org/officeDocument/2006/customXml" ds:itemID="{31538614-7A8A-4DF4-94EF-C4C131D69A1E}">
   <ds:schemaRefs>
     <ds:schemaRef ds:uri="http://schemas.openxmlformats.org/officeDocument/2006/bibliography"/>
   </ds:schemaRefs>
